--- a/XEngine_Docment/Docment_en.docx
+++ b/XEngine_Docment/Docment_en.docx
@@ -11,7 +11,7 @@
           <w:szCs w:val="44"/>
         </w:rPr>
       </w:pPr>
-      <w:bookmarkStart w:id="0" w:name="_Toc195085182"/>
+      <w:bookmarkStart w:id="0" w:name="_Toc213424984"/>
       <w:proofErr w:type="spellStart"/>
       <w:r>
         <w:rPr>
@@ -98,7 +98,7 @@
           <w:r>
             <w:fldChar w:fldCharType="separate"/>
           </w:r>
-          <w:hyperlink w:anchor="_Toc195085182" w:history="1">
+          <w:hyperlink w:anchor="_Toc213424984" w:history="1">
             <w:r>
               <w:rPr>
                 <w:rStyle w:val="ad"/>
@@ -136,7 +136,7 @@
                 <w:noProof/>
                 <w:webHidden/>
               </w:rPr>
-              <w:instrText>PAGEREF _Toc195085182 \h</w:instrText>
+              <w:instrText>PAGEREF _Toc213424984 \h</w:instrText>
             </w:r>
             <w:r>
               <w:rPr>
@@ -155,6 +155,7 @@
             </w:r>
             <w:r>
               <w:rPr>
+                <w:rFonts w:hint="eastAsia"/>
                 <w:noProof/>
                 <w:webHidden/>
               </w:rPr>
@@ -191,7 +192,7 @@
               <w14:ligatures w14:val="standardContextual"/>
             </w:rPr>
           </w:pPr>
-          <w:hyperlink w:anchor="_Toc195085183" w:history="1">
+          <w:hyperlink w:anchor="_Toc213424985" w:history="1">
             <w:r>
               <w:rPr>
                 <w:rStyle w:val="ad"/>
@@ -229,7 +230,7 @@
                 <w:noProof/>
                 <w:webHidden/>
               </w:rPr>
-              <w:instrText>PAGEREF _Toc195085183 \h</w:instrText>
+              <w:instrText>PAGEREF _Toc213424985 \h</w:instrText>
             </w:r>
             <w:r>
               <w:rPr>
@@ -248,6 +249,7 @@
             </w:r>
             <w:r>
               <w:rPr>
+                <w:rFonts w:hint="eastAsia"/>
                 <w:noProof/>
                 <w:webHidden/>
               </w:rPr>
@@ -284,7 +286,7 @@
               <w14:ligatures w14:val="standardContextual"/>
             </w:rPr>
           </w:pPr>
-          <w:hyperlink w:anchor="_Toc195085184" w:history="1">
+          <w:hyperlink w:anchor="_Toc213424986" w:history="1">
             <w:r>
               <w:rPr>
                 <w:rStyle w:val="ad"/>
@@ -322,7 +324,7 @@
                 <w:noProof/>
                 <w:webHidden/>
               </w:rPr>
-              <w:instrText>PAGEREF _Toc195085184 \h</w:instrText>
+              <w:instrText>PAGEREF _Toc213424986 \h</w:instrText>
             </w:r>
             <w:r>
               <w:rPr>
@@ -341,6 +343,7 @@
             </w:r>
             <w:r>
               <w:rPr>
+                <w:rFonts w:hint="eastAsia"/>
                 <w:noProof/>
                 <w:webHidden/>
               </w:rPr>
@@ -377,7 +380,7 @@
               <w14:ligatures w14:val="standardContextual"/>
             </w:rPr>
           </w:pPr>
-          <w:hyperlink w:anchor="_Toc195085185" w:history="1">
+          <w:hyperlink w:anchor="_Toc213424987" w:history="1">
             <w:r>
               <w:rPr>
                 <w:rStyle w:val="ad"/>
@@ -415,7 +418,7 @@
                 <w:noProof/>
                 <w:webHidden/>
               </w:rPr>
-              <w:instrText>PAGEREF _Toc195085185 \h</w:instrText>
+              <w:instrText>PAGEREF _Toc213424987 \h</w:instrText>
             </w:r>
             <w:r>
               <w:rPr>
@@ -434,6 +437,7 @@
             </w:r>
             <w:r>
               <w:rPr>
+                <w:rFonts w:hint="eastAsia"/>
                 <w:noProof/>
                 <w:webHidden/>
               </w:rPr>
@@ -470,7 +474,7 @@
               <w14:ligatures w14:val="standardContextual"/>
             </w:rPr>
           </w:pPr>
-          <w:hyperlink w:anchor="_Toc195085186" w:history="1">
+          <w:hyperlink w:anchor="_Toc213424988" w:history="1">
             <w:r>
               <w:rPr>
                 <w:rStyle w:val="ad"/>
@@ -508,7 +512,7 @@
                 <w:noProof/>
                 <w:webHidden/>
               </w:rPr>
-              <w:instrText>PAGEREF _Toc195085186 \h</w:instrText>
+              <w:instrText>PAGEREF _Toc213424988 \h</w:instrText>
             </w:r>
             <w:r>
               <w:rPr>
@@ -527,6 +531,7 @@
             </w:r>
             <w:r>
               <w:rPr>
+                <w:rFonts w:hint="eastAsia"/>
                 <w:noProof/>
                 <w:webHidden/>
               </w:rPr>
@@ -563,7 +568,7 @@
               <w14:ligatures w14:val="standardContextual"/>
             </w:rPr>
           </w:pPr>
-          <w:hyperlink w:anchor="_Toc195085187" w:history="1">
+          <w:hyperlink w:anchor="_Toc213424989" w:history="1">
             <w:r>
               <w:rPr>
                 <w:rStyle w:val="ad"/>
@@ -609,7 +614,7 @@
                 <w:noProof/>
                 <w:webHidden/>
               </w:rPr>
-              <w:instrText>PAGEREF _Toc195085187 \h</w:instrText>
+              <w:instrText>PAGEREF _Toc213424989 \h</w:instrText>
             </w:r>
             <w:r>
               <w:rPr>
@@ -628,6 +633,7 @@
             </w:r>
             <w:r>
               <w:rPr>
+                <w:rFonts w:hint="eastAsia"/>
                 <w:noProof/>
                 <w:webHidden/>
               </w:rPr>
@@ -664,7 +670,7 @@
               <w14:ligatures w14:val="standardContextual"/>
             </w:rPr>
           </w:pPr>
-          <w:hyperlink w:anchor="_Toc195085188" w:history="1">
+          <w:hyperlink w:anchor="_Toc213424990" w:history="1">
             <w:r>
               <w:rPr>
                 <w:rStyle w:val="ad"/>
@@ -702,7 +708,7 @@
                 <w:noProof/>
                 <w:webHidden/>
               </w:rPr>
-              <w:instrText>PAGEREF _Toc195085188 \h</w:instrText>
+              <w:instrText>PAGEREF _Toc213424990 \h</w:instrText>
             </w:r>
             <w:r>
               <w:rPr>
@@ -721,6 +727,7 @@
             </w:r>
             <w:r>
               <w:rPr>
+                <w:rFonts w:hint="eastAsia"/>
                 <w:noProof/>
                 <w:webHidden/>
               </w:rPr>
@@ -757,7 +764,7 @@
               <w14:ligatures w14:val="standardContextual"/>
             </w:rPr>
           </w:pPr>
-          <w:hyperlink w:anchor="_Toc195085189" w:history="1">
+          <w:hyperlink w:anchor="_Toc213424991" w:history="1">
             <w:r>
               <w:rPr>
                 <w:rStyle w:val="ad"/>
@@ -795,7 +802,7 @@
                 <w:noProof/>
                 <w:webHidden/>
               </w:rPr>
-              <w:instrText>PAGEREF _Toc195085189 \h</w:instrText>
+              <w:instrText>PAGEREF _Toc213424991 \h</w:instrText>
             </w:r>
             <w:r>
               <w:rPr>
@@ -814,6 +821,7 @@
             </w:r>
             <w:r>
               <w:rPr>
+                <w:rFonts w:hint="eastAsia"/>
                 <w:noProof/>
                 <w:webHidden/>
               </w:rPr>
@@ -850,7 +858,7 @@
               <w14:ligatures w14:val="standardContextual"/>
             </w:rPr>
           </w:pPr>
-          <w:hyperlink w:anchor="_Toc195085190" w:history="1">
+          <w:hyperlink w:anchor="_Toc213424992" w:history="1">
             <w:r>
               <w:rPr>
                 <w:rStyle w:val="ad"/>
@@ -888,7 +896,7 @@
                 <w:noProof/>
                 <w:webHidden/>
               </w:rPr>
-              <w:instrText>PAGEREF _Toc195085190 \h</w:instrText>
+              <w:instrText>PAGEREF _Toc213424992 \h</w:instrText>
             </w:r>
             <w:r>
               <w:rPr>
@@ -907,6 +915,7 @@
             </w:r>
             <w:r>
               <w:rPr>
+                <w:rFonts w:hint="eastAsia"/>
                 <w:noProof/>
                 <w:webHidden/>
               </w:rPr>
@@ -943,7 +952,7 @@
               <w14:ligatures w14:val="standardContextual"/>
             </w:rPr>
           </w:pPr>
-          <w:hyperlink w:anchor="_Toc195085191" w:history="1">
+          <w:hyperlink w:anchor="_Toc213424993" w:history="1">
             <w:r>
               <w:rPr>
                 <w:rStyle w:val="ad"/>
@@ -981,7 +990,7 @@
                 <w:noProof/>
                 <w:webHidden/>
               </w:rPr>
-              <w:instrText>PAGEREF _Toc195085191 \h</w:instrText>
+              <w:instrText>PAGEREF _Toc213424993 \h</w:instrText>
             </w:r>
             <w:r>
               <w:rPr>
@@ -1000,6 +1009,7 @@
             </w:r>
             <w:r>
               <w:rPr>
+                <w:rFonts w:hint="eastAsia"/>
                 <w:noProof/>
                 <w:webHidden/>
               </w:rPr>
@@ -1036,7 +1046,7 @@
               <w14:ligatures w14:val="standardContextual"/>
             </w:rPr>
           </w:pPr>
-          <w:hyperlink w:anchor="_Toc195085192" w:history="1">
+          <w:hyperlink w:anchor="_Toc213424994" w:history="1">
             <w:r>
               <w:rPr>
                 <w:rStyle w:val="ad"/>
@@ -1082,7 +1092,7 @@
                 <w:noProof/>
                 <w:webHidden/>
               </w:rPr>
-              <w:instrText>PAGEREF _Toc195085192 \h</w:instrText>
+              <w:instrText>PAGEREF _Toc213424994 \h</w:instrText>
             </w:r>
             <w:r>
               <w:rPr>
@@ -1101,6 +1111,7 @@
             </w:r>
             <w:r>
               <w:rPr>
+                <w:rFonts w:hint="eastAsia"/>
                 <w:noProof/>
                 <w:webHidden/>
               </w:rPr>
@@ -1137,7 +1148,7 @@
               <w14:ligatures w14:val="standardContextual"/>
             </w:rPr>
           </w:pPr>
-          <w:hyperlink w:anchor="_Toc195085193" w:history="1">
+          <w:hyperlink w:anchor="_Toc213424995" w:history="1">
             <w:r>
               <w:rPr>
                 <w:rStyle w:val="ad"/>
@@ -1175,7 +1186,7 @@
                 <w:noProof/>
                 <w:webHidden/>
               </w:rPr>
-              <w:instrText>PAGEREF _Toc195085193 \h</w:instrText>
+              <w:instrText>PAGEREF _Toc213424995 \h</w:instrText>
             </w:r>
             <w:r>
               <w:rPr>
@@ -1194,6 +1205,7 @@
             </w:r>
             <w:r>
               <w:rPr>
+                <w:rFonts w:hint="eastAsia"/>
                 <w:noProof/>
                 <w:webHidden/>
               </w:rPr>
@@ -1230,7 +1242,7 @@
               <w14:ligatures w14:val="standardContextual"/>
             </w:rPr>
           </w:pPr>
-          <w:hyperlink w:anchor="_Toc195085194" w:history="1">
+          <w:hyperlink w:anchor="_Toc213424996" w:history="1">
             <w:r>
               <w:rPr>
                 <w:rStyle w:val="ad"/>
@@ -1268,7 +1280,7 @@
                 <w:noProof/>
                 <w:webHidden/>
               </w:rPr>
-              <w:instrText>PAGEREF _Toc195085194 \h</w:instrText>
+              <w:instrText>PAGEREF _Toc213424996 \h</w:instrText>
             </w:r>
             <w:r>
               <w:rPr>
@@ -1287,6 +1299,7 @@
             </w:r>
             <w:r>
               <w:rPr>
+                <w:rFonts w:hint="eastAsia"/>
                 <w:noProof/>
                 <w:webHidden/>
               </w:rPr>
@@ -1323,7 +1336,7 @@
               <w14:ligatures w14:val="standardContextual"/>
             </w:rPr>
           </w:pPr>
-          <w:hyperlink w:anchor="_Toc195085195" w:history="1">
+          <w:hyperlink w:anchor="_Toc213424997" w:history="1">
             <w:r>
               <w:rPr>
                 <w:rStyle w:val="ad"/>
@@ -1361,7 +1374,7 @@
                 <w:noProof/>
                 <w:webHidden/>
               </w:rPr>
-              <w:instrText>PAGEREF _Toc195085195 \h</w:instrText>
+              <w:instrText>PAGEREF _Toc213424997 \h</w:instrText>
             </w:r>
             <w:r>
               <w:rPr>
@@ -1380,6 +1393,7 @@
             </w:r>
             <w:r>
               <w:rPr>
+                <w:rFonts w:hint="eastAsia"/>
                 <w:noProof/>
                 <w:webHidden/>
               </w:rPr>
@@ -1416,7 +1430,7 @@
               <w14:ligatures w14:val="standardContextual"/>
             </w:rPr>
           </w:pPr>
-          <w:hyperlink w:anchor="_Toc195085196" w:history="1">
+          <w:hyperlink w:anchor="_Toc213424998" w:history="1">
             <w:r>
               <w:rPr>
                 <w:rStyle w:val="ad"/>
@@ -1462,7 +1476,7 @@
                 <w:noProof/>
                 <w:webHidden/>
               </w:rPr>
-              <w:instrText>PAGEREF _Toc195085196 \h</w:instrText>
+              <w:instrText>PAGEREF _Toc213424998 \h</w:instrText>
             </w:r>
             <w:r>
               <w:rPr>
@@ -1481,6 +1495,7 @@
             </w:r>
             <w:r>
               <w:rPr>
+                <w:rFonts w:hint="eastAsia"/>
                 <w:noProof/>
                 <w:webHidden/>
               </w:rPr>
@@ -1517,7 +1532,7 @@
               <w14:ligatures w14:val="standardContextual"/>
             </w:rPr>
           </w:pPr>
-          <w:hyperlink w:anchor="_Toc195085197" w:history="1">
+          <w:hyperlink w:anchor="_Toc213424999" w:history="1">
             <w:r>
               <w:rPr>
                 <w:rStyle w:val="ad"/>
@@ -1555,7 +1570,7 @@
                 <w:noProof/>
                 <w:webHidden/>
               </w:rPr>
-              <w:instrText>PAGEREF _Toc195085197 \h</w:instrText>
+              <w:instrText>PAGEREF _Toc213424999 \h</w:instrText>
             </w:r>
             <w:r>
               <w:rPr>
@@ -1574,6 +1589,7 @@
             </w:r>
             <w:r>
               <w:rPr>
+                <w:rFonts w:hint="eastAsia"/>
                 <w:noProof/>
                 <w:webHidden/>
               </w:rPr>
@@ -1610,7 +1626,7 @@
               <w14:ligatures w14:val="standardContextual"/>
             </w:rPr>
           </w:pPr>
-          <w:hyperlink w:anchor="_Toc195085198" w:history="1">
+          <w:hyperlink w:anchor="_Toc213425000" w:history="1">
             <w:r>
               <w:rPr>
                 <w:rStyle w:val="ad"/>
@@ -1648,7 +1664,7 @@
                 <w:noProof/>
                 <w:webHidden/>
               </w:rPr>
-              <w:instrText>PAGEREF _Toc195085198 \h</w:instrText>
+              <w:instrText>PAGEREF _Toc213425000 \h</w:instrText>
             </w:r>
             <w:r>
               <w:rPr>
@@ -1667,6 +1683,7 @@
             </w:r>
             <w:r>
               <w:rPr>
+                <w:rFonts w:hint="eastAsia"/>
                 <w:noProof/>
                 <w:webHidden/>
               </w:rPr>
@@ -1703,7 +1720,7 @@
               <w14:ligatures w14:val="standardContextual"/>
             </w:rPr>
           </w:pPr>
-          <w:hyperlink w:anchor="_Toc195085199" w:history="1">
+          <w:hyperlink w:anchor="_Toc213425001" w:history="1">
             <w:r>
               <w:rPr>
                 <w:rStyle w:val="ad"/>
@@ -1741,7 +1758,7 @@
                 <w:noProof/>
                 <w:webHidden/>
               </w:rPr>
-              <w:instrText>PAGEREF _Toc195085199 \h</w:instrText>
+              <w:instrText>PAGEREF _Toc213425001 \h</w:instrText>
             </w:r>
             <w:r>
               <w:rPr>
@@ -1760,6 +1777,7 @@
             </w:r>
             <w:r>
               <w:rPr>
+                <w:rFonts w:hint="eastAsia"/>
                 <w:noProof/>
                 <w:webHidden/>
               </w:rPr>
@@ -1796,7 +1814,7 @@
               <w14:ligatures w14:val="standardContextual"/>
             </w:rPr>
           </w:pPr>
-          <w:hyperlink w:anchor="_Toc195085200" w:history="1">
+          <w:hyperlink w:anchor="_Toc213425002" w:history="1">
             <w:r>
               <w:rPr>
                 <w:rStyle w:val="ad"/>
@@ -1834,7 +1852,7 @@
                 <w:noProof/>
                 <w:webHidden/>
               </w:rPr>
-              <w:instrText>PAGEREF _Toc195085200 \h</w:instrText>
+              <w:instrText>PAGEREF _Toc213425002 \h</w:instrText>
             </w:r>
             <w:r>
               <w:rPr>
@@ -1853,6 +1871,7 @@
             </w:r>
             <w:r>
               <w:rPr>
+                <w:rFonts w:hint="eastAsia"/>
                 <w:noProof/>
                 <w:webHidden/>
               </w:rPr>
@@ -1889,7 +1908,7 @@
               <w14:ligatures w14:val="standardContextual"/>
             </w:rPr>
           </w:pPr>
-          <w:hyperlink w:anchor="_Toc195085201" w:history="1">
+          <w:hyperlink w:anchor="_Toc213425003" w:history="1">
             <w:r>
               <w:rPr>
                 <w:rStyle w:val="ad"/>
@@ -1927,7 +1946,7 @@
                 <w:noProof/>
                 <w:webHidden/>
               </w:rPr>
-              <w:instrText>PAGEREF _Toc195085201 \h</w:instrText>
+              <w:instrText>PAGEREF _Toc213425003 \h</w:instrText>
             </w:r>
             <w:r>
               <w:rPr>
@@ -1946,6 +1965,7 @@
             </w:r>
             <w:r>
               <w:rPr>
+                <w:rFonts w:hint="eastAsia"/>
                 <w:noProof/>
                 <w:webHidden/>
               </w:rPr>
@@ -1982,7 +2002,7 @@
               <w14:ligatures w14:val="standardContextual"/>
             </w:rPr>
           </w:pPr>
-          <w:hyperlink w:anchor="_Toc195085202" w:history="1">
+          <w:hyperlink w:anchor="_Toc213425004" w:history="1">
             <w:r>
               <w:rPr>
                 <w:rStyle w:val="ad"/>
@@ -2020,7 +2040,7 @@
                 <w:noProof/>
                 <w:webHidden/>
               </w:rPr>
-              <w:instrText>PAGEREF _Toc195085202 \h</w:instrText>
+              <w:instrText>PAGEREF _Toc213425004 \h</w:instrText>
             </w:r>
             <w:r>
               <w:rPr>
@@ -2039,6 +2059,7 @@
             </w:r>
             <w:r>
               <w:rPr>
+                <w:rFonts w:hint="eastAsia"/>
                 <w:noProof/>
                 <w:webHidden/>
               </w:rPr>
@@ -2075,7 +2096,7 @@
               <w14:ligatures w14:val="standardContextual"/>
             </w:rPr>
           </w:pPr>
-          <w:hyperlink w:anchor="_Toc195085203" w:history="1">
+          <w:hyperlink w:anchor="_Toc213425005" w:history="1">
             <w:r>
               <w:rPr>
                 <w:rStyle w:val="ad"/>
@@ -2113,7 +2134,7 @@
                 <w:noProof/>
                 <w:webHidden/>
               </w:rPr>
-              <w:instrText>PAGEREF _Toc195085203 \h</w:instrText>
+              <w:instrText>PAGEREF _Toc213425005 \h</w:instrText>
             </w:r>
             <w:r>
               <w:rPr>
@@ -2132,6 +2153,7 @@
             </w:r>
             <w:r>
               <w:rPr>
+                <w:rFonts w:hint="eastAsia"/>
                 <w:noProof/>
                 <w:webHidden/>
               </w:rPr>
@@ -2168,7 +2190,7 @@
               <w14:ligatures w14:val="standardContextual"/>
             </w:rPr>
           </w:pPr>
-          <w:hyperlink w:anchor="_Toc195085204" w:history="1">
+          <w:hyperlink w:anchor="_Toc213425006" w:history="1">
             <w:r>
               <w:rPr>
                 <w:rStyle w:val="ad"/>
@@ -2206,7 +2228,7 @@
                 <w:noProof/>
                 <w:webHidden/>
               </w:rPr>
-              <w:instrText>PAGEREF _Toc195085204 \h</w:instrText>
+              <w:instrText>PAGEREF _Toc213425006 \h</w:instrText>
             </w:r>
             <w:r>
               <w:rPr>
@@ -2225,6 +2247,7 @@
             </w:r>
             <w:r>
               <w:rPr>
+                <w:rFonts w:hint="eastAsia"/>
                 <w:noProof/>
                 <w:webHidden/>
               </w:rPr>
@@ -2261,14 +2284,14 @@
               <w14:ligatures w14:val="standardContextual"/>
             </w:rPr>
           </w:pPr>
-          <w:hyperlink w:anchor="_Toc195085205" w:history="1">
+          <w:hyperlink w:anchor="_Toc213425007" w:history="1">
             <w:r>
               <w:rPr>
                 <w:rStyle w:val="ad"/>
                 <w:rFonts w:hint="eastAsia"/>
                 <w:noProof/>
               </w:rPr>
-              <w:t>3.4 Convert Push Stream Protocol</w:t>
+              <w:t>3.4 HTTP Management API</w:t>
             </w:r>
             <w:r>
               <w:rPr>
@@ -2299,7 +2322,7 @@
                 <w:noProof/>
                 <w:webHidden/>
               </w:rPr>
-              <w:instrText>PAGEREF _Toc195085205 \h</w:instrText>
+              <w:instrText>PAGEREF _Toc213425007 \h</w:instrText>
             </w:r>
             <w:r>
               <w:rPr>
@@ -2318,6 +2341,7 @@
             </w:r>
             <w:r>
               <w:rPr>
+                <w:rFonts w:hint="eastAsia"/>
                 <w:noProof/>
                 <w:webHidden/>
               </w:rPr>
@@ -2354,14 +2378,14 @@
               <w14:ligatures w14:val="standardContextual"/>
             </w:rPr>
           </w:pPr>
-          <w:hyperlink w:anchor="_Toc195085206" w:history="1">
+          <w:hyperlink w:anchor="_Toc213425008" w:history="1">
             <w:r>
               <w:rPr>
                 <w:rStyle w:val="ad"/>
                 <w:rFonts w:hint="eastAsia"/>
                 <w:noProof/>
               </w:rPr>
-              <w:t>3.4.1 Play</w:t>
+              <w:t>3.4.1 Get Publish List</w:t>
             </w:r>
             <w:r>
               <w:rPr>
@@ -2392,7 +2416,7 @@
                 <w:noProof/>
                 <w:webHidden/>
               </w:rPr>
-              <w:instrText>PAGEREF _Toc195085206 \h</w:instrText>
+              <w:instrText>PAGEREF _Toc213425008 \h</w:instrText>
             </w:r>
             <w:r>
               <w:rPr>
@@ -2411,6 +2435,7 @@
             </w:r>
             <w:r>
               <w:rPr>
+                <w:rFonts w:hint="eastAsia"/>
                 <w:noProof/>
                 <w:webHidden/>
               </w:rPr>
@@ -2447,14 +2472,14 @@
               <w14:ligatures w14:val="standardContextual"/>
             </w:rPr>
           </w:pPr>
-          <w:hyperlink w:anchor="_Toc195085207" w:history="1">
+          <w:hyperlink w:anchor="_Toc213425009" w:history="1">
             <w:r>
               <w:rPr>
                 <w:rStyle w:val="ad"/>
                 <w:rFonts w:hint="eastAsia"/>
                 <w:noProof/>
               </w:rPr>
-              <w:t>3.4.2 Stop</w:t>
+              <w:t>3.4.2 Get Pull List</w:t>
             </w:r>
             <w:r>
               <w:rPr>
@@ -2485,7 +2510,7 @@
                 <w:noProof/>
                 <w:webHidden/>
               </w:rPr>
-              <w:instrText>PAGEREF _Toc195085207 \h</w:instrText>
+              <w:instrText>PAGEREF _Toc213425009 \h</w:instrText>
             </w:r>
             <w:r>
               <w:rPr>
@@ -2504,6 +2529,7 @@
             </w:r>
             <w:r>
               <w:rPr>
+                <w:rFonts w:hint="eastAsia"/>
                 <w:noProof/>
                 <w:webHidden/>
               </w:rPr>
@@ -2514,7 +2540,203 @@
                 <w:noProof/>
                 <w:webHidden/>
               </w:rPr>
-              <w:t>10</w:t>
+              <w:t>11</w:t>
+            </w:r>
+            <w:r>
+              <w:rPr>
+                <w:rFonts w:hint="eastAsia"/>
+                <w:noProof/>
+                <w:webHidden/>
+              </w:rPr>
+              <w:fldChar w:fldCharType="end"/>
+            </w:r>
+          </w:hyperlink>
+        </w:p>
+        <w:p>
+          <w:pPr>
+            <w:pStyle w:val="TOC1"/>
+            <w:tabs>
+              <w:tab w:val="right" w:leader="dot" w:pos="8296"/>
+            </w:tabs>
+            <w:rPr>
+              <w:rFonts w:hint="eastAsia"/>
+              <w:noProof/>
+              <w:sz w:val="22"/>
+              <w:szCs w:val="24"/>
+              <w14:ligatures w14:val="standardContextual"/>
+            </w:rPr>
+          </w:pPr>
+          <w:hyperlink w:anchor="_Toc213425010" w:history="1">
+            <w:r>
+              <w:rPr>
+                <w:rStyle w:val="ad"/>
+                <w:rFonts w:hint="eastAsia"/>
+                <w:noProof/>
+              </w:rPr>
+              <w:t>四</w:t>
+            </w:r>
+            <w:r>
+              <w:rPr>
+                <w:rStyle w:val="ad"/>
+                <w:rFonts w:hint="eastAsia"/>
+                <w:noProof/>
+              </w:rPr>
+              <w:t xml:space="preserve"> Configure Description</w:t>
+            </w:r>
+            <w:r>
+              <w:rPr>
+                <w:rFonts w:hint="eastAsia"/>
+                <w:noProof/>
+                <w:webHidden/>
+              </w:rPr>
+              <w:tab/>
+            </w:r>
+            <w:r>
+              <w:rPr>
+                <w:rFonts w:hint="eastAsia"/>
+                <w:noProof/>
+                <w:webHidden/>
+              </w:rPr>
+              <w:fldChar w:fldCharType="begin"/>
+            </w:r>
+            <w:r>
+              <w:rPr>
+                <w:rFonts w:hint="eastAsia"/>
+                <w:noProof/>
+                <w:webHidden/>
+              </w:rPr>
+              <w:instrText xml:space="preserve"> </w:instrText>
+            </w:r>
+            <w:r>
+              <w:rPr>
+                <w:noProof/>
+                <w:webHidden/>
+              </w:rPr>
+              <w:instrText>PAGEREF _Toc213425010 \h</w:instrText>
+            </w:r>
+            <w:r>
+              <w:rPr>
+                <w:rFonts w:hint="eastAsia"/>
+                <w:noProof/>
+                <w:webHidden/>
+              </w:rPr>
+              <w:instrText xml:space="preserve"> </w:instrText>
+            </w:r>
+            <w:r>
+              <w:rPr>
+                <w:rFonts w:hint="eastAsia"/>
+                <w:noProof/>
+                <w:webHidden/>
+              </w:rPr>
+            </w:r>
+            <w:r>
+              <w:rPr>
+                <w:rFonts w:hint="eastAsia"/>
+                <w:noProof/>
+                <w:webHidden/>
+              </w:rPr>
+              <w:fldChar w:fldCharType="separate"/>
+            </w:r>
+            <w:r>
+              <w:rPr>
+                <w:noProof/>
+                <w:webHidden/>
+              </w:rPr>
+              <w:t>11</w:t>
+            </w:r>
+            <w:r>
+              <w:rPr>
+                <w:rFonts w:hint="eastAsia"/>
+                <w:noProof/>
+                <w:webHidden/>
+              </w:rPr>
+              <w:fldChar w:fldCharType="end"/>
+            </w:r>
+          </w:hyperlink>
+        </w:p>
+        <w:p>
+          <w:pPr>
+            <w:pStyle w:val="TOC2"/>
+            <w:tabs>
+              <w:tab w:val="right" w:leader="dot" w:pos="8296"/>
+            </w:tabs>
+            <w:rPr>
+              <w:rFonts w:hint="eastAsia"/>
+              <w:noProof/>
+              <w:sz w:val="22"/>
+              <w:szCs w:val="24"/>
+              <w14:ligatures w14:val="standardContextual"/>
+            </w:rPr>
+          </w:pPr>
+          <w:hyperlink w:anchor="_Toc213425011" w:history="1">
+            <w:r>
+              <w:rPr>
+                <w:rStyle w:val="ad"/>
+                <w:rFonts w:hint="eastAsia"/>
+                <w:noProof/>
+              </w:rPr>
+              <w:t>4.1 Service Configure</w:t>
+            </w:r>
+            <w:r>
+              <w:rPr>
+                <w:rFonts w:hint="eastAsia"/>
+                <w:noProof/>
+                <w:webHidden/>
+              </w:rPr>
+              <w:tab/>
+            </w:r>
+            <w:r>
+              <w:rPr>
+                <w:rFonts w:hint="eastAsia"/>
+                <w:noProof/>
+                <w:webHidden/>
+              </w:rPr>
+              <w:fldChar w:fldCharType="begin"/>
+            </w:r>
+            <w:r>
+              <w:rPr>
+                <w:rFonts w:hint="eastAsia"/>
+                <w:noProof/>
+                <w:webHidden/>
+              </w:rPr>
+              <w:instrText xml:space="preserve"> </w:instrText>
+            </w:r>
+            <w:r>
+              <w:rPr>
+                <w:noProof/>
+                <w:webHidden/>
+              </w:rPr>
+              <w:instrText>PAGEREF _Toc213425011 \h</w:instrText>
+            </w:r>
+            <w:r>
+              <w:rPr>
+                <w:rFonts w:hint="eastAsia"/>
+                <w:noProof/>
+                <w:webHidden/>
+              </w:rPr>
+              <w:instrText xml:space="preserve"> </w:instrText>
+            </w:r>
+            <w:r>
+              <w:rPr>
+                <w:rFonts w:hint="eastAsia"/>
+                <w:noProof/>
+                <w:webHidden/>
+              </w:rPr>
+            </w:r>
+            <w:r>
+              <w:rPr>
+                <w:rFonts w:hint="eastAsia"/>
+                <w:noProof/>
+                <w:webHidden/>
+              </w:rPr>
+              <w:fldChar w:fldCharType="separate"/>
+            </w:r>
+            <w:r>
+              <w:rPr>
+                <w:noProof/>
+                <w:webHidden/>
+              </w:rPr>
+              <w:t>11</w:t>
             </w:r>
             <w:r>
               <w:rPr>
@@ -2540,14 +2762,14 @@
               <w14:ligatures w14:val="standardContextual"/>
             </w:rPr>
           </w:pPr>
-          <w:hyperlink w:anchor="_Toc195085208" w:history="1">
+          <w:hyperlink w:anchor="_Toc213425012" w:history="1">
             <w:r>
               <w:rPr>
                 <w:rStyle w:val="ad"/>
                 <w:rFonts w:hint="eastAsia"/>
                 <w:noProof/>
               </w:rPr>
-              <w:t>3.4.3 Enum</w:t>
+              <w:t>4.1.1 basic configure</w:t>
             </w:r>
             <w:r>
               <w:rPr>
@@ -2578,7 +2800,7 @@
                 <w:noProof/>
                 <w:webHidden/>
               </w:rPr>
-              <w:instrText>PAGEREF _Toc195085208 \h</w:instrText>
+              <w:instrText>PAGEREF _Toc213425012 \h</w:instrText>
             </w:r>
             <w:r>
               <w:rPr>
@@ -2597,6 +2819,7 @@
             </w:r>
             <w:r>
               <w:rPr>
+                <w:rFonts w:hint="eastAsia"/>
                 <w:noProof/>
                 <w:webHidden/>
               </w:rPr>
@@ -2608,6 +2831,672 @@
                 <w:webHidden/>
               </w:rPr>
               <w:t>11</w:t>
+            </w:r>
+            <w:r>
+              <w:rPr>
+                <w:rFonts w:hint="eastAsia"/>
+                <w:noProof/>
+                <w:webHidden/>
+              </w:rPr>
+              <w:fldChar w:fldCharType="end"/>
+            </w:r>
+          </w:hyperlink>
+        </w:p>
+        <w:p>
+          <w:pPr>
+            <w:pStyle w:val="TOC3"/>
+            <w:tabs>
+              <w:tab w:val="right" w:leader="dot" w:pos="8296"/>
+            </w:tabs>
+            <w:rPr>
+              <w:rFonts w:hint="eastAsia"/>
+              <w:noProof/>
+              <w:sz w:val="22"/>
+              <w:szCs w:val="24"/>
+              <w14:ligatures w14:val="standardContextual"/>
+            </w:rPr>
+          </w:pPr>
+          <w:hyperlink w:anchor="_Toc213425013" w:history="1">
+            <w:r>
+              <w:rPr>
+                <w:rStyle w:val="ad"/>
+                <w:rFonts w:hint="eastAsia"/>
+                <w:noProof/>
+              </w:rPr>
+              <w:t>4.1.2 Max Configure</w:t>
+            </w:r>
+            <w:r>
+              <w:rPr>
+                <w:rFonts w:hint="eastAsia"/>
+                <w:noProof/>
+                <w:webHidden/>
+              </w:rPr>
+              <w:tab/>
+            </w:r>
+            <w:r>
+              <w:rPr>
+                <w:rFonts w:hint="eastAsia"/>
+                <w:noProof/>
+                <w:webHidden/>
+              </w:rPr>
+              <w:fldChar w:fldCharType="begin"/>
+            </w:r>
+            <w:r>
+              <w:rPr>
+                <w:rFonts w:hint="eastAsia"/>
+                <w:noProof/>
+                <w:webHidden/>
+              </w:rPr>
+              <w:instrText xml:space="preserve"> </w:instrText>
+            </w:r>
+            <w:r>
+              <w:rPr>
+                <w:noProof/>
+                <w:webHidden/>
+              </w:rPr>
+              <w:instrText>PAGEREF _Toc213425013 \h</w:instrText>
+            </w:r>
+            <w:r>
+              <w:rPr>
+                <w:rFonts w:hint="eastAsia"/>
+                <w:noProof/>
+                <w:webHidden/>
+              </w:rPr>
+              <w:instrText xml:space="preserve"> </w:instrText>
+            </w:r>
+            <w:r>
+              <w:rPr>
+                <w:rFonts w:hint="eastAsia"/>
+                <w:noProof/>
+                <w:webHidden/>
+              </w:rPr>
+            </w:r>
+            <w:r>
+              <w:rPr>
+                <w:rFonts w:hint="eastAsia"/>
+                <w:noProof/>
+                <w:webHidden/>
+              </w:rPr>
+              <w:fldChar w:fldCharType="separate"/>
+            </w:r>
+            <w:r>
+              <w:rPr>
+                <w:noProof/>
+                <w:webHidden/>
+              </w:rPr>
+              <w:t>12</w:t>
+            </w:r>
+            <w:r>
+              <w:rPr>
+                <w:rFonts w:hint="eastAsia"/>
+                <w:noProof/>
+                <w:webHidden/>
+              </w:rPr>
+              <w:fldChar w:fldCharType="end"/>
+            </w:r>
+          </w:hyperlink>
+        </w:p>
+        <w:p>
+          <w:pPr>
+            <w:pStyle w:val="TOC3"/>
+            <w:tabs>
+              <w:tab w:val="right" w:leader="dot" w:pos="8296"/>
+            </w:tabs>
+            <w:rPr>
+              <w:rFonts w:hint="eastAsia"/>
+              <w:noProof/>
+              <w:sz w:val="22"/>
+              <w:szCs w:val="24"/>
+              <w14:ligatures w14:val="standardContextual"/>
+            </w:rPr>
+          </w:pPr>
+          <w:hyperlink w:anchor="_Toc213425014" w:history="1">
+            <w:r>
+              <w:rPr>
+                <w:rStyle w:val="ad"/>
+                <w:rFonts w:hint="eastAsia"/>
+                <w:noProof/>
+              </w:rPr>
+              <w:t>4.1.3 Time Configure</w:t>
+            </w:r>
+            <w:r>
+              <w:rPr>
+                <w:rFonts w:hint="eastAsia"/>
+                <w:noProof/>
+                <w:webHidden/>
+              </w:rPr>
+              <w:tab/>
+            </w:r>
+            <w:r>
+              <w:rPr>
+                <w:rFonts w:hint="eastAsia"/>
+                <w:noProof/>
+                <w:webHidden/>
+              </w:rPr>
+              <w:fldChar w:fldCharType="begin"/>
+            </w:r>
+            <w:r>
+              <w:rPr>
+                <w:rFonts w:hint="eastAsia"/>
+                <w:noProof/>
+                <w:webHidden/>
+              </w:rPr>
+              <w:instrText xml:space="preserve"> </w:instrText>
+            </w:r>
+            <w:r>
+              <w:rPr>
+                <w:noProof/>
+                <w:webHidden/>
+              </w:rPr>
+              <w:instrText>PAGEREF _Toc213425014 \h</w:instrText>
+            </w:r>
+            <w:r>
+              <w:rPr>
+                <w:rFonts w:hint="eastAsia"/>
+                <w:noProof/>
+                <w:webHidden/>
+              </w:rPr>
+              <w:instrText xml:space="preserve"> </w:instrText>
+            </w:r>
+            <w:r>
+              <w:rPr>
+                <w:rFonts w:hint="eastAsia"/>
+                <w:noProof/>
+                <w:webHidden/>
+              </w:rPr>
+            </w:r>
+            <w:r>
+              <w:rPr>
+                <w:rFonts w:hint="eastAsia"/>
+                <w:noProof/>
+                <w:webHidden/>
+              </w:rPr>
+              <w:fldChar w:fldCharType="separate"/>
+            </w:r>
+            <w:r>
+              <w:rPr>
+                <w:noProof/>
+                <w:webHidden/>
+              </w:rPr>
+              <w:t>12</w:t>
+            </w:r>
+            <w:r>
+              <w:rPr>
+                <w:rFonts w:hint="eastAsia"/>
+                <w:noProof/>
+                <w:webHidden/>
+              </w:rPr>
+              <w:fldChar w:fldCharType="end"/>
+            </w:r>
+          </w:hyperlink>
+        </w:p>
+        <w:p>
+          <w:pPr>
+            <w:pStyle w:val="TOC3"/>
+            <w:tabs>
+              <w:tab w:val="right" w:leader="dot" w:pos="8296"/>
+            </w:tabs>
+            <w:rPr>
+              <w:rFonts w:hint="eastAsia"/>
+              <w:noProof/>
+              <w:sz w:val="22"/>
+              <w:szCs w:val="24"/>
+              <w14:ligatures w14:val="standardContextual"/>
+            </w:rPr>
+          </w:pPr>
+          <w:hyperlink w:anchor="_Toc213425015" w:history="1">
+            <w:r>
+              <w:rPr>
+                <w:rStyle w:val="ad"/>
+                <w:rFonts w:hint="eastAsia"/>
+                <w:noProof/>
+              </w:rPr>
+              <w:t>4.1.4 Pull Configure</w:t>
+            </w:r>
+            <w:r>
+              <w:rPr>
+                <w:rFonts w:hint="eastAsia"/>
+                <w:noProof/>
+                <w:webHidden/>
+              </w:rPr>
+              <w:tab/>
+            </w:r>
+            <w:r>
+              <w:rPr>
+                <w:rFonts w:hint="eastAsia"/>
+                <w:noProof/>
+                <w:webHidden/>
+              </w:rPr>
+              <w:fldChar w:fldCharType="begin"/>
+            </w:r>
+            <w:r>
+              <w:rPr>
+                <w:rFonts w:hint="eastAsia"/>
+                <w:noProof/>
+                <w:webHidden/>
+              </w:rPr>
+              <w:instrText xml:space="preserve"> </w:instrText>
+            </w:r>
+            <w:r>
+              <w:rPr>
+                <w:noProof/>
+                <w:webHidden/>
+              </w:rPr>
+              <w:instrText>PAGEREF _Toc213425015 \h</w:instrText>
+            </w:r>
+            <w:r>
+              <w:rPr>
+                <w:rFonts w:hint="eastAsia"/>
+                <w:noProof/>
+                <w:webHidden/>
+              </w:rPr>
+              <w:instrText xml:space="preserve"> </w:instrText>
+            </w:r>
+            <w:r>
+              <w:rPr>
+                <w:rFonts w:hint="eastAsia"/>
+                <w:noProof/>
+                <w:webHidden/>
+              </w:rPr>
+            </w:r>
+            <w:r>
+              <w:rPr>
+                <w:rFonts w:hint="eastAsia"/>
+                <w:noProof/>
+                <w:webHidden/>
+              </w:rPr>
+              <w:fldChar w:fldCharType="separate"/>
+            </w:r>
+            <w:r>
+              <w:rPr>
+                <w:noProof/>
+                <w:webHidden/>
+              </w:rPr>
+              <w:t>12</w:t>
+            </w:r>
+            <w:r>
+              <w:rPr>
+                <w:rFonts w:hint="eastAsia"/>
+                <w:noProof/>
+                <w:webHidden/>
+              </w:rPr>
+              <w:fldChar w:fldCharType="end"/>
+            </w:r>
+          </w:hyperlink>
+        </w:p>
+        <w:p>
+          <w:pPr>
+            <w:pStyle w:val="TOC3"/>
+            <w:tabs>
+              <w:tab w:val="right" w:leader="dot" w:pos="8296"/>
+            </w:tabs>
+            <w:rPr>
+              <w:rFonts w:hint="eastAsia"/>
+              <w:noProof/>
+              <w:sz w:val="22"/>
+              <w:szCs w:val="24"/>
+              <w14:ligatures w14:val="standardContextual"/>
+            </w:rPr>
+          </w:pPr>
+          <w:hyperlink w:anchor="_Toc213425016" w:history="1">
+            <w:r>
+              <w:rPr>
+                <w:rStyle w:val="ad"/>
+                <w:rFonts w:hint="eastAsia"/>
+                <w:noProof/>
+              </w:rPr>
+              <w:t>4.1.5 Log Configure</w:t>
+            </w:r>
+            <w:r>
+              <w:rPr>
+                <w:rFonts w:hint="eastAsia"/>
+                <w:noProof/>
+                <w:webHidden/>
+              </w:rPr>
+              <w:tab/>
+            </w:r>
+            <w:r>
+              <w:rPr>
+                <w:rFonts w:hint="eastAsia"/>
+                <w:noProof/>
+                <w:webHidden/>
+              </w:rPr>
+              <w:fldChar w:fldCharType="begin"/>
+            </w:r>
+            <w:r>
+              <w:rPr>
+                <w:rFonts w:hint="eastAsia"/>
+                <w:noProof/>
+                <w:webHidden/>
+              </w:rPr>
+              <w:instrText xml:space="preserve"> </w:instrText>
+            </w:r>
+            <w:r>
+              <w:rPr>
+                <w:noProof/>
+                <w:webHidden/>
+              </w:rPr>
+              <w:instrText>PAGEREF _Toc213425016 \h</w:instrText>
+            </w:r>
+            <w:r>
+              <w:rPr>
+                <w:rFonts w:hint="eastAsia"/>
+                <w:noProof/>
+                <w:webHidden/>
+              </w:rPr>
+              <w:instrText xml:space="preserve"> </w:instrText>
+            </w:r>
+            <w:r>
+              <w:rPr>
+                <w:rFonts w:hint="eastAsia"/>
+                <w:noProof/>
+                <w:webHidden/>
+              </w:rPr>
+            </w:r>
+            <w:r>
+              <w:rPr>
+                <w:rFonts w:hint="eastAsia"/>
+                <w:noProof/>
+                <w:webHidden/>
+              </w:rPr>
+              <w:fldChar w:fldCharType="separate"/>
+            </w:r>
+            <w:r>
+              <w:rPr>
+                <w:noProof/>
+                <w:webHidden/>
+              </w:rPr>
+              <w:t>12</w:t>
+            </w:r>
+            <w:r>
+              <w:rPr>
+                <w:rFonts w:hint="eastAsia"/>
+                <w:noProof/>
+                <w:webHidden/>
+              </w:rPr>
+              <w:fldChar w:fldCharType="end"/>
+            </w:r>
+          </w:hyperlink>
+        </w:p>
+        <w:p>
+          <w:pPr>
+            <w:pStyle w:val="TOC3"/>
+            <w:tabs>
+              <w:tab w:val="right" w:leader="dot" w:pos="8296"/>
+            </w:tabs>
+            <w:rPr>
+              <w:rFonts w:hint="eastAsia"/>
+              <w:noProof/>
+              <w:sz w:val="22"/>
+              <w:szCs w:val="24"/>
+              <w14:ligatures w14:val="standardContextual"/>
+            </w:rPr>
+          </w:pPr>
+          <w:hyperlink w:anchor="_Toc213425017" w:history="1">
+            <w:r>
+              <w:rPr>
+                <w:rStyle w:val="ad"/>
+                <w:rFonts w:hint="eastAsia"/>
+                <w:noProof/>
+              </w:rPr>
+              <w:t>5.1.6 Report Configure</w:t>
+            </w:r>
+            <w:r>
+              <w:rPr>
+                <w:rFonts w:hint="eastAsia"/>
+                <w:noProof/>
+                <w:webHidden/>
+              </w:rPr>
+              <w:tab/>
+            </w:r>
+            <w:r>
+              <w:rPr>
+                <w:rFonts w:hint="eastAsia"/>
+                <w:noProof/>
+                <w:webHidden/>
+              </w:rPr>
+              <w:fldChar w:fldCharType="begin"/>
+            </w:r>
+            <w:r>
+              <w:rPr>
+                <w:rFonts w:hint="eastAsia"/>
+                <w:noProof/>
+                <w:webHidden/>
+              </w:rPr>
+              <w:instrText xml:space="preserve"> </w:instrText>
+            </w:r>
+            <w:r>
+              <w:rPr>
+                <w:noProof/>
+                <w:webHidden/>
+              </w:rPr>
+              <w:instrText>PAGEREF _Toc213425017 \h</w:instrText>
+            </w:r>
+            <w:r>
+              <w:rPr>
+                <w:rFonts w:hint="eastAsia"/>
+                <w:noProof/>
+                <w:webHidden/>
+              </w:rPr>
+              <w:instrText xml:space="preserve"> </w:instrText>
+            </w:r>
+            <w:r>
+              <w:rPr>
+                <w:rFonts w:hint="eastAsia"/>
+                <w:noProof/>
+                <w:webHidden/>
+              </w:rPr>
+            </w:r>
+            <w:r>
+              <w:rPr>
+                <w:rFonts w:hint="eastAsia"/>
+                <w:noProof/>
+                <w:webHidden/>
+              </w:rPr>
+              <w:fldChar w:fldCharType="separate"/>
+            </w:r>
+            <w:r>
+              <w:rPr>
+                <w:noProof/>
+                <w:webHidden/>
+              </w:rPr>
+              <w:t>13</w:t>
+            </w:r>
+            <w:r>
+              <w:rPr>
+                <w:rFonts w:hint="eastAsia"/>
+                <w:noProof/>
+                <w:webHidden/>
+              </w:rPr>
+              <w:fldChar w:fldCharType="end"/>
+            </w:r>
+          </w:hyperlink>
+        </w:p>
+        <w:p>
+          <w:pPr>
+            <w:pStyle w:val="TOC3"/>
+            <w:tabs>
+              <w:tab w:val="right" w:leader="dot" w:pos="8296"/>
+            </w:tabs>
+            <w:rPr>
+              <w:rFonts w:hint="eastAsia"/>
+              <w:noProof/>
+              <w:sz w:val="22"/>
+              <w:szCs w:val="24"/>
+              <w14:ligatures w14:val="standardContextual"/>
+            </w:rPr>
+          </w:pPr>
+          <w:hyperlink w:anchor="_Toc213425018" w:history="1">
+            <w:r>
+              <w:rPr>
+                <w:rStyle w:val="ad"/>
+                <w:rFonts w:hint="eastAsia"/>
+                <w:noProof/>
+              </w:rPr>
+              <w:t>5.1.7 User Verification</w:t>
+            </w:r>
+            <w:r>
+              <w:rPr>
+                <w:rFonts w:hint="eastAsia"/>
+                <w:noProof/>
+                <w:webHidden/>
+              </w:rPr>
+              <w:tab/>
+            </w:r>
+            <w:r>
+              <w:rPr>
+                <w:rFonts w:hint="eastAsia"/>
+                <w:noProof/>
+                <w:webHidden/>
+              </w:rPr>
+              <w:fldChar w:fldCharType="begin"/>
+            </w:r>
+            <w:r>
+              <w:rPr>
+                <w:rFonts w:hint="eastAsia"/>
+                <w:noProof/>
+                <w:webHidden/>
+              </w:rPr>
+              <w:instrText xml:space="preserve"> </w:instrText>
+            </w:r>
+            <w:r>
+              <w:rPr>
+                <w:noProof/>
+                <w:webHidden/>
+              </w:rPr>
+              <w:instrText>PAGEREF _Toc213425018 \h</w:instrText>
+            </w:r>
+            <w:r>
+              <w:rPr>
+                <w:rFonts w:hint="eastAsia"/>
+                <w:noProof/>
+                <w:webHidden/>
+              </w:rPr>
+              <w:instrText xml:space="preserve"> </w:instrText>
+            </w:r>
+            <w:r>
+              <w:rPr>
+                <w:rFonts w:hint="eastAsia"/>
+                <w:noProof/>
+                <w:webHidden/>
+              </w:rPr>
+            </w:r>
+            <w:r>
+              <w:rPr>
+                <w:rFonts w:hint="eastAsia"/>
+                <w:noProof/>
+                <w:webHidden/>
+              </w:rPr>
+              <w:fldChar w:fldCharType="separate"/>
+            </w:r>
+            <w:r>
+              <w:rPr>
+                <w:noProof/>
+                <w:webHidden/>
+              </w:rPr>
+              <w:t>13</w:t>
+            </w:r>
+            <w:r>
+              <w:rPr>
+                <w:rFonts w:hint="eastAsia"/>
+                <w:noProof/>
+                <w:webHidden/>
+              </w:rPr>
+              <w:fldChar w:fldCharType="end"/>
+            </w:r>
+          </w:hyperlink>
+        </w:p>
+        <w:p>
+          <w:pPr>
+            <w:pStyle w:val="TOC1"/>
+            <w:tabs>
+              <w:tab w:val="right" w:leader="dot" w:pos="8296"/>
+            </w:tabs>
+            <w:rPr>
+              <w:rFonts w:hint="eastAsia"/>
+              <w:noProof/>
+              <w:sz w:val="22"/>
+              <w:szCs w:val="24"/>
+              <w14:ligatures w14:val="standardContextual"/>
+            </w:rPr>
+          </w:pPr>
+          <w:hyperlink w:anchor="_Toc213425019" w:history="1">
+            <w:r>
+              <w:rPr>
+                <w:rStyle w:val="ad"/>
+                <w:rFonts w:hint="eastAsia"/>
+                <w:noProof/>
+              </w:rPr>
+              <w:t>五</w:t>
+            </w:r>
+            <w:r>
+              <w:rPr>
+                <w:rStyle w:val="ad"/>
+                <w:rFonts w:hint="eastAsia"/>
+                <w:noProof/>
+              </w:rPr>
+              <w:t xml:space="preserve"> Advanced instructions</w:t>
+            </w:r>
+            <w:r>
+              <w:rPr>
+                <w:rFonts w:hint="eastAsia"/>
+                <w:noProof/>
+                <w:webHidden/>
+              </w:rPr>
+              <w:tab/>
+            </w:r>
+            <w:r>
+              <w:rPr>
+                <w:rFonts w:hint="eastAsia"/>
+                <w:noProof/>
+                <w:webHidden/>
+              </w:rPr>
+              <w:fldChar w:fldCharType="begin"/>
+            </w:r>
+            <w:r>
+              <w:rPr>
+                <w:rFonts w:hint="eastAsia"/>
+                <w:noProof/>
+                <w:webHidden/>
+              </w:rPr>
+              <w:instrText xml:space="preserve"> </w:instrText>
+            </w:r>
+            <w:r>
+              <w:rPr>
+                <w:noProof/>
+                <w:webHidden/>
+              </w:rPr>
+              <w:instrText>PAGEREF _Toc213425019 \h</w:instrText>
+            </w:r>
+            <w:r>
+              <w:rPr>
+                <w:rFonts w:hint="eastAsia"/>
+                <w:noProof/>
+                <w:webHidden/>
+              </w:rPr>
+              <w:instrText xml:space="preserve"> </w:instrText>
+            </w:r>
+            <w:r>
+              <w:rPr>
+                <w:rFonts w:hint="eastAsia"/>
+                <w:noProof/>
+                <w:webHidden/>
+              </w:rPr>
+            </w:r>
+            <w:r>
+              <w:rPr>
+                <w:rFonts w:hint="eastAsia"/>
+                <w:noProof/>
+                <w:webHidden/>
+              </w:rPr>
+              <w:fldChar w:fldCharType="separate"/>
+            </w:r>
+            <w:r>
+              <w:rPr>
+                <w:noProof/>
+                <w:webHidden/>
+              </w:rPr>
+              <w:t>13</w:t>
             </w:r>
             <w:r>
               <w:rPr>
@@ -2633,14 +3522,14 @@
               <w14:ligatures w14:val="standardContextual"/>
             </w:rPr>
           </w:pPr>
-          <w:hyperlink w:anchor="_Toc195085209" w:history="1">
+          <w:hyperlink w:anchor="_Toc213425020" w:history="1">
             <w:r>
               <w:rPr>
                 <w:rStyle w:val="ad"/>
                 <w:rFonts w:hint="eastAsia"/>
                 <w:noProof/>
               </w:rPr>
-              <w:t>3.5 HTTP Management API</w:t>
+              <w:t>5.1 GOP Cache</w:t>
             </w:r>
             <w:r>
               <w:rPr>
@@ -2671,7 +3560,7 @@
                 <w:noProof/>
                 <w:webHidden/>
               </w:rPr>
-              <w:instrText>PAGEREF _Toc195085209 \h</w:instrText>
+              <w:instrText>PAGEREF _Toc213425020 \h</w:instrText>
             </w:r>
             <w:r>
               <w:rPr>
@@ -2690,6 +3579,7 @@
             </w:r>
             <w:r>
               <w:rPr>
+                <w:rFonts w:hint="eastAsia"/>
                 <w:noProof/>
                 <w:webHidden/>
               </w:rPr>
@@ -2700,7 +3590,7 @@
                 <w:noProof/>
                 <w:webHidden/>
               </w:rPr>
-              <w:t>12</w:t>
+              <w:t>13</w:t>
             </w:r>
             <w:r>
               <w:rPr>
@@ -2714,7 +3604,7 @@
         </w:p>
         <w:p>
           <w:pPr>
-            <w:pStyle w:val="TOC3"/>
+            <w:pStyle w:val="TOC2"/>
             <w:tabs>
               <w:tab w:val="right" w:leader="dot" w:pos="8296"/>
             </w:tabs>
@@ -2726,14 +3616,14 @@
               <w14:ligatures w14:val="standardContextual"/>
             </w:rPr>
           </w:pPr>
-          <w:hyperlink w:anchor="_Toc195085210" w:history="1">
+          <w:hyperlink w:anchor="_Toc213425021" w:history="1">
             <w:r>
               <w:rPr>
                 <w:rStyle w:val="ad"/>
                 <w:rFonts w:hint="eastAsia"/>
                 <w:noProof/>
               </w:rPr>
-              <w:t>3.5.1 Get Publish List</w:t>
+              <w:t>5.2 First Play</w:t>
             </w:r>
             <w:r>
               <w:rPr>
@@ -2764,7 +3654,7 @@
                 <w:noProof/>
                 <w:webHidden/>
               </w:rPr>
-              <w:instrText>PAGEREF _Toc195085210 \h</w:instrText>
+              <w:instrText>PAGEREF _Toc213425021 \h</w:instrText>
             </w:r>
             <w:r>
               <w:rPr>
@@ -2783,6 +3673,7 @@
             </w:r>
             <w:r>
               <w:rPr>
+                <w:rFonts w:hint="eastAsia"/>
                 <w:noProof/>
                 <w:webHidden/>
               </w:rPr>
@@ -2793,7 +3684,7 @@
                 <w:noProof/>
                 <w:webHidden/>
               </w:rPr>
-              <w:t>12</w:t>
+              <w:t>13</w:t>
             </w:r>
             <w:r>
               <w:rPr>
@@ -2807,7 +3698,7 @@
         </w:p>
         <w:p>
           <w:pPr>
-            <w:pStyle w:val="TOC3"/>
+            <w:pStyle w:val="TOC2"/>
             <w:tabs>
               <w:tab w:val="right" w:leader="dot" w:pos="8296"/>
             </w:tabs>
@@ -2819,14 +3710,14 @@
               <w14:ligatures w14:val="standardContextual"/>
             </w:rPr>
           </w:pPr>
-          <w:hyperlink w:anchor="_Toc195085211" w:history="1">
+          <w:hyperlink w:anchor="_Toc213425022" w:history="1">
             <w:r>
               <w:rPr>
                 <w:rStyle w:val="ad"/>
                 <w:rFonts w:hint="eastAsia"/>
                 <w:noProof/>
               </w:rPr>
-              <w:t>3.5.2 Get Pull List</w:t>
+              <w:t>5.3 Stream Convert</w:t>
             </w:r>
             <w:r>
               <w:rPr>
@@ -2857,7 +3748,7 @@
                 <w:noProof/>
                 <w:webHidden/>
               </w:rPr>
-              <w:instrText>PAGEREF _Toc195085211 \h</w:instrText>
+              <w:instrText>PAGEREF _Toc213425022 \h</w:instrText>
             </w:r>
             <w:r>
               <w:rPr>
@@ -2876,6 +3767,7 @@
             </w:r>
             <w:r>
               <w:rPr>
+                <w:rFonts w:hint="eastAsia"/>
                 <w:noProof/>
                 <w:webHidden/>
               </w:rPr>
@@ -2887,6 +3779,100 @@
                 <w:webHidden/>
               </w:rPr>
               <w:t>13</w:t>
+            </w:r>
+            <w:r>
+              <w:rPr>
+                <w:rFonts w:hint="eastAsia"/>
+                <w:noProof/>
+                <w:webHidden/>
+              </w:rPr>
+              <w:fldChar w:fldCharType="end"/>
+            </w:r>
+          </w:hyperlink>
+        </w:p>
+        <w:p>
+          <w:pPr>
+            <w:pStyle w:val="TOC2"/>
+            <w:tabs>
+              <w:tab w:val="right" w:leader="dot" w:pos="8296"/>
+            </w:tabs>
+            <w:rPr>
+              <w:rFonts w:hint="eastAsia"/>
+              <w:noProof/>
+              <w:sz w:val="22"/>
+              <w:szCs w:val="24"/>
+              <w14:ligatures w14:val="standardContextual"/>
+            </w:rPr>
+          </w:pPr>
+          <w:hyperlink w:anchor="_Toc213425023" w:history="1">
+            <w:r>
+              <w:rPr>
+                <w:rStyle w:val="ad"/>
+                <w:rFonts w:hint="eastAsia"/>
+                <w:noProof/>
+              </w:rPr>
+              <w:t>5.4 M3U8</w:t>
+            </w:r>
+            <w:r>
+              <w:rPr>
+                <w:rFonts w:hint="eastAsia"/>
+                <w:noProof/>
+                <w:webHidden/>
+              </w:rPr>
+              <w:tab/>
+            </w:r>
+            <w:r>
+              <w:rPr>
+                <w:rFonts w:hint="eastAsia"/>
+                <w:noProof/>
+                <w:webHidden/>
+              </w:rPr>
+              <w:fldChar w:fldCharType="begin"/>
+            </w:r>
+            <w:r>
+              <w:rPr>
+                <w:rFonts w:hint="eastAsia"/>
+                <w:noProof/>
+                <w:webHidden/>
+              </w:rPr>
+              <w:instrText xml:space="preserve"> </w:instrText>
+            </w:r>
+            <w:r>
+              <w:rPr>
+                <w:noProof/>
+                <w:webHidden/>
+              </w:rPr>
+              <w:instrText>PAGEREF _Toc213425023 \h</w:instrText>
+            </w:r>
+            <w:r>
+              <w:rPr>
+                <w:rFonts w:hint="eastAsia"/>
+                <w:noProof/>
+                <w:webHidden/>
+              </w:rPr>
+              <w:instrText xml:space="preserve"> </w:instrText>
+            </w:r>
+            <w:r>
+              <w:rPr>
+                <w:rFonts w:hint="eastAsia"/>
+                <w:noProof/>
+                <w:webHidden/>
+              </w:rPr>
+            </w:r>
+            <w:r>
+              <w:rPr>
+                <w:rFonts w:hint="eastAsia"/>
+                <w:noProof/>
+                <w:webHidden/>
+              </w:rPr>
+              <w:fldChar w:fldCharType="separate"/>
+            </w:r>
+            <w:r>
+              <w:rPr>
+                <w:noProof/>
+                <w:webHidden/>
+              </w:rPr>
+              <w:t>14</w:t>
             </w:r>
             <w:r>
               <w:rPr>
@@ -2912,22 +3898,14 @@
               <w14:ligatures w14:val="standardContextual"/>
             </w:rPr>
           </w:pPr>
-          <w:hyperlink w:anchor="_Toc195085212" w:history="1">
+          <w:hyperlink w:anchor="_Toc213425024" w:history="1">
             <w:r>
               <w:rPr>
                 <w:rStyle w:val="ad"/>
                 <w:rFonts w:hint="eastAsia"/>
                 <w:noProof/>
               </w:rPr>
-              <w:t>四</w:t>
-            </w:r>
-            <w:r>
-              <w:rPr>
-                <w:rStyle w:val="ad"/>
-                <w:rFonts w:hint="eastAsia"/>
-                <w:noProof/>
-              </w:rPr>
-              <w:t xml:space="preserve"> Configure Description</w:t>
+              <w:t>appendix</w:t>
             </w:r>
             <w:r>
               <w:rPr>
@@ -2958,7 +3936,7 @@
                 <w:noProof/>
                 <w:webHidden/>
               </w:rPr>
-              <w:instrText>PAGEREF _Toc195085212 \h</w:instrText>
+              <w:instrText>PAGEREF _Toc213425024 \h</w:instrText>
             </w:r>
             <w:r>
               <w:rPr>
@@ -2977,6 +3955,7 @@
             </w:r>
             <w:r>
               <w:rPr>
+                <w:rFonts w:hint="eastAsia"/>
                 <w:noProof/>
                 <w:webHidden/>
               </w:rPr>
@@ -2987,7 +3966,7 @@
                 <w:noProof/>
                 <w:webHidden/>
               </w:rPr>
-              <w:t>13</w:t>
+              <w:t>14</w:t>
             </w:r>
             <w:r>
               <w:rPr>
@@ -3013,14 +3992,14 @@
               <w14:ligatures w14:val="standardContextual"/>
             </w:rPr>
           </w:pPr>
-          <w:hyperlink w:anchor="_Toc195085213" w:history="1">
+          <w:hyperlink w:anchor="_Toc213425025" w:history="1">
             <w:r>
               <w:rPr>
                 <w:rStyle w:val="ad"/>
                 <w:rFonts w:hint="eastAsia"/>
                 <w:noProof/>
               </w:rPr>
-              <w:t>4.1 Service Configure</w:t>
+              <w:t>Appendix update log</w:t>
             </w:r>
             <w:r>
               <w:rPr>
@@ -3051,7 +4030,7 @@
                 <w:noProof/>
                 <w:webHidden/>
               </w:rPr>
-              <w:instrText>PAGEREF _Toc195085213 \h</w:instrText>
+              <w:instrText>PAGEREF _Toc213425025 \h</w:instrText>
             </w:r>
             <w:r>
               <w:rPr>
@@ -3070,6 +4049,7 @@
             </w:r>
             <w:r>
               <w:rPr>
+                <w:rFonts w:hint="eastAsia"/>
                 <w:noProof/>
                 <w:webHidden/>
               </w:rPr>
@@ -3080,1224 +4060,7 @@
                 <w:noProof/>
                 <w:webHidden/>
               </w:rPr>
-              <w:t>13</w:t>
-            </w:r>
-            <w:r>
-              <w:rPr>
-                <w:rFonts w:hint="eastAsia"/>
-                <w:noProof/>
-                <w:webHidden/>
-              </w:rPr>
-              <w:fldChar w:fldCharType="end"/>
-            </w:r>
-          </w:hyperlink>
-        </w:p>
-        <w:p>
-          <w:pPr>
-            <w:pStyle w:val="TOC3"/>
-            <w:tabs>
-              <w:tab w:val="right" w:leader="dot" w:pos="8296"/>
-            </w:tabs>
-            <w:rPr>
-              <w:rFonts w:hint="eastAsia"/>
-              <w:noProof/>
-              <w:sz w:val="22"/>
-              <w:szCs w:val="24"/>
-              <w14:ligatures w14:val="standardContextual"/>
-            </w:rPr>
-          </w:pPr>
-          <w:hyperlink w:anchor="_Toc195085214" w:history="1">
-            <w:r>
-              <w:rPr>
-                <w:rStyle w:val="ad"/>
-                <w:rFonts w:hint="eastAsia"/>
-                <w:noProof/>
-              </w:rPr>
-              <w:t>4.1.1 basic configure</w:t>
-            </w:r>
-            <w:r>
-              <w:rPr>
-                <w:rFonts w:hint="eastAsia"/>
-                <w:noProof/>
-                <w:webHidden/>
-              </w:rPr>
-              <w:tab/>
-            </w:r>
-            <w:r>
-              <w:rPr>
-                <w:rFonts w:hint="eastAsia"/>
-                <w:noProof/>
-                <w:webHidden/>
-              </w:rPr>
-              <w:fldChar w:fldCharType="begin"/>
-            </w:r>
-            <w:r>
-              <w:rPr>
-                <w:rFonts w:hint="eastAsia"/>
-                <w:noProof/>
-                <w:webHidden/>
-              </w:rPr>
-              <w:instrText xml:space="preserve"> </w:instrText>
-            </w:r>
-            <w:r>
-              <w:rPr>
-                <w:noProof/>
-                <w:webHidden/>
-              </w:rPr>
-              <w:instrText>PAGEREF _Toc195085214 \h</w:instrText>
-            </w:r>
-            <w:r>
-              <w:rPr>
-                <w:rFonts w:hint="eastAsia"/>
-                <w:noProof/>
-                <w:webHidden/>
-              </w:rPr>
-              <w:instrText xml:space="preserve"> </w:instrText>
-            </w:r>
-            <w:r>
-              <w:rPr>
-                <w:rFonts w:hint="eastAsia"/>
-                <w:noProof/>
-                <w:webHidden/>
-              </w:rPr>
-            </w:r>
-            <w:r>
-              <w:rPr>
-                <w:noProof/>
-                <w:webHidden/>
-              </w:rPr>
-              <w:fldChar w:fldCharType="separate"/>
-            </w:r>
-            <w:r>
-              <w:rPr>
-                <w:noProof/>
-                <w:webHidden/>
-              </w:rPr>
-              <w:t>13</w:t>
-            </w:r>
-            <w:r>
-              <w:rPr>
-                <w:rFonts w:hint="eastAsia"/>
-                <w:noProof/>
-                <w:webHidden/>
-              </w:rPr>
-              <w:fldChar w:fldCharType="end"/>
-            </w:r>
-          </w:hyperlink>
-        </w:p>
-        <w:p>
-          <w:pPr>
-            <w:pStyle w:val="TOC3"/>
-            <w:tabs>
-              <w:tab w:val="right" w:leader="dot" w:pos="8296"/>
-            </w:tabs>
-            <w:rPr>
-              <w:rFonts w:hint="eastAsia"/>
-              <w:noProof/>
-              <w:sz w:val="22"/>
-              <w:szCs w:val="24"/>
-              <w14:ligatures w14:val="standardContextual"/>
-            </w:rPr>
-          </w:pPr>
-          <w:hyperlink w:anchor="_Toc195085215" w:history="1">
-            <w:r>
-              <w:rPr>
-                <w:rStyle w:val="ad"/>
-                <w:rFonts w:hint="eastAsia"/>
-                <w:noProof/>
-              </w:rPr>
-              <w:t>4.1.2 Max Configure</w:t>
-            </w:r>
-            <w:r>
-              <w:rPr>
-                <w:rFonts w:hint="eastAsia"/>
-                <w:noProof/>
-                <w:webHidden/>
-              </w:rPr>
-              <w:tab/>
-            </w:r>
-            <w:r>
-              <w:rPr>
-                <w:rFonts w:hint="eastAsia"/>
-                <w:noProof/>
-                <w:webHidden/>
-              </w:rPr>
-              <w:fldChar w:fldCharType="begin"/>
-            </w:r>
-            <w:r>
-              <w:rPr>
-                <w:rFonts w:hint="eastAsia"/>
-                <w:noProof/>
-                <w:webHidden/>
-              </w:rPr>
-              <w:instrText xml:space="preserve"> </w:instrText>
-            </w:r>
-            <w:r>
-              <w:rPr>
-                <w:noProof/>
-                <w:webHidden/>
-              </w:rPr>
-              <w:instrText>PAGEREF _Toc195085215 \h</w:instrText>
-            </w:r>
-            <w:r>
-              <w:rPr>
-                <w:rFonts w:hint="eastAsia"/>
-                <w:noProof/>
-                <w:webHidden/>
-              </w:rPr>
-              <w:instrText xml:space="preserve"> </w:instrText>
-            </w:r>
-            <w:r>
-              <w:rPr>
-                <w:rFonts w:hint="eastAsia"/>
-                <w:noProof/>
-                <w:webHidden/>
-              </w:rPr>
-            </w:r>
-            <w:r>
-              <w:rPr>
-                <w:noProof/>
-                <w:webHidden/>
-              </w:rPr>
-              <w:fldChar w:fldCharType="separate"/>
-            </w:r>
-            <w:r>
-              <w:rPr>
-                <w:noProof/>
-                <w:webHidden/>
-              </w:rPr>
               <w:t>14</w:t>
-            </w:r>
-            <w:r>
-              <w:rPr>
-                <w:rFonts w:hint="eastAsia"/>
-                <w:noProof/>
-                <w:webHidden/>
-              </w:rPr>
-              <w:fldChar w:fldCharType="end"/>
-            </w:r>
-          </w:hyperlink>
-        </w:p>
-        <w:p>
-          <w:pPr>
-            <w:pStyle w:val="TOC3"/>
-            <w:tabs>
-              <w:tab w:val="right" w:leader="dot" w:pos="8296"/>
-            </w:tabs>
-            <w:rPr>
-              <w:rFonts w:hint="eastAsia"/>
-              <w:noProof/>
-              <w:sz w:val="22"/>
-              <w:szCs w:val="24"/>
-              <w14:ligatures w14:val="standardContextual"/>
-            </w:rPr>
-          </w:pPr>
-          <w:hyperlink w:anchor="_Toc195085216" w:history="1">
-            <w:r>
-              <w:rPr>
-                <w:rStyle w:val="ad"/>
-                <w:rFonts w:hint="eastAsia"/>
-                <w:noProof/>
-              </w:rPr>
-              <w:t>4.1.3 Time Configure</w:t>
-            </w:r>
-            <w:r>
-              <w:rPr>
-                <w:rFonts w:hint="eastAsia"/>
-                <w:noProof/>
-                <w:webHidden/>
-              </w:rPr>
-              <w:tab/>
-            </w:r>
-            <w:r>
-              <w:rPr>
-                <w:rFonts w:hint="eastAsia"/>
-                <w:noProof/>
-                <w:webHidden/>
-              </w:rPr>
-              <w:fldChar w:fldCharType="begin"/>
-            </w:r>
-            <w:r>
-              <w:rPr>
-                <w:rFonts w:hint="eastAsia"/>
-                <w:noProof/>
-                <w:webHidden/>
-              </w:rPr>
-              <w:instrText xml:space="preserve"> </w:instrText>
-            </w:r>
-            <w:r>
-              <w:rPr>
-                <w:noProof/>
-                <w:webHidden/>
-              </w:rPr>
-              <w:instrText>PAGEREF _Toc195085216 \h</w:instrText>
-            </w:r>
-            <w:r>
-              <w:rPr>
-                <w:rFonts w:hint="eastAsia"/>
-                <w:noProof/>
-                <w:webHidden/>
-              </w:rPr>
-              <w:instrText xml:space="preserve"> </w:instrText>
-            </w:r>
-            <w:r>
-              <w:rPr>
-                <w:rFonts w:hint="eastAsia"/>
-                <w:noProof/>
-                <w:webHidden/>
-              </w:rPr>
-            </w:r>
-            <w:r>
-              <w:rPr>
-                <w:noProof/>
-                <w:webHidden/>
-              </w:rPr>
-              <w:fldChar w:fldCharType="separate"/>
-            </w:r>
-            <w:r>
-              <w:rPr>
-                <w:noProof/>
-                <w:webHidden/>
-              </w:rPr>
-              <w:t>14</w:t>
-            </w:r>
-            <w:r>
-              <w:rPr>
-                <w:rFonts w:hint="eastAsia"/>
-                <w:noProof/>
-                <w:webHidden/>
-              </w:rPr>
-              <w:fldChar w:fldCharType="end"/>
-            </w:r>
-          </w:hyperlink>
-        </w:p>
-        <w:p>
-          <w:pPr>
-            <w:pStyle w:val="TOC3"/>
-            <w:tabs>
-              <w:tab w:val="right" w:leader="dot" w:pos="8296"/>
-            </w:tabs>
-            <w:rPr>
-              <w:rFonts w:hint="eastAsia"/>
-              <w:noProof/>
-              <w:sz w:val="22"/>
-              <w:szCs w:val="24"/>
-              <w14:ligatures w14:val="standardContextual"/>
-            </w:rPr>
-          </w:pPr>
-          <w:hyperlink w:anchor="_Toc195085217" w:history="1">
-            <w:r>
-              <w:rPr>
-                <w:rStyle w:val="ad"/>
-                <w:rFonts w:hint="eastAsia"/>
-                <w:noProof/>
-              </w:rPr>
-              <w:t>4.1.4 Pull Configure</w:t>
-            </w:r>
-            <w:r>
-              <w:rPr>
-                <w:rFonts w:hint="eastAsia"/>
-                <w:noProof/>
-                <w:webHidden/>
-              </w:rPr>
-              <w:tab/>
-            </w:r>
-            <w:r>
-              <w:rPr>
-                <w:rFonts w:hint="eastAsia"/>
-                <w:noProof/>
-                <w:webHidden/>
-              </w:rPr>
-              <w:fldChar w:fldCharType="begin"/>
-            </w:r>
-            <w:r>
-              <w:rPr>
-                <w:rFonts w:hint="eastAsia"/>
-                <w:noProof/>
-                <w:webHidden/>
-              </w:rPr>
-              <w:instrText xml:space="preserve"> </w:instrText>
-            </w:r>
-            <w:r>
-              <w:rPr>
-                <w:noProof/>
-                <w:webHidden/>
-              </w:rPr>
-              <w:instrText>PAGEREF _Toc195085217 \h</w:instrText>
-            </w:r>
-            <w:r>
-              <w:rPr>
-                <w:rFonts w:hint="eastAsia"/>
-                <w:noProof/>
-                <w:webHidden/>
-              </w:rPr>
-              <w:instrText xml:space="preserve"> </w:instrText>
-            </w:r>
-            <w:r>
-              <w:rPr>
-                <w:rFonts w:hint="eastAsia"/>
-                <w:noProof/>
-                <w:webHidden/>
-              </w:rPr>
-            </w:r>
-            <w:r>
-              <w:rPr>
-                <w:noProof/>
-                <w:webHidden/>
-              </w:rPr>
-              <w:fldChar w:fldCharType="separate"/>
-            </w:r>
-            <w:r>
-              <w:rPr>
-                <w:noProof/>
-                <w:webHidden/>
-              </w:rPr>
-              <w:t>14</w:t>
-            </w:r>
-            <w:r>
-              <w:rPr>
-                <w:rFonts w:hint="eastAsia"/>
-                <w:noProof/>
-                <w:webHidden/>
-              </w:rPr>
-              <w:fldChar w:fldCharType="end"/>
-            </w:r>
-          </w:hyperlink>
-        </w:p>
-        <w:p>
-          <w:pPr>
-            <w:pStyle w:val="TOC3"/>
-            <w:tabs>
-              <w:tab w:val="right" w:leader="dot" w:pos="8296"/>
-            </w:tabs>
-            <w:rPr>
-              <w:rFonts w:hint="eastAsia"/>
-              <w:noProof/>
-              <w:sz w:val="22"/>
-              <w:szCs w:val="24"/>
-              <w14:ligatures w14:val="standardContextual"/>
-            </w:rPr>
-          </w:pPr>
-          <w:hyperlink w:anchor="_Toc195085218" w:history="1">
-            <w:r>
-              <w:rPr>
-                <w:rStyle w:val="ad"/>
-                <w:rFonts w:hint="eastAsia"/>
-                <w:noProof/>
-              </w:rPr>
-              <w:t>4.1.5 Log Configure</w:t>
-            </w:r>
-            <w:r>
-              <w:rPr>
-                <w:rFonts w:hint="eastAsia"/>
-                <w:noProof/>
-                <w:webHidden/>
-              </w:rPr>
-              <w:tab/>
-            </w:r>
-            <w:r>
-              <w:rPr>
-                <w:rFonts w:hint="eastAsia"/>
-                <w:noProof/>
-                <w:webHidden/>
-              </w:rPr>
-              <w:fldChar w:fldCharType="begin"/>
-            </w:r>
-            <w:r>
-              <w:rPr>
-                <w:rFonts w:hint="eastAsia"/>
-                <w:noProof/>
-                <w:webHidden/>
-              </w:rPr>
-              <w:instrText xml:space="preserve"> </w:instrText>
-            </w:r>
-            <w:r>
-              <w:rPr>
-                <w:noProof/>
-                <w:webHidden/>
-              </w:rPr>
-              <w:instrText>PAGEREF _Toc195085218 \h</w:instrText>
-            </w:r>
-            <w:r>
-              <w:rPr>
-                <w:rFonts w:hint="eastAsia"/>
-                <w:noProof/>
-                <w:webHidden/>
-              </w:rPr>
-              <w:instrText xml:space="preserve"> </w:instrText>
-            </w:r>
-            <w:r>
-              <w:rPr>
-                <w:rFonts w:hint="eastAsia"/>
-                <w:noProof/>
-                <w:webHidden/>
-              </w:rPr>
-            </w:r>
-            <w:r>
-              <w:rPr>
-                <w:noProof/>
-                <w:webHidden/>
-              </w:rPr>
-              <w:fldChar w:fldCharType="separate"/>
-            </w:r>
-            <w:r>
-              <w:rPr>
-                <w:noProof/>
-                <w:webHidden/>
-              </w:rPr>
-              <w:t>14</w:t>
-            </w:r>
-            <w:r>
-              <w:rPr>
-                <w:rFonts w:hint="eastAsia"/>
-                <w:noProof/>
-                <w:webHidden/>
-              </w:rPr>
-              <w:fldChar w:fldCharType="end"/>
-            </w:r>
-          </w:hyperlink>
-        </w:p>
-        <w:p>
-          <w:pPr>
-            <w:pStyle w:val="TOC3"/>
-            <w:tabs>
-              <w:tab w:val="right" w:leader="dot" w:pos="8296"/>
-            </w:tabs>
-            <w:rPr>
-              <w:rFonts w:hint="eastAsia"/>
-              <w:noProof/>
-              <w:sz w:val="22"/>
-              <w:szCs w:val="24"/>
-              <w14:ligatures w14:val="standardContextual"/>
-            </w:rPr>
-          </w:pPr>
-          <w:hyperlink w:anchor="_Toc195085219" w:history="1">
-            <w:r>
-              <w:rPr>
-                <w:rStyle w:val="ad"/>
-                <w:rFonts w:hint="eastAsia"/>
-                <w:noProof/>
-              </w:rPr>
-              <w:t>5.1.6 Report Configure</w:t>
-            </w:r>
-            <w:r>
-              <w:rPr>
-                <w:rFonts w:hint="eastAsia"/>
-                <w:noProof/>
-                <w:webHidden/>
-              </w:rPr>
-              <w:tab/>
-            </w:r>
-            <w:r>
-              <w:rPr>
-                <w:rFonts w:hint="eastAsia"/>
-                <w:noProof/>
-                <w:webHidden/>
-              </w:rPr>
-              <w:fldChar w:fldCharType="begin"/>
-            </w:r>
-            <w:r>
-              <w:rPr>
-                <w:rFonts w:hint="eastAsia"/>
-                <w:noProof/>
-                <w:webHidden/>
-              </w:rPr>
-              <w:instrText xml:space="preserve"> </w:instrText>
-            </w:r>
-            <w:r>
-              <w:rPr>
-                <w:noProof/>
-                <w:webHidden/>
-              </w:rPr>
-              <w:instrText>PAGEREF _Toc195085219 \h</w:instrText>
-            </w:r>
-            <w:r>
-              <w:rPr>
-                <w:rFonts w:hint="eastAsia"/>
-                <w:noProof/>
-                <w:webHidden/>
-              </w:rPr>
-              <w:instrText xml:space="preserve"> </w:instrText>
-            </w:r>
-            <w:r>
-              <w:rPr>
-                <w:rFonts w:hint="eastAsia"/>
-                <w:noProof/>
-                <w:webHidden/>
-              </w:rPr>
-            </w:r>
-            <w:r>
-              <w:rPr>
-                <w:noProof/>
-                <w:webHidden/>
-              </w:rPr>
-              <w:fldChar w:fldCharType="separate"/>
-            </w:r>
-            <w:r>
-              <w:rPr>
-                <w:noProof/>
-                <w:webHidden/>
-              </w:rPr>
-              <w:t>15</w:t>
-            </w:r>
-            <w:r>
-              <w:rPr>
-                <w:rFonts w:hint="eastAsia"/>
-                <w:noProof/>
-                <w:webHidden/>
-              </w:rPr>
-              <w:fldChar w:fldCharType="end"/>
-            </w:r>
-          </w:hyperlink>
-        </w:p>
-        <w:p>
-          <w:pPr>
-            <w:pStyle w:val="TOC1"/>
-            <w:tabs>
-              <w:tab w:val="right" w:leader="dot" w:pos="8296"/>
-            </w:tabs>
-            <w:rPr>
-              <w:rFonts w:hint="eastAsia"/>
-              <w:noProof/>
-              <w:sz w:val="22"/>
-              <w:szCs w:val="24"/>
-              <w14:ligatures w14:val="standardContextual"/>
-            </w:rPr>
-          </w:pPr>
-          <w:hyperlink w:anchor="_Toc195085220" w:history="1">
-            <w:r>
-              <w:rPr>
-                <w:rStyle w:val="ad"/>
-                <w:rFonts w:hint="eastAsia"/>
-                <w:noProof/>
-              </w:rPr>
-              <w:t>五</w:t>
-            </w:r>
-            <w:r>
-              <w:rPr>
-                <w:rStyle w:val="ad"/>
-                <w:rFonts w:hint="eastAsia"/>
-                <w:noProof/>
-              </w:rPr>
-              <w:t xml:space="preserve"> Advanced instructions</w:t>
-            </w:r>
-            <w:r>
-              <w:rPr>
-                <w:rFonts w:hint="eastAsia"/>
-                <w:noProof/>
-                <w:webHidden/>
-              </w:rPr>
-              <w:tab/>
-            </w:r>
-            <w:r>
-              <w:rPr>
-                <w:rFonts w:hint="eastAsia"/>
-                <w:noProof/>
-                <w:webHidden/>
-              </w:rPr>
-              <w:fldChar w:fldCharType="begin"/>
-            </w:r>
-            <w:r>
-              <w:rPr>
-                <w:rFonts w:hint="eastAsia"/>
-                <w:noProof/>
-                <w:webHidden/>
-              </w:rPr>
-              <w:instrText xml:space="preserve"> </w:instrText>
-            </w:r>
-            <w:r>
-              <w:rPr>
-                <w:noProof/>
-                <w:webHidden/>
-              </w:rPr>
-              <w:instrText>PAGEREF _Toc195085220 \h</w:instrText>
-            </w:r>
-            <w:r>
-              <w:rPr>
-                <w:rFonts w:hint="eastAsia"/>
-                <w:noProof/>
-                <w:webHidden/>
-              </w:rPr>
-              <w:instrText xml:space="preserve"> </w:instrText>
-            </w:r>
-            <w:r>
-              <w:rPr>
-                <w:rFonts w:hint="eastAsia"/>
-                <w:noProof/>
-                <w:webHidden/>
-              </w:rPr>
-            </w:r>
-            <w:r>
-              <w:rPr>
-                <w:noProof/>
-                <w:webHidden/>
-              </w:rPr>
-              <w:fldChar w:fldCharType="separate"/>
-            </w:r>
-            <w:r>
-              <w:rPr>
-                <w:noProof/>
-                <w:webHidden/>
-              </w:rPr>
-              <w:t>15</w:t>
-            </w:r>
-            <w:r>
-              <w:rPr>
-                <w:rFonts w:hint="eastAsia"/>
-                <w:noProof/>
-                <w:webHidden/>
-              </w:rPr>
-              <w:fldChar w:fldCharType="end"/>
-            </w:r>
-          </w:hyperlink>
-        </w:p>
-        <w:p>
-          <w:pPr>
-            <w:pStyle w:val="TOC2"/>
-            <w:tabs>
-              <w:tab w:val="right" w:leader="dot" w:pos="8296"/>
-            </w:tabs>
-            <w:rPr>
-              <w:rFonts w:hint="eastAsia"/>
-              <w:noProof/>
-              <w:sz w:val="22"/>
-              <w:szCs w:val="24"/>
-              <w14:ligatures w14:val="standardContextual"/>
-            </w:rPr>
-          </w:pPr>
-          <w:hyperlink w:anchor="_Toc195085221" w:history="1">
-            <w:r>
-              <w:rPr>
-                <w:rStyle w:val="ad"/>
-                <w:rFonts w:hint="eastAsia"/>
-                <w:noProof/>
-              </w:rPr>
-              <w:t>5.1 GOP Cache</w:t>
-            </w:r>
-            <w:r>
-              <w:rPr>
-                <w:rFonts w:hint="eastAsia"/>
-                <w:noProof/>
-                <w:webHidden/>
-              </w:rPr>
-              <w:tab/>
-            </w:r>
-            <w:r>
-              <w:rPr>
-                <w:rFonts w:hint="eastAsia"/>
-                <w:noProof/>
-                <w:webHidden/>
-              </w:rPr>
-              <w:fldChar w:fldCharType="begin"/>
-            </w:r>
-            <w:r>
-              <w:rPr>
-                <w:rFonts w:hint="eastAsia"/>
-                <w:noProof/>
-                <w:webHidden/>
-              </w:rPr>
-              <w:instrText xml:space="preserve"> </w:instrText>
-            </w:r>
-            <w:r>
-              <w:rPr>
-                <w:noProof/>
-                <w:webHidden/>
-              </w:rPr>
-              <w:instrText>PAGEREF _Toc195085221 \h</w:instrText>
-            </w:r>
-            <w:r>
-              <w:rPr>
-                <w:rFonts w:hint="eastAsia"/>
-                <w:noProof/>
-                <w:webHidden/>
-              </w:rPr>
-              <w:instrText xml:space="preserve"> </w:instrText>
-            </w:r>
-            <w:r>
-              <w:rPr>
-                <w:rFonts w:hint="eastAsia"/>
-                <w:noProof/>
-                <w:webHidden/>
-              </w:rPr>
-            </w:r>
-            <w:r>
-              <w:rPr>
-                <w:noProof/>
-                <w:webHidden/>
-              </w:rPr>
-              <w:fldChar w:fldCharType="separate"/>
-            </w:r>
-            <w:r>
-              <w:rPr>
-                <w:noProof/>
-                <w:webHidden/>
-              </w:rPr>
-              <w:t>15</w:t>
-            </w:r>
-            <w:r>
-              <w:rPr>
-                <w:rFonts w:hint="eastAsia"/>
-                <w:noProof/>
-                <w:webHidden/>
-              </w:rPr>
-              <w:fldChar w:fldCharType="end"/>
-            </w:r>
-          </w:hyperlink>
-        </w:p>
-        <w:p>
-          <w:pPr>
-            <w:pStyle w:val="TOC2"/>
-            <w:tabs>
-              <w:tab w:val="right" w:leader="dot" w:pos="8296"/>
-            </w:tabs>
-            <w:rPr>
-              <w:rFonts w:hint="eastAsia"/>
-              <w:noProof/>
-              <w:sz w:val="22"/>
-              <w:szCs w:val="24"/>
-              <w14:ligatures w14:val="standardContextual"/>
-            </w:rPr>
-          </w:pPr>
-          <w:hyperlink w:anchor="_Toc195085222" w:history="1">
-            <w:r>
-              <w:rPr>
-                <w:rStyle w:val="ad"/>
-                <w:rFonts w:hint="eastAsia"/>
-                <w:noProof/>
-              </w:rPr>
-              <w:t>5.2 First Play</w:t>
-            </w:r>
-            <w:r>
-              <w:rPr>
-                <w:rFonts w:hint="eastAsia"/>
-                <w:noProof/>
-                <w:webHidden/>
-              </w:rPr>
-              <w:tab/>
-            </w:r>
-            <w:r>
-              <w:rPr>
-                <w:rFonts w:hint="eastAsia"/>
-                <w:noProof/>
-                <w:webHidden/>
-              </w:rPr>
-              <w:fldChar w:fldCharType="begin"/>
-            </w:r>
-            <w:r>
-              <w:rPr>
-                <w:rFonts w:hint="eastAsia"/>
-                <w:noProof/>
-                <w:webHidden/>
-              </w:rPr>
-              <w:instrText xml:space="preserve"> </w:instrText>
-            </w:r>
-            <w:r>
-              <w:rPr>
-                <w:noProof/>
-                <w:webHidden/>
-              </w:rPr>
-              <w:instrText>PAGEREF _Toc195085222 \h</w:instrText>
-            </w:r>
-            <w:r>
-              <w:rPr>
-                <w:rFonts w:hint="eastAsia"/>
-                <w:noProof/>
-                <w:webHidden/>
-              </w:rPr>
-              <w:instrText xml:space="preserve"> </w:instrText>
-            </w:r>
-            <w:r>
-              <w:rPr>
-                <w:rFonts w:hint="eastAsia"/>
-                <w:noProof/>
-                <w:webHidden/>
-              </w:rPr>
-            </w:r>
-            <w:r>
-              <w:rPr>
-                <w:noProof/>
-                <w:webHidden/>
-              </w:rPr>
-              <w:fldChar w:fldCharType="separate"/>
-            </w:r>
-            <w:r>
-              <w:rPr>
-                <w:noProof/>
-                <w:webHidden/>
-              </w:rPr>
-              <w:t>15</w:t>
-            </w:r>
-            <w:r>
-              <w:rPr>
-                <w:rFonts w:hint="eastAsia"/>
-                <w:noProof/>
-                <w:webHidden/>
-              </w:rPr>
-              <w:fldChar w:fldCharType="end"/>
-            </w:r>
-          </w:hyperlink>
-        </w:p>
-        <w:p>
-          <w:pPr>
-            <w:pStyle w:val="TOC2"/>
-            <w:tabs>
-              <w:tab w:val="right" w:leader="dot" w:pos="8296"/>
-            </w:tabs>
-            <w:rPr>
-              <w:rFonts w:hint="eastAsia"/>
-              <w:noProof/>
-              <w:sz w:val="22"/>
-              <w:szCs w:val="24"/>
-              <w14:ligatures w14:val="standardContextual"/>
-            </w:rPr>
-          </w:pPr>
-          <w:hyperlink w:anchor="_Toc195085223" w:history="1">
-            <w:r>
-              <w:rPr>
-                <w:rStyle w:val="ad"/>
-                <w:rFonts w:hint="eastAsia"/>
-                <w:noProof/>
-              </w:rPr>
-              <w:t>5.3 Stream Convert</w:t>
-            </w:r>
-            <w:r>
-              <w:rPr>
-                <w:rFonts w:hint="eastAsia"/>
-                <w:noProof/>
-                <w:webHidden/>
-              </w:rPr>
-              <w:tab/>
-            </w:r>
-            <w:r>
-              <w:rPr>
-                <w:rFonts w:hint="eastAsia"/>
-                <w:noProof/>
-                <w:webHidden/>
-              </w:rPr>
-              <w:fldChar w:fldCharType="begin"/>
-            </w:r>
-            <w:r>
-              <w:rPr>
-                <w:rFonts w:hint="eastAsia"/>
-                <w:noProof/>
-                <w:webHidden/>
-              </w:rPr>
-              <w:instrText xml:space="preserve"> </w:instrText>
-            </w:r>
-            <w:r>
-              <w:rPr>
-                <w:noProof/>
-                <w:webHidden/>
-              </w:rPr>
-              <w:instrText>PAGEREF _Toc195085223 \h</w:instrText>
-            </w:r>
-            <w:r>
-              <w:rPr>
-                <w:rFonts w:hint="eastAsia"/>
-                <w:noProof/>
-                <w:webHidden/>
-              </w:rPr>
-              <w:instrText xml:space="preserve"> </w:instrText>
-            </w:r>
-            <w:r>
-              <w:rPr>
-                <w:rFonts w:hint="eastAsia"/>
-                <w:noProof/>
-                <w:webHidden/>
-              </w:rPr>
-            </w:r>
-            <w:r>
-              <w:rPr>
-                <w:noProof/>
-                <w:webHidden/>
-              </w:rPr>
-              <w:fldChar w:fldCharType="separate"/>
-            </w:r>
-            <w:r>
-              <w:rPr>
-                <w:noProof/>
-                <w:webHidden/>
-              </w:rPr>
-              <w:t>15</w:t>
-            </w:r>
-            <w:r>
-              <w:rPr>
-                <w:rFonts w:hint="eastAsia"/>
-                <w:noProof/>
-                <w:webHidden/>
-              </w:rPr>
-              <w:fldChar w:fldCharType="end"/>
-            </w:r>
-          </w:hyperlink>
-        </w:p>
-        <w:p>
-          <w:pPr>
-            <w:pStyle w:val="TOC2"/>
-            <w:tabs>
-              <w:tab w:val="right" w:leader="dot" w:pos="8296"/>
-            </w:tabs>
-            <w:rPr>
-              <w:rFonts w:hint="eastAsia"/>
-              <w:noProof/>
-              <w:sz w:val="22"/>
-              <w:szCs w:val="24"/>
-              <w14:ligatures w14:val="standardContextual"/>
-            </w:rPr>
-          </w:pPr>
-          <w:hyperlink w:anchor="_Toc195085224" w:history="1">
-            <w:r>
-              <w:rPr>
-                <w:rStyle w:val="ad"/>
-                <w:rFonts w:hint="eastAsia"/>
-                <w:noProof/>
-              </w:rPr>
-              <w:t>5.4 M3U8</w:t>
-            </w:r>
-            <w:r>
-              <w:rPr>
-                <w:rFonts w:hint="eastAsia"/>
-                <w:noProof/>
-                <w:webHidden/>
-              </w:rPr>
-              <w:tab/>
-            </w:r>
-            <w:r>
-              <w:rPr>
-                <w:rFonts w:hint="eastAsia"/>
-                <w:noProof/>
-                <w:webHidden/>
-              </w:rPr>
-              <w:fldChar w:fldCharType="begin"/>
-            </w:r>
-            <w:r>
-              <w:rPr>
-                <w:rFonts w:hint="eastAsia"/>
-                <w:noProof/>
-                <w:webHidden/>
-              </w:rPr>
-              <w:instrText xml:space="preserve"> </w:instrText>
-            </w:r>
-            <w:r>
-              <w:rPr>
-                <w:noProof/>
-                <w:webHidden/>
-              </w:rPr>
-              <w:instrText>PAGEREF _Toc195085224 \h</w:instrText>
-            </w:r>
-            <w:r>
-              <w:rPr>
-                <w:rFonts w:hint="eastAsia"/>
-                <w:noProof/>
-                <w:webHidden/>
-              </w:rPr>
-              <w:instrText xml:space="preserve"> </w:instrText>
-            </w:r>
-            <w:r>
-              <w:rPr>
-                <w:rFonts w:hint="eastAsia"/>
-                <w:noProof/>
-                <w:webHidden/>
-              </w:rPr>
-            </w:r>
-            <w:r>
-              <w:rPr>
-                <w:noProof/>
-                <w:webHidden/>
-              </w:rPr>
-              <w:fldChar w:fldCharType="separate"/>
-            </w:r>
-            <w:r>
-              <w:rPr>
-                <w:noProof/>
-                <w:webHidden/>
-              </w:rPr>
-              <w:t>15</w:t>
-            </w:r>
-            <w:r>
-              <w:rPr>
-                <w:rFonts w:hint="eastAsia"/>
-                <w:noProof/>
-                <w:webHidden/>
-              </w:rPr>
-              <w:fldChar w:fldCharType="end"/>
-            </w:r>
-          </w:hyperlink>
-        </w:p>
-        <w:p>
-          <w:pPr>
-            <w:pStyle w:val="TOC1"/>
-            <w:tabs>
-              <w:tab w:val="right" w:leader="dot" w:pos="8296"/>
-            </w:tabs>
-            <w:rPr>
-              <w:rFonts w:hint="eastAsia"/>
-              <w:noProof/>
-              <w:sz w:val="22"/>
-              <w:szCs w:val="24"/>
-              <w14:ligatures w14:val="standardContextual"/>
-            </w:rPr>
-          </w:pPr>
-          <w:hyperlink w:anchor="_Toc195085225" w:history="1">
-            <w:r>
-              <w:rPr>
-                <w:rStyle w:val="ad"/>
-                <w:rFonts w:hint="eastAsia"/>
-                <w:noProof/>
-              </w:rPr>
-              <w:t>appendix</w:t>
-            </w:r>
-            <w:r>
-              <w:rPr>
-                <w:rFonts w:hint="eastAsia"/>
-                <w:noProof/>
-                <w:webHidden/>
-              </w:rPr>
-              <w:tab/>
-            </w:r>
-            <w:r>
-              <w:rPr>
-                <w:rFonts w:hint="eastAsia"/>
-                <w:noProof/>
-                <w:webHidden/>
-              </w:rPr>
-              <w:fldChar w:fldCharType="begin"/>
-            </w:r>
-            <w:r>
-              <w:rPr>
-                <w:rFonts w:hint="eastAsia"/>
-                <w:noProof/>
-                <w:webHidden/>
-              </w:rPr>
-              <w:instrText xml:space="preserve"> </w:instrText>
-            </w:r>
-            <w:r>
-              <w:rPr>
-                <w:noProof/>
-                <w:webHidden/>
-              </w:rPr>
-              <w:instrText>PAGEREF _Toc195085225 \h</w:instrText>
-            </w:r>
-            <w:r>
-              <w:rPr>
-                <w:rFonts w:hint="eastAsia"/>
-                <w:noProof/>
-                <w:webHidden/>
-              </w:rPr>
-              <w:instrText xml:space="preserve"> </w:instrText>
-            </w:r>
-            <w:r>
-              <w:rPr>
-                <w:rFonts w:hint="eastAsia"/>
-                <w:noProof/>
-                <w:webHidden/>
-              </w:rPr>
-            </w:r>
-            <w:r>
-              <w:rPr>
-                <w:noProof/>
-                <w:webHidden/>
-              </w:rPr>
-              <w:fldChar w:fldCharType="separate"/>
-            </w:r>
-            <w:r>
-              <w:rPr>
-                <w:noProof/>
-                <w:webHidden/>
-              </w:rPr>
-              <w:t>16</w:t>
-            </w:r>
-            <w:r>
-              <w:rPr>
-                <w:rFonts w:hint="eastAsia"/>
-                <w:noProof/>
-                <w:webHidden/>
-              </w:rPr>
-              <w:fldChar w:fldCharType="end"/>
-            </w:r>
-          </w:hyperlink>
-        </w:p>
-        <w:p>
-          <w:pPr>
-            <w:pStyle w:val="TOC2"/>
-            <w:tabs>
-              <w:tab w:val="right" w:leader="dot" w:pos="8296"/>
-            </w:tabs>
-            <w:rPr>
-              <w:rFonts w:hint="eastAsia"/>
-              <w:noProof/>
-              <w:sz w:val="22"/>
-              <w:szCs w:val="24"/>
-              <w14:ligatures w14:val="standardContextual"/>
-            </w:rPr>
-          </w:pPr>
-          <w:hyperlink w:anchor="_Toc195085226" w:history="1">
-            <w:r>
-              <w:rPr>
-                <w:rStyle w:val="ad"/>
-                <w:rFonts w:hint="eastAsia"/>
-                <w:noProof/>
-              </w:rPr>
-              <w:t>Appendix update log</w:t>
-            </w:r>
-            <w:r>
-              <w:rPr>
-                <w:rFonts w:hint="eastAsia"/>
-                <w:noProof/>
-                <w:webHidden/>
-              </w:rPr>
-              <w:tab/>
-            </w:r>
-            <w:r>
-              <w:rPr>
-                <w:rFonts w:hint="eastAsia"/>
-                <w:noProof/>
-                <w:webHidden/>
-              </w:rPr>
-              <w:fldChar w:fldCharType="begin"/>
-            </w:r>
-            <w:r>
-              <w:rPr>
-                <w:rFonts w:hint="eastAsia"/>
-                <w:noProof/>
-                <w:webHidden/>
-              </w:rPr>
-              <w:instrText xml:space="preserve"> </w:instrText>
-            </w:r>
-            <w:r>
-              <w:rPr>
-                <w:noProof/>
-                <w:webHidden/>
-              </w:rPr>
-              <w:instrText>PAGEREF _Toc195085226 \h</w:instrText>
-            </w:r>
-            <w:r>
-              <w:rPr>
-                <w:rFonts w:hint="eastAsia"/>
-                <w:noProof/>
-                <w:webHidden/>
-              </w:rPr>
-              <w:instrText xml:space="preserve"> </w:instrText>
-            </w:r>
-            <w:r>
-              <w:rPr>
-                <w:rFonts w:hint="eastAsia"/>
-                <w:noProof/>
-                <w:webHidden/>
-              </w:rPr>
-            </w:r>
-            <w:r>
-              <w:rPr>
-                <w:noProof/>
-                <w:webHidden/>
-              </w:rPr>
-              <w:fldChar w:fldCharType="separate"/>
-            </w:r>
-            <w:r>
-              <w:rPr>
-                <w:noProof/>
-                <w:webHidden/>
-              </w:rPr>
-              <w:t>16</w:t>
             </w:r>
             <w:r>
               <w:rPr>
@@ -4645,6 +4408,25 @@
     <w:p>
       <w:pPr>
         <w:rPr>
+          <w:b/>
+          <w:bCs/>
+          <w:lang w:val="zh-CN"/>
+        </w:rPr>
+      </w:pPr>
+    </w:p>
+    <w:p>
+      <w:pPr>
+        <w:rPr>
+          <w:b/>
+          <w:bCs/>
+          <w:lang w:val="zh-CN"/>
+        </w:rPr>
+      </w:pPr>
+    </w:p>
+    <w:p>
+      <w:pPr>
+        <w:rPr>
+          <w:rFonts w:hint="eastAsia"/>
           <w:b/>
           <w:bCs/>
           <w:lang w:val="zh-CN"/>
@@ -4700,7 +4482,6 @@
               <w:bottom w:val="outset" w:sz="6" w:space="0" w:color="auto"/>
               <w:right w:val="outset" w:sz="6" w:space="0" w:color="auto"/>
             </w:tcBorders>
-            <w:shd w:val="clear" w:color="auto" w:fill="auto"/>
             <w:vAlign w:val="center"/>
           </w:tcPr>
           <w:p>
@@ -4853,7 +4634,6 @@
               <w:bottom w:val="outset" w:sz="6" w:space="0" w:color="auto"/>
               <w:right w:val="outset" w:sz="6" w:space="0" w:color="auto"/>
             </w:tcBorders>
-            <w:shd w:val="clear" w:color="auto" w:fill="auto"/>
             <w:vAlign w:val="center"/>
           </w:tcPr>
           <w:p>
@@ -4918,7 +4698,7 @@
               <w:rPr>
                 <w:rFonts w:hint="eastAsia"/>
               </w:rPr>
-              <w:t>11</w:t>
+              <w:t>13</w:t>
             </w:r>
             <w:r>
               <w:rPr>
@@ -4950,7 +4730,6 @@
               <w:bottom w:val="outset" w:sz="6" w:space="0" w:color="auto"/>
               <w:right w:val="outset" w:sz="6" w:space="0" w:color="auto"/>
             </w:tcBorders>
-            <w:shd w:val="clear" w:color="auto" w:fill="auto"/>
             <w:vAlign w:val="center"/>
           </w:tcPr>
           <w:p>
@@ -5021,13 +4800,7 @@
               <w:rPr>
                 <w:rFonts w:hint="eastAsia"/>
               </w:rPr>
-              <w:t>0</w:t>
-            </w:r>
-            <w:r>
-              <w:rPr>
-                <w:rFonts w:hint="eastAsia"/>
-              </w:rPr>
-              <w:t>4</w:t>
+              <w:t>11</w:t>
             </w:r>
             <w:r>
               <w:t>-</w:t>
@@ -5036,7 +4809,7 @@
               <w:rPr>
                 <w:rFonts w:hint="eastAsia"/>
               </w:rPr>
-              <w:t>09</w:t>
+              <w:t>07</w:t>
             </w:r>
           </w:p>
         </w:tc>
@@ -5125,7 +4898,7 @@
       <w:pPr>
         <w:pStyle w:val="1"/>
       </w:pPr>
-      <w:bookmarkStart w:id="1" w:name="_Toc195085183"/>
+      <w:bookmarkStart w:id="1" w:name="_Toc213424985"/>
       <w:r>
         <w:rPr>
           <w:rFonts w:hint="eastAsia"/>
@@ -5139,7 +4912,7 @@
       <w:pPr>
         <w:pStyle w:val="2"/>
       </w:pPr>
-      <w:bookmarkStart w:id="2" w:name="_Toc195085184"/>
+      <w:bookmarkStart w:id="2" w:name="_Toc213424986"/>
       <w:r>
         <w:rPr>
           <w:rFonts w:hint="eastAsia"/>
@@ -5185,7 +4958,7 @@
       <w:pPr>
         <w:pStyle w:val="2"/>
       </w:pPr>
-      <w:bookmarkStart w:id="3" w:name="_Toc195085185"/>
+      <w:bookmarkStart w:id="3" w:name="_Toc213424987"/>
       <w:r>
         <w:rPr>
           <w:rFonts w:hint="eastAsia"/>
@@ -5206,7 +4979,7 @@
       <w:pPr>
         <w:pStyle w:val="2"/>
       </w:pPr>
-      <w:bookmarkStart w:id="4" w:name="_Toc195085186"/>
+      <w:bookmarkStart w:id="4" w:name="_Toc213424988"/>
       <w:r>
         <w:t>Related modules</w:t>
       </w:r>
@@ -5247,7 +5020,7 @@
         <w:pStyle w:val="1"/>
       </w:pPr>
       <w:bookmarkStart w:id="5" w:name="_Toc18055"/>
-      <w:bookmarkStart w:id="6" w:name="_Toc195085187"/>
+      <w:bookmarkStart w:id="6" w:name="_Toc213424989"/>
       <w:proofErr w:type="gramStart"/>
       <w:r>
         <w:rPr>
@@ -5335,7 +5108,7 @@
           <w:numId w:val="1"/>
         </w:numPr>
       </w:pPr>
-      <w:bookmarkStart w:id="7" w:name="_Toc195085188"/>
+      <w:bookmarkStart w:id="7" w:name="_Toc213424990"/>
       <w:r>
         <w:t>Instructions</w:t>
       </w:r>
@@ -5393,7 +5166,7 @@
           <w:numId w:val="2"/>
         </w:numPr>
       </w:pPr>
-      <w:bookmarkStart w:id="8" w:name="_Toc195085189"/>
+      <w:bookmarkStart w:id="8" w:name="_Toc213424991"/>
       <w:r>
         <w:rPr>
           <w:rFonts w:hint="eastAsia"/>
@@ -5406,7 +5179,7 @@
       <w:pPr>
         <w:pStyle w:val="3"/>
       </w:pPr>
-      <w:bookmarkStart w:id="9" w:name="_Toc195085190"/>
+      <w:bookmarkStart w:id="9" w:name="_Toc213424992"/>
       <w:r>
         <w:rPr>
           <w:rFonts w:hint="eastAsia"/>
@@ -5531,7 +5304,7 @@
       <w:pPr>
         <w:pStyle w:val="3"/>
       </w:pPr>
-      <w:bookmarkStart w:id="10" w:name="_Toc195085191"/>
+      <w:bookmarkStart w:id="10" w:name="_Toc213424993"/>
       <w:r>
         <w:rPr>
           <w:rFonts w:hint="eastAsia"/>
@@ -5684,7 +5457,7 @@
         <w:pStyle w:val="1"/>
       </w:pPr>
       <w:bookmarkStart w:id="11" w:name="_Toc25592"/>
-      <w:bookmarkStart w:id="12" w:name="_Toc195085192"/>
+      <w:bookmarkStart w:id="12" w:name="_Toc213424994"/>
       <w:r>
         <w:rPr>
           <w:rFonts w:hint="eastAsia"/>
@@ -5711,7 +5484,7 @@
         <w:pStyle w:val="3"/>
       </w:pPr>
       <w:bookmarkStart w:id="13" w:name="_Toc31502"/>
-      <w:bookmarkStart w:id="14" w:name="_Toc195085193"/>
+      <w:bookmarkStart w:id="14" w:name="_Toc213424995"/>
       <w:r>
         <w:rPr>
           <w:rFonts w:hint="eastAsia"/>
@@ -5913,7 +5686,7 @@
         <w:pStyle w:val="2"/>
       </w:pPr>
       <w:bookmarkStart w:id="15" w:name="_Toc31740"/>
-      <w:bookmarkStart w:id="16" w:name="_Toc195085194"/>
+      <w:bookmarkStart w:id="16" w:name="_Toc213424996"/>
       <w:r>
         <w:rPr>
           <w:rFonts w:hint="eastAsia"/>
@@ -5979,7 +5752,7 @@
       <w:pPr>
         <w:pStyle w:val="2"/>
       </w:pPr>
-      <w:bookmarkStart w:id="17" w:name="_Toc195085195"/>
+      <w:bookmarkStart w:id="17" w:name="_Toc213424997"/>
       <w:r>
         <w:rPr>
           <w:rFonts w:hint="eastAsia"/>
@@ -6025,7 +5798,7 @@
         <w:pStyle w:val="1"/>
       </w:pPr>
       <w:bookmarkStart w:id="18" w:name="_Toc16758"/>
-      <w:bookmarkStart w:id="19" w:name="_Toc195085196"/>
+      <w:bookmarkStart w:id="19" w:name="_Toc213424998"/>
       <w:r>
         <w:rPr>
           <w:rFonts w:hint="eastAsia"/>
@@ -6102,7 +5875,7 @@
       </w:pPr>
       <w:bookmarkStart w:id="20" w:name="_Toc14016"/>
       <w:bookmarkStart w:id="21" w:name="_Toc24244"/>
-      <w:bookmarkStart w:id="22" w:name="_Toc195085197"/>
+      <w:bookmarkStart w:id="22" w:name="_Toc213424999"/>
       <w:r>
         <w:rPr>
           <w:rFonts w:hint="eastAsia"/>
@@ -6131,7 +5904,7 @@
         <w:pStyle w:val="3"/>
       </w:pPr>
       <w:bookmarkStart w:id="23" w:name="_Toc3578"/>
-      <w:bookmarkStart w:id="24" w:name="_Toc195085198"/>
+      <w:bookmarkStart w:id="24" w:name="_Toc213425000"/>
       <w:r>
         <w:rPr>
           <w:rFonts w:hint="eastAsia"/>
@@ -7136,7 +6909,7 @@
         <w:pStyle w:val="3"/>
       </w:pPr>
       <w:bookmarkStart w:id="25" w:name="_Toc17428"/>
-      <w:bookmarkStart w:id="26" w:name="_Toc195085199"/>
+      <w:bookmarkStart w:id="26" w:name="_Toc213425001"/>
       <w:r>
         <w:rPr>
           <w:rFonts w:hint="eastAsia"/>
@@ -8121,7 +7894,7 @@
       <w:pPr>
         <w:pStyle w:val="3"/>
       </w:pPr>
-      <w:bookmarkStart w:id="29" w:name="_Toc195085200"/>
+      <w:bookmarkStart w:id="29" w:name="_Toc213425002"/>
       <w:r>
         <w:rPr>
           <w:rFonts w:hint="eastAsia"/>
@@ -8647,7 +8420,7 @@
       </w:pPr>
       <w:bookmarkStart w:id="30" w:name="_Toc6649"/>
       <w:bookmarkStart w:id="31" w:name="_Toc14115"/>
-      <w:bookmarkStart w:id="32" w:name="_Toc195085201"/>
+      <w:bookmarkStart w:id="32" w:name="_Toc213425003"/>
       <w:r>
         <w:rPr>
           <w:rFonts w:hint="eastAsia"/>
@@ -9682,7 +9455,7 @@
       <w:pPr>
         <w:pStyle w:val="3"/>
       </w:pPr>
-      <w:bookmarkStart w:id="35" w:name="_Toc195085202"/>
+      <w:bookmarkStart w:id="35" w:name="_Toc213425004"/>
       <w:r>
         <w:rPr>
           <w:rFonts w:hint="eastAsia"/>
@@ -10282,7 +10055,7 @@
       <w:pPr>
         <w:pStyle w:val="2"/>
       </w:pPr>
-      <w:bookmarkStart w:id="36" w:name="_Toc195085203"/>
+      <w:bookmarkStart w:id="36" w:name="_Toc213425005"/>
       <w:r>
         <w:rPr>
           <w:rFonts w:hint="eastAsia"/>
@@ -10303,7 +10076,7 @@
       <w:pPr>
         <w:pStyle w:val="2"/>
       </w:pPr>
-      <w:bookmarkStart w:id="37" w:name="_Toc195085204"/>
+      <w:bookmarkStart w:id="37" w:name="_Toc213425006"/>
       <w:r>
         <w:rPr>
           <w:rFonts w:hint="eastAsia"/>
@@ -10336,106 +10109,538 @@
         <w:pStyle w:val="2"/>
       </w:pPr>
       <w:bookmarkStart w:id="38" w:name="_Toc20002"/>
-      <w:bookmarkStart w:id="39" w:name="_Toc195085205"/>
+      <w:bookmarkStart w:id="39" w:name="_Toc213425007"/>
       <w:r>
         <w:rPr>
           <w:rFonts w:hint="eastAsia"/>
         </w:rPr>
         <w:lastRenderedPageBreak/>
-        <w:t>3.4 Convert Push Stream Protocol</w:t>
+        <w:t>3.</w:t>
+      </w:r>
+      <w:r>
+        <w:rPr>
+          <w:rFonts w:hint="eastAsia"/>
+        </w:rPr>
+        <w:t>4</w:t>
+      </w:r>
+      <w:r>
+        <w:rPr>
+          <w:rFonts w:hint="eastAsia"/>
+        </w:rPr>
+        <w:t xml:space="preserve"> HTTP Management API</w:t>
       </w:r>
       <w:bookmarkEnd w:id="39"/>
     </w:p>
     <w:p>
       <w:pPr>
-        <w:ind w:firstLine="420"/>
-      </w:pPr>
-      <w:r>
-        <w:rPr>
-          <w:rFonts w:hint="eastAsia"/>
-        </w:rPr>
-        <w:t xml:space="preserve">Token is control by yourself or system </w:t>
-      </w:r>
+        <w:pStyle w:val="3"/>
+      </w:pPr>
+      <w:bookmarkStart w:id="40" w:name="_Toc213425008"/>
+      <w:r>
+        <w:rPr>
+          <w:rFonts w:hint="eastAsia"/>
+        </w:rPr>
+        <w:t>3.</w:t>
+      </w:r>
+      <w:r>
+        <w:rPr>
+          <w:rFonts w:hint="eastAsia"/>
+        </w:rPr>
+        <w:t>4</w:t>
+      </w:r>
+      <w:r>
+        <w:rPr>
+          <w:rFonts w:hint="eastAsia"/>
+        </w:rPr>
+        <w:t>.1 Get Publish List</w:t>
+      </w:r>
+      <w:bookmarkEnd w:id="40"/>
+    </w:p>
+    <w:p>
+      <w:pPr>
+        <w:pStyle w:val="4"/>
+      </w:pPr>
+      <w:r>
+        <w:rPr>
+          <w:rFonts w:hint="eastAsia"/>
+        </w:rPr>
+        <w:t>3.</w:t>
+      </w:r>
+      <w:r>
+        <w:rPr>
+          <w:rFonts w:hint="eastAsia"/>
+        </w:rPr>
+        <w:t>4</w:t>
+      </w:r>
+      <w:r>
+        <w:rPr>
+          <w:rFonts w:hint="eastAsia"/>
+        </w:rPr>
+        <w:t>.1.1 Request</w:t>
+      </w:r>
+    </w:p>
+    <w:p>
       <w:proofErr w:type="spellStart"/>
       <w:proofErr w:type="gramStart"/>
       <w:r>
         <w:rPr>
           <w:rFonts w:hint="eastAsia"/>
         </w:rPr>
-        <w:t>create,when</w:t>
+        <w:t>Interface:HTTP</w:t>
       </w:r>
       <w:proofErr w:type="spellEnd"/>
       <w:proofErr w:type="gramEnd"/>
-      <w:r>
-        <w:rPr>
-          <w:rFonts w:hint="eastAsia"/>
-        </w:rPr>
-        <w:t xml:space="preserve"> you stop this stream need this </w:t>
-      </w:r>
+    </w:p>
+    <w:p>
       <w:proofErr w:type="spellStart"/>
       <w:proofErr w:type="gramStart"/>
       <w:r>
         <w:rPr>
           <w:rFonts w:hint="eastAsia"/>
         </w:rPr>
-        <w:t>token.otherwise</w:t>
+        <w:t>Method:GET</w:t>
       </w:r>
       <w:proofErr w:type="spellEnd"/>
       <w:proofErr w:type="gramEnd"/>
-      <w:r>
-        <w:rPr>
-          <w:rFonts w:hint="eastAsia"/>
-        </w:rPr>
-        <w:t xml:space="preserve"> this stream is always </w:t>
-      </w:r>
+    </w:p>
+    <w:p>
+      <w:proofErr w:type="spellStart"/>
       <w:proofErr w:type="gramStart"/>
       <w:r>
         <w:rPr>
           <w:rFonts w:hint="eastAsia"/>
         </w:rPr>
-        <w:t>exist</w:t>
+        <w:t>Address:http</w:t>
+      </w:r>
+      <w:proofErr w:type="spellEnd"/>
+      <w:r>
+        <w:rPr>
+          <w:rFonts w:hint="eastAsia"/>
+        </w:rPr>
+        <w:t>://127.0.0.1:5600/</w:t>
+      </w:r>
+      <w:proofErr w:type="spellStart"/>
+      <w:r>
+        <w:rPr>
+          <w:rFonts w:hint="eastAsia"/>
+        </w:rPr>
+        <w:t>api?function</w:t>
+      </w:r>
+      <w:proofErr w:type="spellEnd"/>
+      <w:r>
+        <w:rPr>
+          <w:rFonts w:hint="eastAsia"/>
+        </w:rPr>
+        <w:t>=</w:t>
+      </w:r>
+      <w:proofErr w:type="spellStart"/>
+      <w:r>
+        <w:rPr>
+          <w:rFonts w:hint="eastAsia"/>
+        </w:rPr>
+        <w:t>publish&amp;method</w:t>
+      </w:r>
+      <w:proofErr w:type="spellEnd"/>
+      <w:r>
+        <w:rPr>
+          <w:rFonts w:hint="eastAsia"/>
+        </w:rPr>
+        <w:t>=get</w:t>
       </w:r>
       <w:proofErr w:type="gramEnd"/>
-      <w:r>
-        <w:rPr>
-          <w:rFonts w:hint="eastAsia"/>
-        </w:rPr>
-        <w:t>.</w:t>
-      </w:r>
-    </w:p>
-    <w:p>
-      <w:pPr>
-        <w:ind w:firstLine="420"/>
-      </w:pPr>
-      <w:r>
-        <w:rPr>
-          <w:rFonts w:hint="eastAsia"/>
-          <w:color w:val="0000FF"/>
-        </w:rPr>
-        <w:t xml:space="preserve">The Protocol Applies to </w:t>
-      </w:r>
-      <w:proofErr w:type="spellStart"/>
-      <w:r>
-        <w:rPr>
-          <w:rFonts w:hint="eastAsia"/>
-          <w:color w:val="0000FF"/>
-        </w:rPr>
-        <w:t>XEngine_ForwardApp</w:t>
-      </w:r>
-      <w:proofErr w:type="spellEnd"/>
+    </w:p>
+    <w:p>
+      <w:pPr>
+        <w:pStyle w:val="4"/>
+      </w:pPr>
+      <w:r>
+        <w:rPr>
+          <w:rFonts w:hint="eastAsia"/>
+        </w:rPr>
+        <w:t>3.</w:t>
+      </w:r>
+      <w:r>
+        <w:rPr>
+          <w:rFonts w:hint="eastAsia"/>
+        </w:rPr>
+        <w:t>4</w:t>
+      </w:r>
+      <w:r>
+        <w:rPr>
+          <w:rFonts w:hint="eastAsia"/>
+        </w:rPr>
+        <w:t>.1.2 Reply</w:t>
+      </w:r>
+    </w:p>
+    <w:p>
+      <w:r>
+        <w:rPr>
+          <w:rFonts w:hint="eastAsia"/>
+        </w:rPr>
+        <w:t>{</w:t>
+      </w:r>
+    </w:p>
+    <w:p>
+      <w:r>
+        <w:rPr>
+          <w:rFonts w:hint="eastAsia"/>
+        </w:rPr>
+        <w:t xml:space="preserve">    "Array</w:t>
+      </w:r>
+      <w:proofErr w:type="gramStart"/>
+      <w:r>
+        <w:rPr>
+          <w:rFonts w:hint="eastAsia"/>
+        </w:rPr>
+        <w:t>":[</w:t>
+      </w:r>
+      <w:proofErr w:type="gramEnd"/>
+    </w:p>
+    <w:p>
+      <w:r>
+        <w:rPr>
+          <w:rFonts w:hint="eastAsia"/>
+        </w:rPr>
+        <w:t xml:space="preserve">        {</w:t>
+      </w:r>
+    </w:p>
+    <w:p>
+      <w:r>
+        <w:rPr>
+          <w:rFonts w:hint="eastAsia"/>
+        </w:rPr>
+        <w:t xml:space="preserve">            "enStreamType":3,</w:t>
+      </w:r>
+    </w:p>
+    <w:p>
+      <w:r>
+        <w:rPr>
+          <w:rFonts w:hint="eastAsia"/>
+        </w:rPr>
+        <w:t xml:space="preserve">            "nClientCount":0,</w:t>
+      </w:r>
+    </w:p>
+    <w:p>
+      <w:r>
+        <w:rPr>
+          <w:rFonts w:hint="eastAsia"/>
+        </w:rPr>
+        <w:t xml:space="preserve">            "</w:t>
+      </w:r>
+      <w:proofErr w:type="spellStart"/>
+      <w:proofErr w:type="gramStart"/>
+      <w:r>
+        <w:rPr>
+          <w:rFonts w:hint="eastAsia"/>
+        </w:rPr>
+        <w:t>st</w:t>
+      </w:r>
+      <w:proofErr w:type="gramEnd"/>
+      <w:r>
+        <w:rPr>
+          <w:rFonts w:hint="eastAsia"/>
+        </w:rPr>
+        <w:t>_AudioInfo</w:t>
+      </w:r>
+      <w:proofErr w:type="spellEnd"/>
+      <w:proofErr w:type="gramStart"/>
+      <w:r>
+        <w:rPr>
+          <w:rFonts w:hint="eastAsia"/>
+        </w:rPr>
+        <w:t>":{</w:t>
+      </w:r>
+      <w:proofErr w:type="gramEnd"/>
+    </w:p>
+    <w:p>
+      <w:r>
+        <w:rPr>
+          <w:rFonts w:hint="eastAsia"/>
+        </w:rPr>
+        <w:t xml:space="preserve">                "</w:t>
+      </w:r>
+      <w:proofErr w:type="spellStart"/>
+      <w:r>
+        <w:rPr>
+          <w:rFonts w:hint="eastAsia"/>
+        </w:rPr>
+        <w:t>bEnable</w:t>
+      </w:r>
+      <w:proofErr w:type="spellEnd"/>
+      <w:proofErr w:type="gramStart"/>
+      <w:r>
+        <w:rPr>
+          <w:rFonts w:hint="eastAsia"/>
+        </w:rPr>
+        <w:t>":true</w:t>
+      </w:r>
+      <w:proofErr w:type="gramEnd"/>
+      <w:r>
+        <w:rPr>
+          <w:rFonts w:hint="eastAsia"/>
+        </w:rPr>
+        <w:t>,</w:t>
+      </w:r>
+    </w:p>
+    <w:p>
+      <w:r>
+        <w:rPr>
+          <w:rFonts w:hint="eastAsia"/>
+        </w:rPr>
+        <w:t xml:space="preserve">                "enAVCodec":10,</w:t>
+      </w:r>
+    </w:p>
+    <w:p>
+      <w:r>
+        <w:rPr>
+          <w:rFonts w:hint="eastAsia"/>
+        </w:rPr>
+        <w:t xml:space="preserve">                "nBitRate":160,</w:t>
+      </w:r>
+    </w:p>
+    <w:p>
+      <w:r>
+        <w:rPr>
+          <w:rFonts w:hint="eastAsia"/>
+        </w:rPr>
+        <w:t xml:space="preserve">                "nChannel":2,</w:t>
+      </w:r>
+    </w:p>
+    <w:p>
+      <w:r>
+        <w:rPr>
+          <w:rFonts w:hint="eastAsia"/>
+        </w:rPr>
+        <w:t xml:space="preserve">                "nSampleFmt":16,</w:t>
+      </w:r>
+    </w:p>
+    <w:p>
+      <w:r>
+        <w:rPr>
+          <w:rFonts w:hint="eastAsia"/>
+        </w:rPr>
+        <w:t xml:space="preserve">                "nSampleRate":48000</w:t>
+      </w:r>
+    </w:p>
+    <w:p>
+      <w:r>
+        <w:rPr>
+          <w:rFonts w:hint="eastAsia"/>
+        </w:rPr>
+        <w:t xml:space="preserve">            },</w:t>
+      </w:r>
+    </w:p>
+    <w:p>
+      <w:r>
+        <w:rPr>
+          <w:rFonts w:hint="eastAsia"/>
+        </w:rPr>
+        <w:t xml:space="preserve">            "</w:t>
+      </w:r>
+      <w:proofErr w:type="spellStart"/>
+      <w:proofErr w:type="gramStart"/>
+      <w:r>
+        <w:rPr>
+          <w:rFonts w:hint="eastAsia"/>
+        </w:rPr>
+        <w:t>st</w:t>
+      </w:r>
+      <w:proofErr w:type="gramEnd"/>
+      <w:r>
+        <w:rPr>
+          <w:rFonts w:hint="eastAsia"/>
+        </w:rPr>
+        <w:t>_VideoInfo</w:t>
+      </w:r>
+      <w:proofErr w:type="spellEnd"/>
+      <w:proofErr w:type="gramStart"/>
+      <w:r>
+        <w:rPr>
+          <w:rFonts w:hint="eastAsia"/>
+        </w:rPr>
+        <w:t>":{</w:t>
+      </w:r>
+      <w:proofErr w:type="gramEnd"/>
+    </w:p>
+    <w:p>
+      <w:r>
+        <w:rPr>
+          <w:rFonts w:hint="eastAsia"/>
+        </w:rPr>
+        <w:t xml:space="preserve">                "</w:t>
+      </w:r>
+      <w:proofErr w:type="spellStart"/>
+      <w:r>
+        <w:rPr>
+          <w:rFonts w:hint="eastAsia"/>
+        </w:rPr>
+        <w:t>bEnable</w:t>
+      </w:r>
+      <w:proofErr w:type="spellEnd"/>
+      <w:proofErr w:type="gramStart"/>
+      <w:r>
+        <w:rPr>
+          <w:rFonts w:hint="eastAsia"/>
+        </w:rPr>
+        <w:t>":true</w:t>
+      </w:r>
+      <w:proofErr w:type="gramEnd"/>
+      <w:r>
+        <w:rPr>
+          <w:rFonts w:hint="eastAsia"/>
+        </w:rPr>
+        <w:t>,</w:t>
+      </w:r>
+    </w:p>
+    <w:p>
+      <w:r>
+        <w:rPr>
+          <w:rFonts w:hint="eastAsia"/>
+        </w:rPr>
+        <w:t xml:space="preserve">                "enAVCodec":7,</w:t>
+      </w:r>
+    </w:p>
+    <w:p>
+      <w:r>
+        <w:rPr>
+          <w:rFonts w:hint="eastAsia"/>
+        </w:rPr>
+        <w:t xml:space="preserve">                "nBitRate":5950,</w:t>
+      </w:r>
+    </w:p>
+    <w:p>
+      <w:r>
+        <w:rPr>
+          <w:rFonts w:hint="eastAsia"/>
+        </w:rPr>
+        <w:t xml:space="preserve">                "nFrameRate":30,</w:t>
+      </w:r>
+    </w:p>
+    <w:p>
+      <w:r>
+        <w:rPr>
+          <w:rFonts w:hint="eastAsia"/>
+        </w:rPr>
+        <w:t xml:space="preserve">                "nHeight":1080,</w:t>
+      </w:r>
+    </w:p>
+    <w:p>
+      <w:r>
+        <w:rPr>
+          <w:rFonts w:hint="eastAsia"/>
+        </w:rPr>
+        <w:t xml:space="preserve">                "nWidth":1920</w:t>
+      </w:r>
+    </w:p>
+    <w:p>
+      <w:r>
+        <w:rPr>
+          <w:rFonts w:hint="eastAsia"/>
+        </w:rPr>
+        <w:t xml:space="preserve">            },</w:t>
+      </w:r>
+    </w:p>
+    <w:p>
+      <w:r>
+        <w:rPr>
+          <w:rFonts w:hint="eastAsia"/>
+        </w:rPr>
+        <w:t xml:space="preserve">            "</w:t>
+      </w:r>
+      <w:proofErr w:type="spellStart"/>
+      <w:r>
+        <w:rPr>
+          <w:rFonts w:hint="eastAsia"/>
+        </w:rPr>
+        <w:t>tszSMSAddr</w:t>
+      </w:r>
+      <w:proofErr w:type="spellEnd"/>
+      <w:r>
+        <w:rPr>
+          <w:rFonts w:hint="eastAsia"/>
+        </w:rPr>
+        <w:t>":"live/qyt"</w:t>
+      </w:r>
+    </w:p>
+    <w:p>
+      <w:r>
+        <w:rPr>
+          <w:rFonts w:hint="eastAsia"/>
+        </w:rPr>
+        <w:t xml:space="preserve">        }</w:t>
+      </w:r>
+    </w:p>
+    <w:p>
+      <w:r>
+        <w:rPr>
+          <w:rFonts w:hint="eastAsia"/>
+        </w:rPr>
+        <w:t xml:space="preserve">    ],</w:t>
+      </w:r>
+    </w:p>
+    <w:p>
+      <w:r>
+        <w:rPr>
+          <w:rFonts w:hint="eastAsia"/>
+        </w:rPr>
+        <w:t xml:space="preserve">    "code":0,</w:t>
+      </w:r>
+    </w:p>
+    <w:p>
+      <w:r>
+        <w:rPr>
+          <w:rFonts w:hint="eastAsia"/>
+        </w:rPr>
+        <w:t xml:space="preserve">    "</w:t>
+      </w:r>
+      <w:proofErr w:type="spellStart"/>
+      <w:r>
+        <w:rPr>
+          <w:rFonts w:hint="eastAsia"/>
+        </w:rPr>
+        <w:t>msg":"success</w:t>
+      </w:r>
+      <w:proofErr w:type="spellEnd"/>
+      <w:r>
+        <w:rPr>
+          <w:rFonts w:hint="eastAsia"/>
+        </w:rPr>
+        <w:t>"</w:t>
+      </w:r>
+    </w:p>
+    <w:p>
+      <w:r>
+        <w:rPr>
+          <w:rFonts w:hint="eastAsia"/>
+        </w:rPr>
+        <w:t>}</w:t>
+      </w:r>
     </w:p>
     <w:p>
       <w:pPr>
         <w:pStyle w:val="3"/>
       </w:pPr>
-      <w:bookmarkStart w:id="40" w:name="_Toc195085206"/>
-      <w:r>
-        <w:rPr>
-          <w:rFonts w:hint="eastAsia"/>
-        </w:rPr>
-        <w:t>3.4.1 Play</w:t>
-      </w:r>
-      <w:bookmarkEnd w:id="40"/>
+      <w:bookmarkStart w:id="41" w:name="_Toc213425009"/>
+      <w:r>
+        <w:rPr>
+          <w:rFonts w:hint="eastAsia"/>
+        </w:rPr>
+        <w:lastRenderedPageBreak/>
+        <w:t>3.</w:t>
+      </w:r>
+      <w:r>
+        <w:rPr>
+          <w:rFonts w:hint="eastAsia"/>
+        </w:rPr>
+        <w:t>4</w:t>
+      </w:r>
+      <w:r>
+        <w:rPr>
+          <w:rFonts w:hint="eastAsia"/>
+        </w:rPr>
+        <w:t>.2 Get Pull List</w:t>
+      </w:r>
+      <w:bookmarkEnd w:id="41"/>
     </w:p>
     <w:p>
       <w:pPr>
@@ -10445,7 +10650,19 @@
         <w:rPr>
           <w:rFonts w:hint="eastAsia"/>
         </w:rPr>
-        <w:t>3.4.1.1 Request</w:t>
+        <w:t>3.</w:t>
+      </w:r>
+      <w:r>
+        <w:rPr>
+          <w:rFonts w:hint="eastAsia"/>
+        </w:rPr>
+        <w:t>4</w:t>
+      </w:r>
+      <w:r>
+        <w:rPr>
+          <w:rFonts w:hint="eastAsia"/>
+        </w:rPr>
+        <w:t>.2.1 Request</w:t>
       </w:r>
     </w:p>
     <w:p>
@@ -10467,7 +10684,7 @@
         <w:rPr>
           <w:rFonts w:hint="eastAsia"/>
         </w:rPr>
-        <w:t>Method:POST</w:t>
+        <w:t>Method:GET</w:t>
       </w:r>
       <w:proofErr w:type="spellEnd"/>
       <w:proofErr w:type="gramEnd"/>
@@ -10486,7 +10703,7 @@
         <w:rPr>
           <w:rFonts w:hint="eastAsia"/>
         </w:rPr>
-        <w:t>://127.0.0.1:5602/</w:t>
+        <w:t>://127.0.0.1:5600/</w:t>
       </w:r>
       <w:proofErr w:type="spellStart"/>
       <w:r>
@@ -10507,1264 +10724,191 @@
         <w:rPr>
           <w:rFonts w:hint="eastAsia"/>
         </w:rPr>
-        <w:t>play&amp;token</w:t>
-      </w:r>
-      <w:proofErr w:type="spellEnd"/>
-      <w:r>
-        <w:rPr>
-          <w:rFonts w:hint="eastAsia"/>
-        </w:rPr>
-        <w:t>=</w:t>
-      </w:r>
-      <w:r>
-        <w:t>100010001</w:t>
+        <w:t>pull&amp;method</w:t>
+      </w:r>
+      <w:proofErr w:type="spellEnd"/>
+      <w:r>
+        <w:rPr>
+          <w:rFonts w:hint="eastAsia"/>
+        </w:rPr>
+        <w:t>=get</w:t>
       </w:r>
       <w:proofErr w:type="gramEnd"/>
     </w:p>
     <w:p>
-      <w:proofErr w:type="spellStart"/>
+      <w:pPr>
+        <w:pStyle w:val="4"/>
+      </w:pPr>
+      <w:r>
+        <w:rPr>
+          <w:rFonts w:hint="eastAsia"/>
+        </w:rPr>
+        <w:t>3.</w:t>
+      </w:r>
+      <w:r>
+        <w:rPr>
+          <w:rFonts w:hint="eastAsia"/>
+        </w:rPr>
+        <w:t>4</w:t>
+      </w:r>
+      <w:r>
+        <w:rPr>
+          <w:rFonts w:hint="eastAsia"/>
+        </w:rPr>
+        <w:t>.2.2 Reply</w:t>
+      </w:r>
+    </w:p>
+    <w:p>
+      <w:r>
+        <w:t>{</w:t>
+      </w:r>
+    </w:p>
+    <w:p>
+      <w:r>
+        <w:t xml:space="preserve">    "Array</w:t>
+      </w:r>
       <w:proofErr w:type="gramStart"/>
       <w:r>
-        <w:rPr>
-          <w:rFonts w:hint="eastAsia"/>
-        </w:rPr>
-        <w:t>Parament:function</w:t>
+        <w:t>":[</w:t>
       </w:r>
       <w:proofErr w:type="gramEnd"/>
-      <w:r>
-        <w:rPr>
-          <w:rFonts w:hint="eastAsia"/>
-        </w:rPr>
-        <w:t>:Operator</w:t>
-      </w:r>
-      <w:proofErr w:type="spellEnd"/>
-      <w:r>
-        <w:rPr>
-          <w:rFonts w:hint="eastAsia"/>
-        </w:rPr>
-        <w:t xml:space="preserve"> Method</w:t>
-      </w:r>
-    </w:p>
-    <w:p>
-      <w:r>
-        <w:rPr>
-          <w:rFonts w:hint="eastAsia"/>
-        </w:rPr>
-        <w:t xml:space="preserve">         </w:t>
-      </w:r>
-      <w:proofErr w:type="spellStart"/>
+    </w:p>
+    <w:p>
+      <w:r>
+        <w:t xml:space="preserve">        {</w:t>
+      </w:r>
+    </w:p>
+    <w:p>
+      <w:r>
+        <w:t xml:space="preserve">            "enStreamType":17,</w:t>
+      </w:r>
+    </w:p>
+    <w:p>
+      <w:r>
+        <w:t xml:space="preserve">            "tszPushAddr":"127.0.0.1:50795",</w:t>
+      </w:r>
+    </w:p>
+    <w:p>
+      <w:r>
+        <w:t xml:space="preserve">            "</w:t>
+      </w:r>
+      <w:proofErr w:type="spellStart"/>
+      <w:r>
+        <w:t>tszSMSAddr</w:t>
+      </w:r>
+      <w:proofErr w:type="spellEnd"/>
+      <w:r>
+        <w:t>":"live/qyt"</w:t>
+      </w:r>
+    </w:p>
+    <w:p>
+      <w:r>
+        <w:t xml:space="preserve">        }</w:t>
+      </w:r>
+    </w:p>
+    <w:p>
+      <w:r>
+        <w:t xml:space="preserve">    ],</w:t>
+      </w:r>
+    </w:p>
+    <w:p>
+      <w:r>
+        <w:t xml:space="preserve">    "code":0,</w:t>
+      </w:r>
+    </w:p>
+    <w:p>
+      <w:r>
+        <w:t xml:space="preserve">    "</w:t>
+      </w:r>
+      <w:proofErr w:type="spellStart"/>
+      <w:r>
+        <w:t>msg":"success</w:t>
+      </w:r>
+      <w:proofErr w:type="spellEnd"/>
+      <w:r>
+        <w:t>"</w:t>
+      </w:r>
+    </w:p>
+    <w:p>
+      <w:r>
+        <w:t>}</w:t>
+      </w:r>
+    </w:p>
+    <w:p>
+      <w:pPr>
+        <w:pStyle w:val="1"/>
+      </w:pPr>
+      <w:bookmarkStart w:id="42" w:name="_Toc213425010"/>
+      <w:r>
+        <w:rPr>
+          <w:rFonts w:hint="eastAsia"/>
+        </w:rPr>
+        <w:t>四</w:t>
+      </w:r>
+      <w:r>
+        <w:rPr>
+          <w:rFonts w:hint="eastAsia"/>
+        </w:rPr>
+        <w:t xml:space="preserve"> </w:t>
+      </w:r>
+      <w:bookmarkEnd w:id="38"/>
+      <w:r>
+        <w:rPr>
+          <w:rFonts w:hint="eastAsia"/>
+        </w:rPr>
+        <w:t>Configure Description</w:t>
+      </w:r>
+      <w:bookmarkEnd w:id="42"/>
+    </w:p>
+    <w:p>
+      <w:pPr>
+        <w:pStyle w:val="2"/>
+      </w:pPr>
+      <w:bookmarkStart w:id="43" w:name="_Toc213425011"/>
+      <w:r>
+        <w:rPr>
+          <w:rFonts w:hint="eastAsia"/>
+        </w:rPr>
+        <w:t>4.1 Service Configure</w:t>
+      </w:r>
+      <w:bookmarkEnd w:id="43"/>
+    </w:p>
+    <w:p>
+      <w:r>
+        <w:rPr>
+          <w:rFonts w:hint="eastAsia"/>
+        </w:rPr>
+        <w:t xml:space="preserve">Basic Configure </w:t>
+      </w:r>
       <w:proofErr w:type="gramStart"/>
       <w:r>
         <w:rPr>
           <w:rFonts w:hint="eastAsia"/>
         </w:rPr>
-        <w:t>Token:Stream</w:t>
-      </w:r>
-      <w:proofErr w:type="spellEnd"/>
+        <w:t>File:XEngine</w:t>
+      </w:r>
       <w:proofErr w:type="gramEnd"/>
       <w:r>
         <w:rPr>
           <w:rFonts w:hint="eastAsia"/>
         </w:rPr>
-        <w:t xml:space="preserve"> Number</w:t>
-      </w:r>
-    </w:p>
-    <w:p>
-      <w:proofErr w:type="spellStart"/>
-      <w:proofErr w:type="gramStart"/>
-      <w:r>
-        <w:rPr>
-          <w:rFonts w:hint="eastAsia"/>
-        </w:rPr>
-        <w:t>Payload:RTSP</w:t>
-      </w:r>
-      <w:proofErr w:type="spellEnd"/>
-      <w:proofErr w:type="gramEnd"/>
-      <w:r>
-        <w:rPr>
-          <w:rFonts w:hint="eastAsia"/>
-        </w:rPr>
-        <w:t xml:space="preserve"> or other protocol play address</w:t>
-      </w:r>
-    </w:p>
-    <w:p>
-      <w:r>
-        <w:t>{</w:t>
-      </w:r>
-    </w:p>
-    <w:p>
-      <w:r>
-        <w:t xml:space="preserve">    "tszAVUrl":"rtsp://wowzaec2demo.streamlock.net/vod/mp4:BigBuckBunny_115k.mp4"</w:t>
-      </w:r>
-    </w:p>
-    <w:p>
-      <w:r>
-        <w:t>}</w:t>
-      </w:r>
-    </w:p>
-    <w:p>
-      <w:pPr>
-        <w:pStyle w:val="4"/>
-      </w:pPr>
-      <w:r>
-        <w:rPr>
-          <w:rFonts w:hint="eastAsia"/>
-        </w:rPr>
-        <w:t>3.4.1.2 Reply</w:t>
-      </w:r>
-    </w:p>
-    <w:p>
-      <w:r>
-        <w:t>{</w:t>
-      </w:r>
-    </w:p>
-    <w:p>
-      <w:r>
-        <w:t xml:space="preserve">    "code":0,</w:t>
-      </w:r>
-    </w:p>
-    <w:p>
-      <w:r>
-        <w:t xml:space="preserve">    "</w:t>
-      </w:r>
-      <w:proofErr w:type="spellStart"/>
-      <w:r>
-        <w:t>msg":"success</w:t>
-      </w:r>
-      <w:proofErr w:type="spellEnd"/>
-      <w:r>
-        <w:t>",</w:t>
-      </w:r>
-    </w:p>
-    <w:p>
-      <w:r>
-        <w:t xml:space="preserve">    "token":"100010001"</w:t>
-      </w:r>
-    </w:p>
-    <w:p>
-      <w:r>
-        <w:t>}</w:t>
+        <w:t>_Config.json</w:t>
       </w:r>
     </w:p>
     <w:p>
       <w:pPr>
         <w:pStyle w:val="3"/>
       </w:pPr>
-      <w:bookmarkStart w:id="41" w:name="_Toc195085207"/>
-      <w:r>
-        <w:rPr>
-          <w:rFonts w:hint="eastAsia"/>
-        </w:rPr>
-        <w:t>3.4.2 Stop</w:t>
-      </w:r>
-      <w:bookmarkEnd w:id="41"/>
-    </w:p>
-    <w:p>
-      <w:pPr>
-        <w:pStyle w:val="4"/>
-      </w:pPr>
-      <w:r>
-        <w:rPr>
-          <w:rFonts w:hint="eastAsia"/>
-        </w:rPr>
-        <w:t>3.4.2.1 Request</w:t>
-      </w:r>
-    </w:p>
-    <w:p>
-      <w:proofErr w:type="spellStart"/>
-      <w:proofErr w:type="gramStart"/>
-      <w:r>
-        <w:rPr>
-          <w:rFonts w:hint="eastAsia"/>
-        </w:rPr>
-        <w:t>Interface:HTTP</w:t>
-      </w:r>
-      <w:proofErr w:type="spellEnd"/>
-      <w:proofErr w:type="gramEnd"/>
-    </w:p>
-    <w:p>
-      <w:proofErr w:type="spellStart"/>
-      <w:proofErr w:type="gramStart"/>
-      <w:r>
-        <w:rPr>
-          <w:rFonts w:hint="eastAsia"/>
-        </w:rPr>
-        <w:t>Method:POST</w:t>
-      </w:r>
-      <w:proofErr w:type="spellEnd"/>
-      <w:proofErr w:type="gramEnd"/>
-    </w:p>
-    <w:p>
-      <w:proofErr w:type="spellStart"/>
-      <w:proofErr w:type="gramStart"/>
-      <w:r>
-        <w:rPr>
-          <w:rFonts w:hint="eastAsia"/>
-        </w:rPr>
-        <w:t>Address:http</w:t>
-      </w:r>
-      <w:proofErr w:type="spellEnd"/>
-      <w:r>
-        <w:rPr>
-          <w:rFonts w:hint="eastAsia"/>
-        </w:rPr>
-        <w:t>://127.0.0.1:5602/</w:t>
-      </w:r>
-      <w:proofErr w:type="spellStart"/>
-      <w:r>
-        <w:rPr>
-          <w:rFonts w:hint="eastAsia"/>
-        </w:rPr>
-        <w:t>api?function</w:t>
-      </w:r>
-      <w:proofErr w:type="spellEnd"/>
-      <w:r>
-        <w:rPr>
-          <w:rFonts w:hint="eastAsia"/>
-        </w:rPr>
-        <w:t>=</w:t>
-      </w:r>
-      <w:proofErr w:type="spellStart"/>
-      <w:r>
-        <w:rPr>
-          <w:rFonts w:hint="eastAsia"/>
-        </w:rPr>
-        <w:t>stop&amp;token</w:t>
-      </w:r>
-      <w:proofErr w:type="spellEnd"/>
-      <w:r>
-        <w:rPr>
-          <w:rFonts w:hint="eastAsia"/>
-        </w:rPr>
-        <w:t>=10001001</w:t>
-      </w:r>
-      <w:proofErr w:type="gramEnd"/>
-    </w:p>
-    <w:p>
-      <w:proofErr w:type="spellStart"/>
-      <w:proofErr w:type="gramStart"/>
-      <w:r>
-        <w:rPr>
-          <w:rFonts w:hint="eastAsia"/>
-        </w:rPr>
-        <w:t>Parament:function</w:t>
-      </w:r>
-      <w:proofErr w:type="gramEnd"/>
-      <w:r>
-        <w:rPr>
-          <w:rFonts w:hint="eastAsia"/>
-        </w:rPr>
-        <w:t>:Operator</w:t>
-      </w:r>
-      <w:proofErr w:type="spellEnd"/>
-      <w:r>
-        <w:rPr>
-          <w:rFonts w:hint="eastAsia"/>
-        </w:rPr>
-        <w:t xml:space="preserve"> Method</w:t>
-      </w:r>
-    </w:p>
-    <w:p>
-      <w:r>
-        <w:rPr>
-          <w:rFonts w:hint="eastAsia"/>
-        </w:rPr>
-        <w:t xml:space="preserve">        </w:t>
-      </w:r>
-      <w:proofErr w:type="spellStart"/>
-      <w:proofErr w:type="gramStart"/>
-      <w:r>
-        <w:rPr>
-          <w:rFonts w:hint="eastAsia"/>
-        </w:rPr>
-        <w:t>Token:Stream</w:t>
-      </w:r>
-      <w:proofErr w:type="spellEnd"/>
-      <w:proofErr w:type="gramEnd"/>
-      <w:r>
-        <w:rPr>
-          <w:rFonts w:hint="eastAsia"/>
-        </w:rPr>
-        <w:t xml:space="preserve"> Number</w:t>
-      </w:r>
-    </w:p>
-    <w:p>
-      <w:pPr>
-        <w:pStyle w:val="4"/>
-      </w:pPr>
-      <w:r>
-        <w:rPr>
-          <w:rFonts w:hint="eastAsia"/>
-        </w:rPr>
-        <w:lastRenderedPageBreak/>
-        <w:t>3.4.2.2 Reply</w:t>
-      </w:r>
-    </w:p>
-    <w:p>
-      <w:r>
-        <w:t>{</w:t>
-      </w:r>
-    </w:p>
-    <w:p>
-      <w:r>
-        <w:t xml:space="preserve">    "code":0,</w:t>
-      </w:r>
-    </w:p>
-    <w:p>
-      <w:r>
-        <w:t xml:space="preserve">    "</w:t>
-      </w:r>
-      <w:proofErr w:type="spellStart"/>
-      <w:r>
-        <w:t>msg":"success</w:t>
-      </w:r>
-      <w:proofErr w:type="spellEnd"/>
-      <w:r>
-        <w:t>"</w:t>
-      </w:r>
-    </w:p>
-    <w:p>
-      <w:r>
-        <w:t>}</w:t>
-      </w:r>
-    </w:p>
-    <w:p>
-      <w:pPr>
-        <w:pStyle w:val="3"/>
-      </w:pPr>
-      <w:bookmarkStart w:id="42" w:name="_Toc195085208"/>
-      <w:r>
-        <w:rPr>
-          <w:rFonts w:hint="eastAsia"/>
-        </w:rPr>
-        <w:t>3.4.3 Enum</w:t>
-      </w:r>
-      <w:bookmarkEnd w:id="42"/>
-    </w:p>
-    <w:p>
-      <w:pPr>
-        <w:ind w:firstLine="420"/>
-      </w:pPr>
-      <w:r>
-        <w:rPr>
-          <w:rFonts w:hint="eastAsia"/>
-        </w:rPr>
-        <w:t xml:space="preserve">Can be </w:t>
-      </w:r>
-      <w:proofErr w:type="spellStart"/>
-      <w:r>
-        <w:rPr>
-          <w:rFonts w:hint="eastAsia"/>
-        </w:rPr>
-        <w:t>enum</w:t>
-      </w:r>
-      <w:proofErr w:type="spellEnd"/>
-      <w:r>
-        <w:rPr>
-          <w:rFonts w:hint="eastAsia"/>
-        </w:rPr>
-        <w:t xml:space="preserve"> all play list</w:t>
-      </w:r>
-    </w:p>
-    <w:p>
-      <w:pPr>
-        <w:pStyle w:val="4"/>
-      </w:pPr>
-      <w:r>
-        <w:rPr>
-          <w:rFonts w:hint="eastAsia"/>
-        </w:rPr>
-        <w:t>3.4.3.1 Request</w:t>
-      </w:r>
-    </w:p>
-    <w:p>
-      <w:proofErr w:type="spellStart"/>
-      <w:proofErr w:type="gramStart"/>
-      <w:r>
-        <w:rPr>
-          <w:rFonts w:hint="eastAsia"/>
-        </w:rPr>
-        <w:t>Interface:HTTP</w:t>
-      </w:r>
-      <w:proofErr w:type="spellEnd"/>
-      <w:proofErr w:type="gramEnd"/>
-    </w:p>
-    <w:p>
-      <w:proofErr w:type="spellStart"/>
-      <w:proofErr w:type="gramStart"/>
-      <w:r>
-        <w:rPr>
-          <w:rFonts w:hint="eastAsia"/>
-        </w:rPr>
-        <w:t>Method:GET</w:t>
-      </w:r>
-      <w:proofErr w:type="spellEnd"/>
-      <w:proofErr w:type="gramEnd"/>
-    </w:p>
-    <w:p>
-      <w:proofErr w:type="spellStart"/>
-      <w:proofErr w:type="gramStart"/>
-      <w:r>
-        <w:rPr>
-          <w:rFonts w:hint="eastAsia"/>
-        </w:rPr>
-        <w:t>Address:http</w:t>
-      </w:r>
-      <w:proofErr w:type="spellEnd"/>
-      <w:r>
-        <w:rPr>
-          <w:rFonts w:hint="eastAsia"/>
-        </w:rPr>
-        <w:t>://127.0.0.1:5602/</w:t>
-      </w:r>
-      <w:proofErr w:type="spellStart"/>
-      <w:r>
-        <w:rPr>
-          <w:rFonts w:hint="eastAsia"/>
-        </w:rPr>
-        <w:t>api?function</w:t>
-      </w:r>
-      <w:proofErr w:type="spellEnd"/>
-      <w:r>
-        <w:rPr>
-          <w:rFonts w:hint="eastAsia"/>
-        </w:rPr>
-        <w:t>=list</w:t>
-      </w:r>
-      <w:proofErr w:type="gramEnd"/>
-    </w:p>
-    <w:p>
-      <w:proofErr w:type="spellStart"/>
-      <w:proofErr w:type="gramStart"/>
-      <w:r>
-        <w:rPr>
-          <w:rFonts w:hint="eastAsia"/>
-        </w:rPr>
-        <w:t>Parament:function</w:t>
-      </w:r>
-      <w:proofErr w:type="gramEnd"/>
-      <w:r>
-        <w:rPr>
-          <w:rFonts w:hint="eastAsia"/>
-        </w:rPr>
-        <w:t>:Operator</w:t>
-      </w:r>
-      <w:proofErr w:type="spellEnd"/>
-      <w:r>
-        <w:rPr>
-          <w:rFonts w:hint="eastAsia"/>
-        </w:rPr>
-        <w:t xml:space="preserve"> Method</w:t>
-      </w:r>
-    </w:p>
-    <w:p>
-      <w:pPr>
-        <w:pStyle w:val="4"/>
-      </w:pPr>
-      <w:r>
-        <w:rPr>
-          <w:rFonts w:hint="eastAsia"/>
-        </w:rPr>
-        <w:t>3.4.3.2 Reply</w:t>
-      </w:r>
-    </w:p>
-    <w:p>
-      <w:r>
-        <w:t>{</w:t>
-      </w:r>
-    </w:p>
-    <w:p>
-      <w:r>
-        <w:t xml:space="preserve">    "Array</w:t>
-      </w:r>
-      <w:proofErr w:type="gramStart"/>
-      <w:r>
-        <w:t>":[</w:t>
-      </w:r>
-      <w:proofErr w:type="gramEnd"/>
-    </w:p>
-    <w:p>
-      <w:r>
-        <w:t xml:space="preserve">        {</w:t>
-      </w:r>
-    </w:p>
-    <w:p>
-      <w:r>
-        <w:t xml:space="preserve">            "tszToken":"100010001"</w:t>
-      </w:r>
-      <w:r>
-        <w:rPr>
-          <w:rFonts w:hint="eastAsia"/>
-        </w:rPr>
-        <w:t>,</w:t>
-      </w:r>
-    </w:p>
-    <w:p>
-      <w:pPr>
-        <w:ind w:firstLineChars="600" w:firstLine="1260"/>
-      </w:pPr>
-      <w:r>
-        <w:t>"tszAVUrl":"rtsp://wowzaec2demo.streamlock.net/vod/mp4:BigBuckBunny_115k.mp4"</w:t>
-      </w:r>
-    </w:p>
-    <w:p>
-      <w:r>
-        <w:t xml:space="preserve">        }</w:t>
-      </w:r>
-    </w:p>
-    <w:p>
-      <w:r>
-        <w:t xml:space="preserve">    ],</w:t>
-      </w:r>
-    </w:p>
-    <w:p>
-      <w:r>
-        <w:t xml:space="preserve">    "Count":1,</w:t>
-      </w:r>
-    </w:p>
-    <w:p>
-      <w:r>
-        <w:t xml:space="preserve">    "code":0,</w:t>
-      </w:r>
-    </w:p>
-    <w:p>
-      <w:r>
-        <w:t xml:space="preserve">    "</w:t>
-      </w:r>
-      <w:proofErr w:type="spellStart"/>
-      <w:r>
-        <w:t>msg":"success</w:t>
-      </w:r>
-      <w:proofErr w:type="spellEnd"/>
-      <w:r>
-        <w:t>"</w:t>
-      </w:r>
-    </w:p>
-    <w:p>
-      <w:r>
-        <w:t>}</w:t>
-      </w:r>
-    </w:p>
-    <w:p>
-      <w:pPr>
-        <w:pStyle w:val="2"/>
-      </w:pPr>
-      <w:bookmarkStart w:id="43" w:name="_Toc195085209"/>
-      <w:r>
-        <w:rPr>
-          <w:rFonts w:hint="eastAsia"/>
-        </w:rPr>
-        <w:lastRenderedPageBreak/>
-        <w:t>3.5 HTTP Management API</w:t>
-      </w:r>
-      <w:bookmarkEnd w:id="43"/>
-    </w:p>
-    <w:p>
-      <w:pPr>
-        <w:pStyle w:val="3"/>
-      </w:pPr>
-      <w:bookmarkStart w:id="44" w:name="_Toc195085210"/>
-      <w:r>
-        <w:rPr>
-          <w:rFonts w:hint="eastAsia"/>
-        </w:rPr>
-        <w:t>3.5.1 Get Publish List</w:t>
+      <w:bookmarkStart w:id="44" w:name="_Toc21127"/>
+      <w:bookmarkStart w:id="45" w:name="_Toc213425012"/>
+      <w:r>
+        <w:rPr>
+          <w:rFonts w:hint="eastAsia"/>
+        </w:rPr>
+        <w:t>4.1.1 basic configure</w:t>
       </w:r>
       <w:bookmarkEnd w:id="44"/>
-    </w:p>
-    <w:p>
-      <w:pPr>
-        <w:pStyle w:val="4"/>
-      </w:pPr>
-      <w:r>
-        <w:rPr>
-          <w:rFonts w:hint="eastAsia"/>
-        </w:rPr>
-        <w:t>3.5.1.1 Request</w:t>
-      </w:r>
-    </w:p>
-    <w:p>
-      <w:proofErr w:type="spellStart"/>
-      <w:proofErr w:type="gramStart"/>
-      <w:r>
-        <w:rPr>
-          <w:rFonts w:hint="eastAsia"/>
-        </w:rPr>
-        <w:t>Interface:HTTP</w:t>
-      </w:r>
-      <w:proofErr w:type="spellEnd"/>
-      <w:proofErr w:type="gramEnd"/>
-    </w:p>
-    <w:p>
-      <w:proofErr w:type="spellStart"/>
-      <w:proofErr w:type="gramStart"/>
-      <w:r>
-        <w:rPr>
-          <w:rFonts w:hint="eastAsia"/>
-        </w:rPr>
-        <w:t>Method:GET</w:t>
-      </w:r>
-      <w:proofErr w:type="spellEnd"/>
-      <w:proofErr w:type="gramEnd"/>
-    </w:p>
-    <w:p>
-      <w:proofErr w:type="spellStart"/>
-      <w:proofErr w:type="gramStart"/>
-      <w:r>
-        <w:rPr>
-          <w:rFonts w:hint="eastAsia"/>
-        </w:rPr>
-        <w:t>Address:http</w:t>
-      </w:r>
-      <w:proofErr w:type="spellEnd"/>
-      <w:r>
-        <w:rPr>
-          <w:rFonts w:hint="eastAsia"/>
-        </w:rPr>
-        <w:t>://127.0.0.1:5600/</w:t>
-      </w:r>
-      <w:proofErr w:type="spellStart"/>
-      <w:r>
-        <w:rPr>
-          <w:rFonts w:hint="eastAsia"/>
-        </w:rPr>
-        <w:t>api?function</w:t>
-      </w:r>
-      <w:proofErr w:type="spellEnd"/>
-      <w:r>
-        <w:rPr>
-          <w:rFonts w:hint="eastAsia"/>
-        </w:rPr>
-        <w:t>=</w:t>
-      </w:r>
-      <w:proofErr w:type="spellStart"/>
-      <w:r>
-        <w:rPr>
-          <w:rFonts w:hint="eastAsia"/>
-        </w:rPr>
-        <w:t>publish&amp;method</w:t>
-      </w:r>
-      <w:proofErr w:type="spellEnd"/>
-      <w:r>
-        <w:rPr>
-          <w:rFonts w:hint="eastAsia"/>
-        </w:rPr>
-        <w:t>=get</w:t>
-      </w:r>
-      <w:proofErr w:type="gramEnd"/>
-    </w:p>
-    <w:p>
-      <w:pPr>
-        <w:pStyle w:val="4"/>
-      </w:pPr>
-      <w:r>
-        <w:rPr>
-          <w:rFonts w:hint="eastAsia"/>
-        </w:rPr>
-        <w:t>3.5.1.2 Reply</w:t>
-      </w:r>
-    </w:p>
-    <w:p>
-      <w:r>
-        <w:rPr>
-          <w:rFonts w:hint="eastAsia"/>
-        </w:rPr>
-        <w:t>{</w:t>
-      </w:r>
-    </w:p>
-    <w:p>
-      <w:r>
-        <w:rPr>
-          <w:rFonts w:hint="eastAsia"/>
-        </w:rPr>
-        <w:t xml:space="preserve">    "Array</w:t>
-      </w:r>
-      <w:proofErr w:type="gramStart"/>
-      <w:r>
-        <w:rPr>
-          <w:rFonts w:hint="eastAsia"/>
-        </w:rPr>
-        <w:t>":[</w:t>
-      </w:r>
-      <w:proofErr w:type="gramEnd"/>
-    </w:p>
-    <w:p>
-      <w:r>
-        <w:rPr>
-          <w:rFonts w:hint="eastAsia"/>
-        </w:rPr>
-        <w:t xml:space="preserve">        {</w:t>
-      </w:r>
-    </w:p>
-    <w:p>
-      <w:r>
-        <w:rPr>
-          <w:rFonts w:hint="eastAsia"/>
-        </w:rPr>
-        <w:t xml:space="preserve">            "enStreamType":3,</w:t>
-      </w:r>
-    </w:p>
-    <w:p>
-      <w:r>
-        <w:rPr>
-          <w:rFonts w:hint="eastAsia"/>
-        </w:rPr>
-        <w:t xml:space="preserve">            "nClientCount":0,</w:t>
-      </w:r>
-    </w:p>
-    <w:p>
-      <w:r>
-        <w:rPr>
-          <w:rFonts w:hint="eastAsia"/>
-        </w:rPr>
-        <w:t xml:space="preserve">            "</w:t>
-      </w:r>
-      <w:proofErr w:type="spellStart"/>
-      <w:proofErr w:type="gramStart"/>
-      <w:r>
-        <w:rPr>
-          <w:rFonts w:hint="eastAsia"/>
-        </w:rPr>
-        <w:t>st</w:t>
-      </w:r>
-      <w:proofErr w:type="gramEnd"/>
-      <w:r>
-        <w:rPr>
-          <w:rFonts w:hint="eastAsia"/>
-        </w:rPr>
-        <w:t>_AudioInfo</w:t>
-      </w:r>
-      <w:proofErr w:type="spellEnd"/>
-      <w:proofErr w:type="gramStart"/>
-      <w:r>
-        <w:rPr>
-          <w:rFonts w:hint="eastAsia"/>
-        </w:rPr>
-        <w:t>":{</w:t>
-      </w:r>
-      <w:proofErr w:type="gramEnd"/>
-    </w:p>
-    <w:p>
-      <w:r>
-        <w:rPr>
-          <w:rFonts w:hint="eastAsia"/>
-        </w:rPr>
-        <w:t xml:space="preserve">                "</w:t>
-      </w:r>
-      <w:proofErr w:type="spellStart"/>
-      <w:r>
-        <w:rPr>
-          <w:rFonts w:hint="eastAsia"/>
-        </w:rPr>
-        <w:t>bEnable</w:t>
-      </w:r>
-      <w:proofErr w:type="spellEnd"/>
-      <w:proofErr w:type="gramStart"/>
-      <w:r>
-        <w:rPr>
-          <w:rFonts w:hint="eastAsia"/>
-        </w:rPr>
-        <w:t>":true</w:t>
-      </w:r>
-      <w:proofErr w:type="gramEnd"/>
-      <w:r>
-        <w:rPr>
-          <w:rFonts w:hint="eastAsia"/>
-        </w:rPr>
-        <w:t>,</w:t>
-      </w:r>
-    </w:p>
-    <w:p>
-      <w:r>
-        <w:rPr>
-          <w:rFonts w:hint="eastAsia"/>
-        </w:rPr>
-        <w:t xml:space="preserve">                "enAVCodec":10,</w:t>
-      </w:r>
-    </w:p>
-    <w:p>
-      <w:r>
-        <w:rPr>
-          <w:rFonts w:hint="eastAsia"/>
-        </w:rPr>
-        <w:t xml:space="preserve">                "nBitRate":160,</w:t>
-      </w:r>
-    </w:p>
-    <w:p>
-      <w:r>
-        <w:rPr>
-          <w:rFonts w:hint="eastAsia"/>
-        </w:rPr>
-        <w:t xml:space="preserve">                "nChannel":2,</w:t>
-      </w:r>
-    </w:p>
-    <w:p>
-      <w:r>
-        <w:rPr>
-          <w:rFonts w:hint="eastAsia"/>
-        </w:rPr>
-        <w:t xml:space="preserve">                "nSampleFmt":16,</w:t>
-      </w:r>
-    </w:p>
-    <w:p>
-      <w:r>
-        <w:rPr>
-          <w:rFonts w:hint="eastAsia"/>
-        </w:rPr>
-        <w:t xml:space="preserve">                "nSampleRate":48000</w:t>
-      </w:r>
-    </w:p>
-    <w:p>
-      <w:r>
-        <w:rPr>
-          <w:rFonts w:hint="eastAsia"/>
-        </w:rPr>
-        <w:t xml:space="preserve">            },</w:t>
-      </w:r>
-    </w:p>
-    <w:p>
-      <w:r>
-        <w:rPr>
-          <w:rFonts w:hint="eastAsia"/>
-        </w:rPr>
-        <w:t xml:space="preserve">            "</w:t>
-      </w:r>
-      <w:proofErr w:type="spellStart"/>
-      <w:proofErr w:type="gramStart"/>
-      <w:r>
-        <w:rPr>
-          <w:rFonts w:hint="eastAsia"/>
-        </w:rPr>
-        <w:t>st</w:t>
-      </w:r>
-      <w:proofErr w:type="gramEnd"/>
-      <w:r>
-        <w:rPr>
-          <w:rFonts w:hint="eastAsia"/>
-        </w:rPr>
-        <w:t>_VideoInfo</w:t>
-      </w:r>
-      <w:proofErr w:type="spellEnd"/>
-      <w:proofErr w:type="gramStart"/>
-      <w:r>
-        <w:rPr>
-          <w:rFonts w:hint="eastAsia"/>
-        </w:rPr>
-        <w:t>":{</w:t>
-      </w:r>
-      <w:proofErr w:type="gramEnd"/>
-    </w:p>
-    <w:p>
-      <w:r>
-        <w:rPr>
-          <w:rFonts w:hint="eastAsia"/>
-        </w:rPr>
-        <w:t xml:space="preserve">                "</w:t>
-      </w:r>
-      <w:proofErr w:type="spellStart"/>
-      <w:r>
-        <w:rPr>
-          <w:rFonts w:hint="eastAsia"/>
-        </w:rPr>
-        <w:t>bEnable</w:t>
-      </w:r>
-      <w:proofErr w:type="spellEnd"/>
-      <w:proofErr w:type="gramStart"/>
-      <w:r>
-        <w:rPr>
-          <w:rFonts w:hint="eastAsia"/>
-        </w:rPr>
-        <w:t>":true</w:t>
-      </w:r>
-      <w:proofErr w:type="gramEnd"/>
-      <w:r>
-        <w:rPr>
-          <w:rFonts w:hint="eastAsia"/>
-        </w:rPr>
-        <w:t>,</w:t>
-      </w:r>
-    </w:p>
-    <w:p>
-      <w:r>
-        <w:rPr>
-          <w:rFonts w:hint="eastAsia"/>
-        </w:rPr>
-        <w:t xml:space="preserve">                "enAVCodec":7,</w:t>
-      </w:r>
-    </w:p>
-    <w:p>
-      <w:r>
-        <w:rPr>
-          <w:rFonts w:hint="eastAsia"/>
-        </w:rPr>
-        <w:t xml:space="preserve">                "nBitRate":5950,</w:t>
-      </w:r>
-    </w:p>
-    <w:p>
-      <w:r>
-        <w:rPr>
-          <w:rFonts w:hint="eastAsia"/>
-        </w:rPr>
-        <w:t xml:space="preserve">                "nFrameRate":30,</w:t>
-      </w:r>
-    </w:p>
-    <w:p>
-      <w:r>
-        <w:rPr>
-          <w:rFonts w:hint="eastAsia"/>
-        </w:rPr>
-        <w:t xml:space="preserve">                "nHeight":1080,</w:t>
-      </w:r>
-    </w:p>
-    <w:p>
-      <w:r>
-        <w:rPr>
-          <w:rFonts w:hint="eastAsia"/>
-        </w:rPr>
-        <w:t xml:space="preserve">                "nWidth":1920</w:t>
-      </w:r>
-    </w:p>
-    <w:p>
-      <w:r>
-        <w:rPr>
-          <w:rFonts w:hint="eastAsia"/>
-        </w:rPr>
-        <w:t xml:space="preserve">            },</w:t>
-      </w:r>
-    </w:p>
-    <w:p>
-      <w:r>
-        <w:rPr>
-          <w:rFonts w:hint="eastAsia"/>
-        </w:rPr>
-        <w:t xml:space="preserve">            "</w:t>
-      </w:r>
-      <w:proofErr w:type="spellStart"/>
-      <w:r>
-        <w:rPr>
-          <w:rFonts w:hint="eastAsia"/>
-        </w:rPr>
-        <w:t>tszSMSAddr</w:t>
-      </w:r>
-      <w:proofErr w:type="spellEnd"/>
-      <w:r>
-        <w:rPr>
-          <w:rFonts w:hint="eastAsia"/>
-        </w:rPr>
-        <w:t>":"live/qyt"</w:t>
-      </w:r>
-    </w:p>
-    <w:p>
-      <w:r>
-        <w:rPr>
-          <w:rFonts w:hint="eastAsia"/>
-        </w:rPr>
-        <w:t xml:space="preserve">        }</w:t>
-      </w:r>
-    </w:p>
-    <w:p>
-      <w:r>
-        <w:rPr>
-          <w:rFonts w:hint="eastAsia"/>
-        </w:rPr>
-        <w:t xml:space="preserve">    ],</w:t>
-      </w:r>
-    </w:p>
-    <w:p>
-      <w:r>
-        <w:rPr>
-          <w:rFonts w:hint="eastAsia"/>
-        </w:rPr>
-        <w:t xml:space="preserve">    "code":0,</w:t>
-      </w:r>
-    </w:p>
-    <w:p>
-      <w:r>
-        <w:rPr>
-          <w:rFonts w:hint="eastAsia"/>
-        </w:rPr>
-        <w:t xml:space="preserve">    "</w:t>
-      </w:r>
-      <w:proofErr w:type="spellStart"/>
-      <w:r>
-        <w:rPr>
-          <w:rFonts w:hint="eastAsia"/>
-        </w:rPr>
-        <w:t>msg":"success</w:t>
-      </w:r>
-      <w:proofErr w:type="spellEnd"/>
-      <w:r>
-        <w:rPr>
-          <w:rFonts w:hint="eastAsia"/>
-        </w:rPr>
-        <w:t>"</w:t>
-      </w:r>
-    </w:p>
-    <w:p>
-      <w:r>
-        <w:rPr>
-          <w:rFonts w:hint="eastAsia"/>
-        </w:rPr>
-        <w:t>}</w:t>
-      </w:r>
-    </w:p>
-    <w:p>
-      <w:pPr>
-        <w:pStyle w:val="3"/>
-      </w:pPr>
-      <w:bookmarkStart w:id="45" w:name="_Toc195085211"/>
-      <w:r>
-        <w:rPr>
-          <w:rFonts w:hint="eastAsia"/>
-        </w:rPr>
-        <w:lastRenderedPageBreak/>
-        <w:t>3.5.2 Get Pull List</w:t>
-      </w:r>
       <w:bookmarkEnd w:id="45"/>
-    </w:p>
-    <w:p>
-      <w:pPr>
-        <w:pStyle w:val="4"/>
-      </w:pPr>
-      <w:r>
-        <w:rPr>
-          <w:rFonts w:hint="eastAsia"/>
-        </w:rPr>
-        <w:t>3.5.2.1 Request</w:t>
-      </w:r>
-    </w:p>
-    <w:p>
-      <w:proofErr w:type="spellStart"/>
-      <w:proofErr w:type="gramStart"/>
-      <w:r>
-        <w:rPr>
-          <w:rFonts w:hint="eastAsia"/>
-        </w:rPr>
-        <w:t>Interface:HTTP</w:t>
-      </w:r>
-      <w:proofErr w:type="spellEnd"/>
-      <w:proofErr w:type="gramEnd"/>
-    </w:p>
-    <w:p>
-      <w:proofErr w:type="spellStart"/>
-      <w:proofErr w:type="gramStart"/>
-      <w:r>
-        <w:rPr>
-          <w:rFonts w:hint="eastAsia"/>
-        </w:rPr>
-        <w:t>Method:GET</w:t>
-      </w:r>
-      <w:proofErr w:type="spellEnd"/>
-      <w:proofErr w:type="gramEnd"/>
-    </w:p>
-    <w:p>
-      <w:proofErr w:type="spellStart"/>
-      <w:proofErr w:type="gramStart"/>
-      <w:r>
-        <w:rPr>
-          <w:rFonts w:hint="eastAsia"/>
-        </w:rPr>
-        <w:t>Address:http</w:t>
-      </w:r>
-      <w:proofErr w:type="spellEnd"/>
-      <w:r>
-        <w:rPr>
-          <w:rFonts w:hint="eastAsia"/>
-        </w:rPr>
-        <w:t>://127.0.0.1:5600/</w:t>
-      </w:r>
-      <w:proofErr w:type="spellStart"/>
-      <w:r>
-        <w:rPr>
-          <w:rFonts w:hint="eastAsia"/>
-        </w:rPr>
-        <w:t>api?function</w:t>
-      </w:r>
-      <w:proofErr w:type="spellEnd"/>
-      <w:r>
-        <w:rPr>
-          <w:rFonts w:hint="eastAsia"/>
-        </w:rPr>
-        <w:t>=</w:t>
-      </w:r>
-      <w:proofErr w:type="spellStart"/>
-      <w:r>
-        <w:rPr>
-          <w:rFonts w:hint="eastAsia"/>
-        </w:rPr>
-        <w:t>pull&amp;method</w:t>
-      </w:r>
-      <w:proofErr w:type="spellEnd"/>
-      <w:r>
-        <w:rPr>
-          <w:rFonts w:hint="eastAsia"/>
-        </w:rPr>
-        <w:t>=get</w:t>
-      </w:r>
-      <w:proofErr w:type="gramEnd"/>
-    </w:p>
-    <w:p>
-      <w:pPr>
-        <w:pStyle w:val="4"/>
-      </w:pPr>
-      <w:r>
-        <w:rPr>
-          <w:rFonts w:hint="eastAsia"/>
-        </w:rPr>
-        <w:t>3.5.2.2 Reply</w:t>
-      </w:r>
-    </w:p>
-    <w:p>
-      <w:r>
-        <w:t>{</w:t>
-      </w:r>
-    </w:p>
-    <w:p>
-      <w:r>
-        <w:t xml:space="preserve">    "Array</w:t>
-      </w:r>
-      <w:proofErr w:type="gramStart"/>
-      <w:r>
-        <w:t>":[</w:t>
-      </w:r>
-      <w:proofErr w:type="gramEnd"/>
-    </w:p>
-    <w:p>
-      <w:r>
-        <w:t xml:space="preserve">        {</w:t>
-      </w:r>
-    </w:p>
-    <w:p>
-      <w:r>
-        <w:t xml:space="preserve">            "enStreamType":17,</w:t>
-      </w:r>
-    </w:p>
-    <w:p>
-      <w:r>
-        <w:t xml:space="preserve">            "tszPushAddr":"127.0.0.1:50795",</w:t>
-      </w:r>
-    </w:p>
-    <w:p>
-      <w:r>
-        <w:t xml:space="preserve">            "</w:t>
-      </w:r>
-      <w:proofErr w:type="spellStart"/>
-      <w:r>
-        <w:t>tszSMSAddr</w:t>
-      </w:r>
-      <w:proofErr w:type="spellEnd"/>
-      <w:r>
-        <w:t>":"live/qyt"</w:t>
-      </w:r>
-    </w:p>
-    <w:p>
-      <w:r>
-        <w:t xml:space="preserve">        }</w:t>
-      </w:r>
-    </w:p>
-    <w:p>
-      <w:r>
-        <w:t xml:space="preserve">    ],</w:t>
-      </w:r>
-    </w:p>
-    <w:p>
-      <w:r>
-        <w:t xml:space="preserve">    "code":0,</w:t>
-      </w:r>
-    </w:p>
-    <w:p>
-      <w:r>
-        <w:t xml:space="preserve">    "</w:t>
-      </w:r>
-      <w:proofErr w:type="spellStart"/>
-      <w:r>
-        <w:t>msg":"success</w:t>
-      </w:r>
-      <w:proofErr w:type="spellEnd"/>
-      <w:r>
-        <w:t>"</w:t>
-      </w:r>
-    </w:p>
-    <w:p>
-      <w:r>
-        <w:t>}</w:t>
-      </w:r>
-    </w:p>
-    <w:p>
-      <w:pPr>
-        <w:pStyle w:val="1"/>
-      </w:pPr>
-      <w:bookmarkStart w:id="46" w:name="_Toc195085212"/>
-      <w:r>
-        <w:rPr>
-          <w:rFonts w:hint="eastAsia"/>
-        </w:rPr>
-        <w:t>四</w:t>
-      </w:r>
-      <w:r>
-        <w:rPr>
-          <w:rFonts w:hint="eastAsia"/>
-        </w:rPr>
-        <w:t xml:space="preserve"> </w:t>
-      </w:r>
-      <w:bookmarkEnd w:id="38"/>
-      <w:r>
-        <w:rPr>
-          <w:rFonts w:hint="eastAsia"/>
-        </w:rPr>
-        <w:t>Configure Description</w:t>
-      </w:r>
-      <w:bookmarkEnd w:id="46"/>
-    </w:p>
-    <w:p>
-      <w:pPr>
-        <w:pStyle w:val="2"/>
-      </w:pPr>
-      <w:bookmarkStart w:id="47" w:name="_Toc195085213"/>
-      <w:r>
-        <w:rPr>
-          <w:rFonts w:hint="eastAsia"/>
-        </w:rPr>
-        <w:t>4.1 Service Configure</w:t>
-      </w:r>
-      <w:bookmarkEnd w:id="47"/>
-    </w:p>
-    <w:p>
-      <w:r>
-        <w:rPr>
-          <w:rFonts w:hint="eastAsia"/>
-        </w:rPr>
-        <w:t xml:space="preserve">Basic Configure </w:t>
-      </w:r>
-      <w:proofErr w:type="gramStart"/>
-      <w:r>
-        <w:rPr>
-          <w:rFonts w:hint="eastAsia"/>
-        </w:rPr>
-        <w:t>File:XEngine</w:t>
-      </w:r>
-      <w:proofErr w:type="gramEnd"/>
-      <w:r>
-        <w:rPr>
-          <w:rFonts w:hint="eastAsia"/>
-        </w:rPr>
-        <w:t>_Config.json</w:t>
-      </w:r>
-    </w:p>
-    <w:p>
-      <w:pPr>
-        <w:pStyle w:val="3"/>
-      </w:pPr>
-      <w:bookmarkStart w:id="48" w:name="_Toc21127"/>
-      <w:bookmarkStart w:id="49" w:name="_Toc195085214"/>
-      <w:r>
-        <w:rPr>
-          <w:rFonts w:hint="eastAsia"/>
-        </w:rPr>
-        <w:t>4.1.1 basic configure</w:t>
-      </w:r>
-      <w:bookmarkEnd w:id="48"/>
-      <w:bookmarkEnd w:id="49"/>
     </w:p>
     <w:p>
       <w:pPr>
@@ -12026,8 +11170,8 @@
       <w:pPr>
         <w:pStyle w:val="3"/>
       </w:pPr>
-      <w:bookmarkStart w:id="50" w:name="_Toc9614"/>
-      <w:bookmarkStart w:id="51" w:name="_Toc195085215"/>
+      <w:bookmarkStart w:id="46" w:name="_Toc9614"/>
+      <w:bookmarkStart w:id="47" w:name="_Toc213425013"/>
       <w:r>
         <w:rPr>
           <w:rFonts w:hint="eastAsia"/>
@@ -12035,8 +11179,8 @@
         <w:lastRenderedPageBreak/>
         <w:t>4.1.2 Max Configure</w:t>
       </w:r>
-      <w:bookmarkEnd w:id="50"/>
-      <w:bookmarkEnd w:id="51"/>
+      <w:bookmarkEnd w:id="46"/>
+      <w:bookmarkEnd w:id="47"/>
     </w:p>
     <w:p>
       <w:proofErr w:type="spellStart"/>
@@ -12242,16 +11386,16 @@
       <w:pPr>
         <w:pStyle w:val="3"/>
       </w:pPr>
-      <w:bookmarkStart w:id="52" w:name="_Toc8838"/>
-      <w:bookmarkStart w:id="53" w:name="_Toc195085216"/>
+      <w:bookmarkStart w:id="48" w:name="_Toc8838"/>
+      <w:bookmarkStart w:id="49" w:name="_Toc213425014"/>
       <w:r>
         <w:rPr>
           <w:rFonts w:hint="eastAsia"/>
         </w:rPr>
         <w:t>4.1.3 Time Configure</w:t>
       </w:r>
-      <w:bookmarkEnd w:id="52"/>
-      <w:bookmarkEnd w:id="53"/>
+      <w:bookmarkEnd w:id="48"/>
+      <w:bookmarkEnd w:id="49"/>
     </w:p>
     <w:p>
       <w:proofErr w:type="spellStart"/>
@@ -12401,7 +11545,7 @@
         </w:rPr>
         <w:t>nJT1078Timeout:1078 Client Timeout</w:t>
       </w:r>
-      <w:bookmarkStart w:id="54" w:name="_Toc17763"/>
+      <w:bookmarkStart w:id="50" w:name="_Toc17763"/>
     </w:p>
     <w:p>
       <w:pPr>
@@ -12431,14 +11575,14 @@
       <w:pPr>
         <w:pStyle w:val="3"/>
       </w:pPr>
-      <w:bookmarkStart w:id="55" w:name="_Toc195085217"/>
+      <w:bookmarkStart w:id="51" w:name="_Toc213425015"/>
       <w:r>
         <w:rPr>
           <w:rFonts w:hint="eastAsia"/>
         </w:rPr>
         <w:t>4.1.4 Pull Configure</w:t>
       </w:r>
-      <w:bookmarkEnd w:id="55"/>
+      <w:bookmarkEnd w:id="51"/>
     </w:p>
     <w:p>
       <w:proofErr w:type="spellStart"/>
@@ -12826,15 +11970,15 @@
       <w:pPr>
         <w:pStyle w:val="3"/>
       </w:pPr>
-      <w:bookmarkStart w:id="56" w:name="_Toc195085218"/>
+      <w:bookmarkStart w:id="52" w:name="_Toc213425016"/>
       <w:r>
         <w:rPr>
           <w:rFonts w:hint="eastAsia"/>
         </w:rPr>
         <w:t>4.1.5 Log Configure</w:t>
       </w:r>
-      <w:bookmarkEnd w:id="54"/>
-      <w:bookmarkEnd w:id="56"/>
+      <w:bookmarkEnd w:id="50"/>
+      <w:bookmarkEnd w:id="52"/>
     </w:p>
     <w:p>
       <w:proofErr w:type="spellStart"/>
@@ -12961,22 +12105,13 @@
           <w:ilvl w:val="0"/>
           <w:numId w:val="3"/>
         </w:numPr>
-        <w:rPr>
-          <w:rFonts w:hint="eastAsia"/>
-        </w:rPr>
-      </w:pPr>
-      <w:proofErr w:type="spellStart"/>
-      <w:r>
-        <w:rPr>
-          <w:rFonts w:hint="eastAsia"/>
-        </w:rPr>
-        <w:t>LogType:</w:t>
-      </w:r>
-      <w:r>
-        <w:rPr>
-          <w:rFonts w:hint="eastAsia"/>
-        </w:rPr>
-        <w:t>print</w:t>
+      </w:pPr>
+      <w:proofErr w:type="spellStart"/>
+      <w:r>
+        <w:rPr>
+          <w:rFonts w:hint="eastAsia"/>
+        </w:rPr>
+        <w:t>LogType:print</w:t>
       </w:r>
       <w:proofErr w:type="spellEnd"/>
       <w:r>
@@ -12990,7 +12125,7 @@
       <w:pPr>
         <w:pStyle w:val="3"/>
       </w:pPr>
-      <w:bookmarkStart w:id="57" w:name="_Toc195085219"/>
+      <w:bookmarkStart w:id="53" w:name="_Toc213425017"/>
       <w:r>
         <w:rPr>
           <w:rFonts w:hint="eastAsia"/>
@@ -12998,7 +12133,7 @@
         <w:lastRenderedPageBreak/>
         <w:t>5.1.6 Report Configure</w:t>
       </w:r>
-      <w:bookmarkEnd w:id="57"/>
+      <w:bookmarkEnd w:id="53"/>
     </w:p>
     <w:p>
       <w:proofErr w:type="spellStart"/>
@@ -13098,9 +12233,208 @@
     </w:p>
     <w:p>
       <w:pPr>
+        <w:pStyle w:val="3"/>
+      </w:pPr>
+      <w:bookmarkStart w:id="54" w:name="_Toc211353515"/>
+      <w:bookmarkStart w:id="55" w:name="_Toc213425018"/>
+      <w:r>
+        <w:rPr>
+          <w:rFonts w:hint="eastAsia"/>
+        </w:rPr>
+        <w:t>5</w:t>
+      </w:r>
+      <w:r>
+        <w:rPr>
+          <w:rFonts w:hint="eastAsia"/>
+        </w:rPr>
+        <w:t>.1.</w:t>
+      </w:r>
+      <w:r>
+        <w:rPr>
+          <w:rFonts w:hint="eastAsia"/>
+        </w:rPr>
+        <w:t>7</w:t>
+      </w:r>
+      <w:r>
+        <w:rPr>
+          <w:rFonts w:hint="eastAsia"/>
+        </w:rPr>
+        <w:t xml:space="preserve"> User Verification</w:t>
+      </w:r>
+      <w:bookmarkEnd w:id="54"/>
+      <w:bookmarkEnd w:id="55"/>
+    </w:p>
+    <w:p>
+      <w:proofErr w:type="spellStart"/>
+      <w:r>
+        <w:t>XVerification</w:t>
+      </w:r>
+      <w:proofErr w:type="spellEnd"/>
+      <w:r>
+        <w:rPr>
+          <w:rFonts w:hint="eastAsia"/>
+        </w:rPr>
+        <w:t xml:space="preserve"> Configure</w:t>
+      </w:r>
+    </w:p>
+    <w:p>
+      <w:pPr>
+        <w:numPr>
+          <w:ilvl w:val="0"/>
+          <w:numId w:val="3"/>
+        </w:numPr>
+      </w:pPr>
+      <w:proofErr w:type="spellStart"/>
+      <w:r>
+        <w:t>tszUserName</w:t>
+      </w:r>
+      <w:r>
+        <w:rPr>
+          <w:rFonts w:hint="eastAsia"/>
+        </w:rPr>
+        <w:t>:user</w:t>
+      </w:r>
+      <w:proofErr w:type="spellEnd"/>
+      <w:r>
+        <w:rPr>
+          <w:rFonts w:hint="eastAsia"/>
+        </w:rPr>
+        <w:t xml:space="preserve"> </w:t>
+      </w:r>
+    </w:p>
+    <w:p>
+      <w:pPr>
+        <w:numPr>
+          <w:ilvl w:val="0"/>
+          <w:numId w:val="3"/>
+        </w:numPr>
+      </w:pPr>
+      <w:proofErr w:type="spellStart"/>
+      <w:proofErr w:type="gramStart"/>
+      <w:r>
+        <w:t>tszUserPass</w:t>
+      </w:r>
+      <w:r>
+        <w:rPr>
+          <w:rFonts w:hint="eastAsia"/>
+        </w:rPr>
+        <w:t>:pass</w:t>
+      </w:r>
+      <w:proofErr w:type="spellEnd"/>
+      <w:proofErr w:type="gramEnd"/>
+    </w:p>
+    <w:p>
+      <w:pPr>
+        <w:pStyle w:val="ae"/>
+        <w:numPr>
+          <w:ilvl w:val="0"/>
+          <w:numId w:val="3"/>
+        </w:numPr>
+        <w:wordWrap w:val="0"/>
+        <w:ind w:firstLineChars="0"/>
+      </w:pPr>
+      <w:proofErr w:type="spellStart"/>
+      <w:proofErr w:type="gramStart"/>
+      <w:r>
+        <w:t>tszAPIAuth</w:t>
+      </w:r>
+      <w:r>
+        <w:rPr>
+          <w:rFonts w:hint="eastAsia"/>
+        </w:rPr>
+        <w:t>:verification</w:t>
+      </w:r>
+      <w:proofErr w:type="spellEnd"/>
+      <w:proofErr w:type="gramEnd"/>
+      <w:r>
+        <w:rPr>
+          <w:rFonts w:hint="eastAsia"/>
+        </w:rPr>
+        <w:t xml:space="preserve"> </w:t>
+      </w:r>
+      <w:proofErr w:type="spellStart"/>
+      <w:r>
+        <w:rPr>
+          <w:rFonts w:hint="eastAsia"/>
+        </w:rPr>
+        <w:t>api</w:t>
+      </w:r>
+      <w:proofErr w:type="spellEnd"/>
+      <w:r>
+        <w:rPr>
+          <w:rFonts w:hint="eastAsia"/>
+        </w:rPr>
+        <w:t xml:space="preserve"> address</w:t>
+      </w:r>
+      <w:r>
+        <w:t xml:space="preserve"> </w:t>
+      </w:r>
+    </w:p>
+    <w:p>
+      <w:pPr>
+        <w:pStyle w:val="ae"/>
+        <w:numPr>
+          <w:ilvl w:val="0"/>
+          <w:numId w:val="3"/>
+        </w:numPr>
+        <w:wordWrap w:val="0"/>
+        <w:ind w:firstLineChars="0"/>
+      </w:pPr>
+      <w:proofErr w:type="spellStart"/>
+      <w:proofErr w:type="gramStart"/>
+      <w:r>
+        <w:t>nVType</w:t>
+      </w:r>
+      <w:r>
+        <w:rPr>
+          <w:rFonts w:hint="eastAsia"/>
+        </w:rPr>
+        <w:t>:verification</w:t>
+      </w:r>
+      <w:proofErr w:type="spellEnd"/>
+      <w:proofErr w:type="gramEnd"/>
+      <w:r>
+        <w:rPr>
+          <w:rFonts w:hint="eastAsia"/>
+        </w:rPr>
+        <w:t xml:space="preserve"> type,1 is basic,2 is digest</w:t>
+      </w:r>
+    </w:p>
+    <w:p>
+      <w:pPr>
+        <w:pStyle w:val="ae"/>
+        <w:numPr>
+          <w:ilvl w:val="0"/>
+          <w:numId w:val="3"/>
+        </w:numPr>
+        <w:wordWrap w:val="0"/>
+        <w:ind w:firstLineChars="0"/>
+      </w:pPr>
+      <w:proofErr w:type="spellStart"/>
+      <w:proofErr w:type="gramStart"/>
+      <w:r>
+        <w:t>bEnable</w:t>
+      </w:r>
+      <w:r>
+        <w:rPr>
+          <w:rFonts w:hint="eastAsia"/>
+        </w:rPr>
+        <w:t>:whether</w:t>
+      </w:r>
+      <w:proofErr w:type="spellEnd"/>
+      <w:proofErr w:type="gramEnd"/>
+      <w:r>
+        <w:rPr>
+          <w:rFonts w:hint="eastAsia"/>
+        </w:rPr>
+        <w:t xml:space="preserve"> to enable</w:t>
+      </w:r>
+    </w:p>
+    <w:p>
+      <w:pPr>
         <w:pStyle w:val="1"/>
       </w:pPr>
-      <w:bookmarkStart w:id="58" w:name="_Toc195085220"/>
+      <w:bookmarkStart w:id="56" w:name="_Toc213425019"/>
       <w:r>
         <w:rPr>
           <w:rFonts w:hint="eastAsia"/>
@@ -13116,18 +12450,90 @@
       <w:r>
         <w:t>Advanced instructions</w:t>
       </w:r>
+      <w:bookmarkEnd w:id="56"/>
+    </w:p>
+    <w:p>
+      <w:pPr>
+        <w:pStyle w:val="2"/>
+      </w:pPr>
+      <w:bookmarkStart w:id="57" w:name="_Toc213425020"/>
+      <w:r>
+        <w:rPr>
+          <w:rFonts w:hint="eastAsia"/>
+        </w:rPr>
+        <w:t>5.1 GOP Cache</w:t>
+      </w:r>
+      <w:bookmarkEnd w:id="57"/>
+    </w:p>
+    <w:p>
+      <w:pPr>
+        <w:ind w:firstLineChars="200" w:firstLine="420"/>
+      </w:pPr>
+      <w:r>
+        <w:t>The GOP cache is not currently supported, so there will be a black screen problem when the client streams and plays. When an I frame is encountered, it can be played normally.</w:t>
+      </w:r>
+    </w:p>
+    <w:p>
+      <w:pPr>
+        <w:ind w:firstLineChars="200" w:firstLine="420"/>
+      </w:pPr>
+      <w:r>
+        <w:t>In other words, there is currently no delay.</w:t>
+      </w:r>
+    </w:p>
+    <w:p>
+      <w:pPr>
+        <w:ind w:firstLineChars="200" w:firstLine="420"/>
+      </w:pPr>
+      <w:r>
+        <w:t xml:space="preserve">GOP buffering will be implemented </w:t>
+      </w:r>
+      <w:r>
+        <w:rPr>
+          <w:rFonts w:hint="eastAsia"/>
+        </w:rPr>
+        <w:t>in future</w:t>
+      </w:r>
+    </w:p>
+    <w:p>
+      <w:pPr>
+        <w:pStyle w:val="2"/>
+      </w:pPr>
+      <w:bookmarkStart w:id="58" w:name="_Toc213425021"/>
+      <w:r>
+        <w:rPr>
+          <w:rFonts w:hint="eastAsia"/>
+        </w:rPr>
+        <w:t>5.2 First Play</w:t>
+      </w:r>
       <w:bookmarkEnd w:id="58"/>
     </w:p>
     <w:p>
       <w:pPr>
+        <w:ind w:firstLineChars="200" w:firstLine="420"/>
+      </w:pPr>
+      <w:r>
+        <w:t xml:space="preserve">Pre-pulled streams are now supported, and pre-pulled streams can be configured via a switch on each Pull, usually named </w:t>
+      </w:r>
+      <w:proofErr w:type="spellStart"/>
+      <w:r>
+        <w:t>bPre</w:t>
+      </w:r>
+      <w:proofErr w:type="spellEnd"/>
+      <w:r>
+        <w:t xml:space="preserve"> at the beginning.</w:t>
+      </w:r>
+    </w:p>
+    <w:p>
+      <w:pPr>
         <w:pStyle w:val="2"/>
       </w:pPr>
-      <w:bookmarkStart w:id="59" w:name="_Toc195085221"/>
-      <w:r>
-        <w:rPr>
-          <w:rFonts w:hint="eastAsia"/>
-        </w:rPr>
-        <w:t>5.1 GOP Cache</w:t>
+      <w:bookmarkStart w:id="59" w:name="_Toc213425022"/>
+      <w:r>
+        <w:rPr>
+          <w:rFonts w:hint="eastAsia"/>
+        </w:rPr>
+        <w:t>5.3 Stream Convert</w:t>
       </w:r>
       <w:bookmarkEnd w:id="59"/>
     </w:p>
@@ -13136,167 +12542,92 @@
         <w:ind w:firstLineChars="200" w:firstLine="420"/>
       </w:pPr>
       <w:r>
-        <w:t>The GOP cache is not currently supported, so there will be a black screen problem when the client streams and plays. When an I frame is encountered, it can be played normally.</w:t>
-      </w:r>
-    </w:p>
-    <w:p>
-      <w:pPr>
-        <w:ind w:firstLineChars="200" w:firstLine="420"/>
-      </w:pPr>
-      <w:r>
-        <w:t>In other words, there is currently no delay.</w:t>
-      </w:r>
-    </w:p>
-    <w:p>
-      <w:pPr>
-        <w:ind w:firstLineChars="200" w:firstLine="420"/>
-      </w:pPr>
-      <w:r>
-        <w:t xml:space="preserve">GOP buffering will be implemented </w:t>
-      </w:r>
-      <w:r>
-        <w:rPr>
-          <w:rFonts w:hint="eastAsia"/>
-        </w:rPr>
-        <w:t>in future</w:t>
+        <w:t xml:space="preserve">As one of the </w:t>
+      </w:r>
+      <w:r>
+        <w:rPr>
+          <w:rFonts w:hint="eastAsia"/>
+        </w:rPr>
+        <w:t xml:space="preserve">important </w:t>
+      </w:r>
+      <w:r>
+        <w:t xml:space="preserve">functions of </w:t>
+      </w:r>
+      <w:proofErr w:type="spellStart"/>
+      <w:r>
+        <w:t>XStream</w:t>
+      </w:r>
+      <w:proofErr w:type="spellEnd"/>
+      <w:r>
+        <w:t>, stream conversion is of great significance. It can convert push streaming protocols such as SRT, XSTREAM, and RTMP into other pull streaming protocols. For example, they can all be converted into Wait, it is convenient for users to deal with the problem of push and pull streaming protocol restrictions</w:t>
       </w:r>
     </w:p>
     <w:p>
       <w:pPr>
         <w:pStyle w:val="2"/>
       </w:pPr>
-      <w:bookmarkStart w:id="60" w:name="_Toc195085222"/>
-      <w:r>
-        <w:rPr>
-          <w:rFonts w:hint="eastAsia"/>
-        </w:rPr>
-        <w:t>5.2 First Play</w:t>
+      <w:bookmarkStart w:id="60" w:name="_Toc213425023"/>
+      <w:r>
+        <w:rPr>
+          <w:rFonts w:hint="eastAsia"/>
+        </w:rPr>
+        <w:lastRenderedPageBreak/>
+        <w:t>5.4 M3U8</w:t>
       </w:r>
       <w:bookmarkEnd w:id="60"/>
     </w:p>
     <w:p>
       <w:pPr>
-        <w:ind w:firstLineChars="200" w:firstLine="420"/>
-        <w:rPr>
-          <w:rFonts w:hint="eastAsia"/>
-        </w:rPr>
-      </w:pPr>
-      <w:r>
-        <w:t xml:space="preserve">Pre-pulled streams are now supported, and pre-pulled streams can be configured via a switch on each Pull, usually named </w:t>
-      </w:r>
-      <w:proofErr w:type="spellStart"/>
-      <w:r>
-        <w:t>bPre</w:t>
-      </w:r>
-      <w:proofErr w:type="spellEnd"/>
-      <w:r>
-        <w:t xml:space="preserve"> at the beginning.</w:t>
-      </w:r>
+        <w:ind w:firstLine="420"/>
+      </w:pPr>
+      <w:r>
+        <w:rPr>
+          <w:rFonts w:hint="eastAsia"/>
+        </w:rPr>
+        <w:t>Currently, the streaming media server does not support direct M3U8 pull, only support conversion. You can use third-party tools such as NGINX to pull streams.</w:t>
+      </w:r>
+    </w:p>
+    <w:p>
+      <w:pPr>
+        <w:ind w:firstLine="420"/>
+      </w:pPr>
+      <w:r>
+        <w:t>The duration set to 15 seconds is not necessarily 15 seconds, the key is the position of the key frame. Generally, it may be extended by a few seconds</w:t>
+      </w:r>
+    </w:p>
+    <w:p>
+      <w:pPr>
+        <w:pStyle w:val="1"/>
+      </w:pPr>
+      <w:bookmarkStart w:id="61" w:name="_Toc213425024"/>
+      <w:r>
+        <w:rPr>
+          <w:rFonts w:hint="eastAsia"/>
+        </w:rPr>
+        <w:t>appendix</w:t>
+      </w:r>
+      <w:bookmarkEnd w:id="61"/>
     </w:p>
     <w:p>
       <w:pPr>
         <w:pStyle w:val="2"/>
       </w:pPr>
-      <w:bookmarkStart w:id="61" w:name="_Toc195085223"/>
-      <w:r>
-        <w:rPr>
-          <w:rFonts w:hint="eastAsia"/>
-        </w:rPr>
-        <w:t>5.3 Stream Convert</w:t>
-      </w:r>
-      <w:bookmarkEnd w:id="61"/>
-    </w:p>
-    <w:p>
-      <w:pPr>
-        <w:ind w:firstLineChars="200" w:firstLine="420"/>
-      </w:pPr>
-      <w:r>
-        <w:t xml:space="preserve">As one of the </w:t>
-      </w:r>
-      <w:r>
-        <w:rPr>
-          <w:rFonts w:hint="eastAsia"/>
-        </w:rPr>
-        <w:t xml:space="preserve">important </w:t>
-      </w:r>
-      <w:r>
-        <w:t xml:space="preserve">functions of </w:t>
-      </w:r>
-      <w:proofErr w:type="spellStart"/>
-      <w:r>
-        <w:t>XStream</w:t>
-      </w:r>
-      <w:proofErr w:type="spellEnd"/>
-      <w:r>
-        <w:t>, stream conversion is of great significance. It can convert push streaming protocols such as SRT, XSTREAM, and RTMP into other pull streaming protocols. For example, they can all be converted into Wait, it is convenient for users to deal with the problem of push and pull streaming protocol restrictions</w:t>
-      </w:r>
-    </w:p>
-    <w:p>
-      <w:pPr>
-        <w:pStyle w:val="2"/>
-      </w:pPr>
-      <w:bookmarkStart w:id="62" w:name="_Toc195085224"/>
-      <w:r>
-        <w:rPr>
-          <w:rFonts w:hint="eastAsia"/>
-        </w:rPr>
-        <w:t>5.4 M3U8</w:t>
+      <w:bookmarkStart w:id="62" w:name="_Toc2198"/>
+      <w:bookmarkStart w:id="63" w:name="_Toc213425025"/>
+      <w:r>
+        <w:rPr>
+          <w:rFonts w:hint="eastAsia"/>
+        </w:rPr>
+        <w:t xml:space="preserve">Appendix </w:t>
       </w:r>
       <w:bookmarkEnd w:id="62"/>
-    </w:p>
-    <w:p>
-      <w:pPr>
-        <w:ind w:firstLine="420"/>
-      </w:pPr>
-      <w:r>
-        <w:rPr>
-          <w:rFonts w:hint="eastAsia"/>
-        </w:rPr>
-        <w:t>Currently, the streaming media server does not support direct M3U8 pull, only support conversion. You can use third-party tools such as NGINX to pull streams.</w:t>
-      </w:r>
-    </w:p>
-    <w:p>
-      <w:pPr>
-        <w:ind w:firstLine="420"/>
-      </w:pPr>
-      <w:r>
-        <w:t>The duration set to 15 seconds is not necessarily 15 seconds, the key is the position of the key frame. Generally, it may be extended by a few seconds</w:t>
-      </w:r>
-    </w:p>
-    <w:p>
-      <w:pPr>
-        <w:pStyle w:val="1"/>
-      </w:pPr>
-      <w:bookmarkStart w:id="63" w:name="_Toc195085225"/>
-      <w:r>
-        <w:rPr>
-          <w:rFonts w:hint="eastAsia"/>
-        </w:rPr>
-        <w:lastRenderedPageBreak/>
-        <w:t>appendix</w:t>
+      <w:r>
+        <w:rPr>
+          <w:rFonts w:hint="eastAsia"/>
+        </w:rPr>
+        <w:t>update log</w:t>
       </w:r>
       <w:bookmarkEnd w:id="63"/>
-    </w:p>
-    <w:p>
-      <w:pPr>
-        <w:pStyle w:val="2"/>
-      </w:pPr>
-      <w:bookmarkStart w:id="64" w:name="_Toc2198"/>
-      <w:bookmarkStart w:id="65" w:name="_Toc195085226"/>
-      <w:r>
-        <w:rPr>
-          <w:rFonts w:hint="eastAsia"/>
-        </w:rPr>
-        <w:t xml:space="preserve">Appendix </w:t>
-      </w:r>
-      <w:bookmarkEnd w:id="64"/>
-      <w:r>
-        <w:rPr>
-          <w:rFonts w:hint="eastAsia"/>
-        </w:rPr>
-        <w:t>update log</w:t>
-      </w:r>
-      <w:bookmarkEnd w:id="65"/>
     </w:p>
     <w:sectPr>
       <w:headerReference w:type="default" r:id="rId9"/>
@@ -15084,10 +14415,6 @@
 </file>
 
 <file path=customXml/item1.xml><?xml version="1.0" encoding="utf-8"?>
-<b:Sources xmlns:b="http://schemas.openxmlformats.org/officeDocument/2006/bibliography" xmlns="http://schemas.openxmlformats.org/officeDocument/2006/bibliography" SelectedStyle="\APASixthEditionOfficeOnline.xsl" StyleName="APA" Version="6"/>
-</file>
-
-<file path=customXml/item2.xml><?xml version="1.0" encoding="utf-8"?>
 <s:customData xmlns="http://www.wps.cn/officeDocument/2013/wpsCustomData" xmlns:s="http://www.wps.cn/officeDocument/2013/wpsCustomData">
   <customSectProps/>
   <customShpExts>
@@ -15096,18 +14423,22 @@
 </s:customData>
 </file>
 
+<file path=customXml/item2.xml><?xml version="1.0" encoding="utf-8"?>
+<b:Sources xmlns:b="http://schemas.openxmlformats.org/officeDocument/2006/bibliography" xmlns="http://schemas.openxmlformats.org/officeDocument/2006/bibliography" SelectedStyle="\APASixthEditionOfficeOnline.xsl" StyleName="APA" Version="6"/>
+</file>
+
 <file path=customXml/itemProps1.xml><?xml version="1.0" encoding="utf-8"?>
+<ds:datastoreItem xmlns:ds="http://schemas.openxmlformats.org/officeDocument/2006/customXml" ds:itemID="{B1977F7D-205B-4081-913C-38D41E755F92}">
+  <ds:schemaRefs>
+    <ds:schemaRef ds:uri="http://www.wps.cn/officeDocument/2013/wpsCustomData"/>
+  </ds:schemaRefs>
+</ds:datastoreItem>
+</file>
+
+<file path=customXml/itemProps2.xml><?xml version="1.0" encoding="utf-8"?>
 <ds:datastoreItem xmlns:ds="http://schemas.openxmlformats.org/officeDocument/2006/customXml" ds:itemID="{A3C42FEF-274B-4BDA-8559-31DB942021F2}">
   <ds:schemaRefs>
     <ds:schemaRef ds:uri="http://schemas.openxmlformats.org/officeDocument/2006/bibliography"/>
   </ds:schemaRefs>
 </ds:datastoreItem>
-</file>
-
-<file path=customXml/itemProps2.xml><?xml version="1.0" encoding="utf-8"?>
-<ds:datastoreItem xmlns:ds="http://schemas.openxmlformats.org/officeDocument/2006/customXml" ds:itemID="{B1977F7D-205B-4081-913C-38D41E755F92}">
-  <ds:schemaRefs>
-    <ds:schemaRef ds:uri="http://www.wps.cn/officeDocument/2013/wpsCustomData"/>
-  </ds:schemaRefs>
-</ds:datastoreItem>
 </file>